--- a/Javascript/Js_Module_01/Module_01_js.docx
+++ b/Javascript/Js_Module_01/Module_01_js.docx
@@ -165,7 +165,7 @@
           <w:r>
             <w:fldChar w:fldCharType="separate"/>
           </w:r>
-          <w:hyperlink w:anchor="_Toc228076970" w:history="1">
+          <w:hyperlink w:anchor="_Toc233811440" w:history="1">
             <w:r>
               <w:rPr>
                 <w:rStyle w:val="Hipervnculo"/>
@@ -206,7 +206,7 @@
                 <w:noProof/>
                 <w:webHidden/>
               </w:rPr>
-              <w:instrText xml:space="preserve"> PAGEREF _Toc228076970 \h </w:instrText>
+              <w:instrText xml:space="preserve"> PAGEREF _Toc233811440 \h </w:instrText>
             </w:r>
             <w:r>
               <w:rPr>
@@ -249,7 +249,7 @@
               <w:noProof/>
             </w:rPr>
           </w:pPr>
-          <w:hyperlink w:anchor="_Toc228076971" w:history="1">
+          <w:hyperlink w:anchor="_Toc233811441" w:history="1">
             <w:r>
               <w:rPr>
                 <w:rStyle w:val="Hipervnculo"/>
@@ -292,7 +292,7 @@
                 <w:noProof/>
                 <w:webHidden/>
               </w:rPr>
-              <w:instrText xml:space="preserve"> PAGEREF _Toc228076971 \h </w:instrText>
+              <w:instrText xml:space="preserve"> PAGEREF _Toc233811441 \h </w:instrText>
             </w:r>
             <w:r>
               <w:rPr>
@@ -312,7 +312,7 @@
                 <w:noProof/>
                 <w:webHidden/>
               </w:rPr>
-              <w:t>4</w:t>
+              <w:t>5</w:t>
             </w:r>
             <w:r>
               <w:rPr>
@@ -335,7 +335,7 @@
               <w:noProof/>
             </w:rPr>
           </w:pPr>
-          <w:hyperlink w:anchor="_Toc228076972" w:history="1">
+          <w:hyperlink w:anchor="_Toc233811442" w:history="1">
             <w:r>
               <w:rPr>
                 <w:rStyle w:val="Hipervnculo"/>
@@ -378,103 +378,7 @@
                 <w:noProof/>
                 <w:webHidden/>
               </w:rPr>
-              <w:instrText xml:space="preserve"> PAGEREF _Toc228076972 \h </w:instrText>
-            </w:r>
-            <w:r>
-              <w:rPr>
-                <w:noProof/>
-                <w:webHidden/>
-              </w:rPr>
-            </w:r>
-            <w:r>
-              <w:rPr>
-                <w:noProof/>
-                <w:webHidden/>
-              </w:rPr>
-              <w:fldChar w:fldCharType="separate"/>
-            </w:r>
-            <w:r>
-              <w:rPr>
-                <w:noProof/>
-                <w:webHidden/>
-              </w:rPr>
-              <w:t>6</w:t>
-            </w:r>
-            <w:r>
-              <w:rPr>
-                <w:noProof/>
-                <w:webHidden/>
-              </w:rPr>
-              <w:fldChar w:fldCharType="end"/>
-            </w:r>
-          </w:hyperlink>
-        </w:p>
-        <w:p>
-          <w:pPr>
-            <w:pStyle w:val="TDC3"/>
-            <w:tabs>
-              <w:tab w:val="left" w:pos="960"/>
-              <w:tab w:val="right" w:leader="dot" w:pos="8828"/>
-            </w:tabs>
-            <w:rPr>
-              <w:rFonts w:eastAsiaTheme="minorEastAsia"/>
-              <w:noProof/>
-            </w:rPr>
-          </w:pPr>
-          <w:hyperlink w:anchor="_Toc228076973" w:history="1">
-            <w:r>
-              <w:rPr>
-                <w:rStyle w:val="Hipervnculo"/>
-                <w:bCs/>
-                <w:noProof/>
-                <w:lang w:val="es-ES"/>
-              </w:rPr>
-              <w:t>A.</w:t>
-            </w:r>
-            <w:r>
-              <w:rPr>
-                <w:rFonts w:eastAsiaTheme="minorEastAsia"/>
-                <w:noProof/>
-              </w:rPr>
-              <w:tab/>
-            </w:r>
-            <w:r>
-              <w:rPr>
-                <w:rStyle w:val="Hipervnculo"/>
-                <w:noProof/>
-                <w:lang w:val="es-ES"/>
-              </w:rPr>
-              <w:t xml:space="preserve">Ejercicio </w:t>
-            </w:r>
-            <w:r>
-              <w:rPr>
-                <w:rStyle w:val="Hipervnculo"/>
-                <w:bCs/>
-                <w:noProof/>
-                <w:lang w:val="es-ES"/>
-              </w:rPr>
-              <w:t>00: La Puerta de Entrada</w:t>
-            </w:r>
-            <w:r>
-              <w:rPr>
-                <w:noProof/>
-                <w:webHidden/>
-              </w:rPr>
-              <w:tab/>
-            </w:r>
-            <w:r>
-              <w:rPr>
-                <w:noProof/>
-                <w:webHidden/>
-              </w:rPr>
-              <w:fldChar w:fldCharType="begin"/>
-            </w:r>
-            <w:r>
-              <w:rPr>
-                <w:noProof/>
-                <w:webHidden/>
-              </w:rPr>
-              <w:instrText xml:space="preserve"> PAGEREF _Toc228076973 \h </w:instrText>
+              <w:instrText xml:space="preserve"> PAGEREF _Toc233811442 \h </w:instrText>
             </w:r>
             <w:r>
               <w:rPr>
@@ -517,7 +421,121 @@
               <w:noProof/>
             </w:rPr>
           </w:pPr>
-          <w:hyperlink w:anchor="_Toc228076974" w:history="1">
+          <w:hyperlink w:anchor="_Toc233811443" w:history="1">
+            <w:r>
+              <w:rPr>
+                <w:rStyle w:val="Hipervnculo"/>
+                <w:bCs/>
+                <w:noProof/>
+                <w:lang w:val="es-ES"/>
+              </w:rPr>
+              <w:t>A.</w:t>
+            </w:r>
+            <w:r>
+              <w:rPr>
+                <w:rFonts w:eastAsiaTheme="minorEastAsia"/>
+                <w:noProof/>
+              </w:rPr>
+              <w:tab/>
+            </w:r>
+            <w:r>
+              <w:rPr>
+                <w:rStyle w:val="Hipervnculo"/>
+                <w:noProof/>
+                <w:lang w:val="es-ES"/>
+              </w:rPr>
+              <w:t xml:space="preserve">Ejercicio </w:t>
+            </w:r>
+            <w:r>
+              <w:rPr>
+                <w:rStyle w:val="Hipervnculo"/>
+                <w:bCs/>
+                <w:noProof/>
+                <w:lang w:val="es-ES"/>
+              </w:rPr>
+              <w:t xml:space="preserve">00: La </w:t>
+            </w:r>
+            <w:r>
+              <w:rPr>
+                <w:rStyle w:val="Hipervnculo"/>
+                <w:bCs/>
+                <w:noProof/>
+                <w:lang w:val="es-ES"/>
+              </w:rPr>
+              <w:t>P</w:t>
+            </w:r>
+            <w:r>
+              <w:rPr>
+                <w:rStyle w:val="Hipervnculo"/>
+                <w:bCs/>
+                <w:noProof/>
+                <w:lang w:val="es-ES"/>
+              </w:rPr>
+              <w:t>uerta de Entrada</w:t>
+            </w:r>
+            <w:r>
+              <w:rPr>
+                <w:noProof/>
+                <w:webHidden/>
+              </w:rPr>
+              <w:tab/>
+            </w:r>
+            <w:r>
+              <w:rPr>
+                <w:noProof/>
+                <w:webHidden/>
+              </w:rPr>
+              <w:fldChar w:fldCharType="begin"/>
+            </w:r>
+            <w:r>
+              <w:rPr>
+                <w:noProof/>
+                <w:webHidden/>
+              </w:rPr>
+              <w:instrText xml:space="preserve"> PAGEREF _Toc233811443 \h </w:instrText>
+            </w:r>
+            <w:r>
+              <w:rPr>
+                <w:noProof/>
+                <w:webHidden/>
+              </w:rPr>
+            </w:r>
+            <w:r>
+              <w:rPr>
+                <w:noProof/>
+                <w:webHidden/>
+              </w:rPr>
+              <w:fldChar w:fldCharType="separate"/>
+            </w:r>
+            <w:r>
+              <w:rPr>
+                <w:noProof/>
+                <w:webHidden/>
+              </w:rPr>
+              <w:t>8</w:t>
+            </w:r>
+            <w:r>
+              <w:rPr>
+                <w:noProof/>
+                <w:webHidden/>
+              </w:rPr>
+              <w:fldChar w:fldCharType="end"/>
+            </w:r>
+          </w:hyperlink>
+        </w:p>
+        <w:p>
+          <w:pPr>
+            <w:pStyle w:val="TDC3"/>
+            <w:tabs>
+              <w:tab w:val="left" w:pos="960"/>
+              <w:tab w:val="right" w:leader="dot" w:pos="8828"/>
+            </w:tabs>
+            <w:rPr>
+              <w:rFonts w:eastAsiaTheme="minorEastAsia"/>
+              <w:noProof/>
+            </w:rPr>
+          </w:pPr>
+          <w:hyperlink w:anchor="_Toc233811444" w:history="1">
             <w:r>
               <w:rPr>
                 <w:rStyle w:val="Hipervnculo"/>
@@ -569,7 +587,7 @@
                 <w:noProof/>
                 <w:webHidden/>
               </w:rPr>
-              <w:instrText xml:space="preserve"> PAGEREF _Toc228076974 \h </w:instrText>
+              <w:instrText xml:space="preserve"> PAGEREF _Toc233811444 \h </w:instrText>
             </w:r>
             <w:r>
               <w:rPr>
@@ -589,7 +607,7 @@
                 <w:noProof/>
                 <w:webHidden/>
               </w:rPr>
-              <w:t>8</w:t>
+              <w:t>9</w:t>
             </w:r>
             <w:r>
               <w:rPr>
@@ -612,7 +630,7 @@
               <w:noProof/>
             </w:rPr>
           </w:pPr>
-          <w:hyperlink w:anchor="_Toc228076975" w:history="1">
+          <w:hyperlink w:anchor="_Toc233811445" w:history="1">
             <w:r>
               <w:rPr>
                 <w:rStyle w:val="Hipervnculo"/>
@@ -662,7 +680,7 @@
                 <w:noProof/>
                 <w:webHidden/>
               </w:rPr>
-              <w:instrText xml:space="preserve"> PAGEREF _Toc228076975 \h </w:instrText>
+              <w:instrText xml:space="preserve"> PAGEREF _Toc233811445 \h </w:instrText>
             </w:r>
             <w:r>
               <w:rPr>
@@ -682,7 +700,7 @@
                 <w:noProof/>
                 <w:webHidden/>
               </w:rPr>
-              <w:t>9</w:t>
+              <w:t>10</w:t>
             </w:r>
             <w:r>
               <w:rPr>
@@ -705,7 +723,7 @@
               <w:noProof/>
             </w:rPr>
           </w:pPr>
-          <w:hyperlink w:anchor="_Toc228076976" w:history="1">
+          <w:hyperlink w:anchor="_Toc233811446" w:history="1">
             <w:r>
               <w:rPr>
                 <w:rStyle w:val="Hipervnculo"/>
@@ -756,7 +774,7 @@
                 <w:noProof/>
                 <w:webHidden/>
               </w:rPr>
-              <w:instrText xml:space="preserve"> PAGEREF _Toc228076976 \h </w:instrText>
+              <w:instrText xml:space="preserve"> PAGEREF _Toc233811446 \h </w:instrText>
             </w:r>
             <w:r>
               <w:rPr>
@@ -776,7 +794,7 @@
                 <w:noProof/>
                 <w:webHidden/>
               </w:rPr>
-              <w:t>10</w:t>
+              <w:t>11</w:t>
             </w:r>
             <w:r>
               <w:rPr>
@@ -799,7 +817,7 @@
               <w:noProof/>
             </w:rPr>
           </w:pPr>
-          <w:hyperlink w:anchor="_Toc228076977" w:history="1">
+          <w:hyperlink w:anchor="_Toc233811447" w:history="1">
             <w:r>
               <w:rPr>
                 <w:rStyle w:val="Hipervnculo"/>
@@ -851,7 +869,7 @@
                 <w:noProof/>
                 <w:webHidden/>
               </w:rPr>
-              <w:instrText xml:space="preserve"> PAGEREF _Toc228076977 \h </w:instrText>
+              <w:instrText xml:space="preserve"> PAGEREF _Toc233811447 \h </w:instrText>
             </w:r>
             <w:r>
               <w:rPr>
@@ -871,7 +889,7 @@
                 <w:noProof/>
                 <w:webHidden/>
               </w:rPr>
-              <w:t>11</w:t>
+              <w:t>12</w:t>
             </w:r>
             <w:r>
               <w:rPr>
@@ -894,7 +912,7 @@
               <w:noProof/>
             </w:rPr>
           </w:pPr>
-          <w:hyperlink w:anchor="_Toc228076978" w:history="1">
+          <w:hyperlink w:anchor="_Toc233811448" w:history="1">
             <w:r>
               <w:rPr>
                 <w:rStyle w:val="Hipervnculo"/>
@@ -937,7 +955,7 @@
                 <w:noProof/>
                 <w:webHidden/>
               </w:rPr>
-              <w:instrText xml:space="preserve"> PAGEREF _Toc228076978 \h </w:instrText>
+              <w:instrText xml:space="preserve"> PAGEREF _Toc233811448 \h </w:instrText>
             </w:r>
             <w:r>
               <w:rPr>
@@ -957,7 +975,7 @@
                 <w:noProof/>
                 <w:webHidden/>
               </w:rPr>
-              <w:t>12</w:t>
+              <w:t>13</w:t>
             </w:r>
             <w:r>
               <w:rPr>
@@ -980,7 +998,7 @@
               <w:noProof/>
             </w:rPr>
           </w:pPr>
-          <w:hyperlink w:anchor="_Toc228076979" w:history="1">
+          <w:hyperlink w:anchor="_Toc233811449" w:history="1">
             <w:r>
               <w:rPr>
                 <w:rStyle w:val="Hipervnculo"/>
@@ -1021,7 +1039,7 @@
                 <w:noProof/>
                 <w:webHidden/>
               </w:rPr>
-              <w:instrText xml:space="preserve"> PAGEREF _Toc228076979 \h </w:instrText>
+              <w:instrText xml:space="preserve"> PAGEREF _Toc233811449 \h </w:instrText>
             </w:r>
             <w:r>
               <w:rPr>
@@ -1041,7 +1059,7 @@
                 <w:noProof/>
                 <w:webHidden/>
               </w:rPr>
-              <w:t>13</w:t>
+              <w:t>14</w:t>
             </w:r>
             <w:r>
               <w:rPr>
@@ -1088,7 +1106,7 @@
         </w:numPr>
         <w:ind w:left="714" w:hanging="357"/>
       </w:pPr>
-      <w:bookmarkStart w:id="0" w:name="_Toc228076970"/>
+      <w:bookmarkStart w:id="0" w:name="_Toc233811440"/>
       <w:r>
         <w:lastRenderedPageBreak/>
         <w:t>The Man of Steel Logic</w:t>
@@ -1100,31 +1118,16 @@
         <w:rPr>
           <w:b/>
           <w:bCs/>
-        </w:rPr>
-      </w:pPr>
-    </w:p>
-    <w:p>
-      <w:pPr>
-        <w:rPr>
-          <w:b/>
-          <w:bCs/>
-        </w:rPr>
-      </w:pPr>
-      <w:proofErr w:type="spellStart"/>
-      <w:r>
-        <w:rPr>
-          <w:b/>
-          <w:bCs/>
-        </w:rPr>
-        <w:t>Instrucciones</w:t>
-      </w:r>
-      <w:proofErr w:type="spellEnd"/>
-      <w:r>
-        <w:rPr>
-          <w:b/>
-          <w:bCs/>
-        </w:rPr>
-        <w:t xml:space="preserve"> Generales</w:t>
+          <w:lang w:val="es-ES"/>
+        </w:rPr>
+      </w:pPr>
+      <w:r>
+        <w:rPr>
+          <w:b/>
+          <w:bCs/>
+          <w:lang w:val="es-ES"/>
+        </w:rPr>
+        <w:t>Instrucciones Generales</w:t>
       </w:r>
     </w:p>
     <w:p>
@@ -1308,7 +1311,19 @@
         <w:rPr>
           <w:lang w:val="es-ES"/>
         </w:rPr>
-        <w:t xml:space="preserve"> con la configuración Google JavaScript Style Guide.</w:t>
+        <w:t xml:space="preserve"> con la configuración JavaScript St</w:t>
+      </w:r>
+      <w:r>
+        <w:rPr>
+          <w:lang w:val="es-ES"/>
+        </w:rPr>
+        <w:t>yle</w:t>
+      </w:r>
+      <w:r>
+        <w:rPr>
+          <w:lang w:val="es-ES"/>
+        </w:rPr>
+        <w:t>.</w:t>
       </w:r>
     </w:p>
     <w:p>
@@ -2142,6 +2157,3846 @@
     <w:p>
       <w:pPr>
         <w:pStyle w:val="Sinespaciado"/>
+        <w:rPr>
+          <w:b/>
+          <w:bCs/>
+          <w:lang w:val="es-ES"/>
+        </w:rPr>
+      </w:pPr>
+      <w:r>
+        <w:rPr>
+          <w:b/>
+          <w:bCs/>
+          <w:lang w:val="es-ES"/>
+        </w:rPr>
+        <w:t>Configuración</w:t>
+      </w:r>
+    </w:p>
+    <w:p>
+      <w:pPr>
+        <w:pStyle w:val="Sinespaciado"/>
+        <w:numPr>
+          <w:ilvl w:val="0"/>
+          <w:numId w:val="47"/>
+        </w:numPr>
+        <w:rPr>
+          <w:lang w:val="es-ES"/>
+        </w:rPr>
+      </w:pPr>
+      <w:proofErr w:type="spellStart"/>
+      <w:r>
+        <w:rPr>
+          <w:b/>
+          <w:bCs/>
+          <w:i/>
+          <w:iCs/>
+          <w:lang w:val="es-ES"/>
+        </w:rPr>
+        <w:t>npm</w:t>
+      </w:r>
+      <w:proofErr w:type="spellEnd"/>
+      <w:r>
+        <w:rPr>
+          <w:b/>
+          <w:bCs/>
+          <w:i/>
+          <w:iCs/>
+          <w:lang w:val="es-ES"/>
+        </w:rPr>
+        <w:t xml:space="preserve"> </w:t>
+      </w:r>
+      <w:proofErr w:type="spellStart"/>
+      <w:r>
+        <w:rPr>
+          <w:b/>
+          <w:bCs/>
+          <w:i/>
+          <w:iCs/>
+          <w:lang w:val="es-ES"/>
+        </w:rPr>
+        <w:t>init</w:t>
+      </w:r>
+      <w:proofErr w:type="spellEnd"/>
+      <w:r>
+        <w:rPr>
+          <w:b/>
+          <w:bCs/>
+          <w:i/>
+          <w:iCs/>
+          <w:lang w:val="es-ES"/>
+        </w:rPr>
+        <w:t xml:space="preserve"> -y</w:t>
+      </w:r>
+      <w:r>
+        <w:rPr>
+          <w:lang w:val="es-ES"/>
+        </w:rPr>
+        <w:t xml:space="preserve"> (Esto crea un archivo </w:t>
+      </w:r>
+      <w:proofErr w:type="spellStart"/>
+      <w:proofErr w:type="gramStart"/>
+      <w:r>
+        <w:rPr>
+          <w:lang w:val="es-ES"/>
+        </w:rPr>
+        <w:t>package.json</w:t>
+      </w:r>
+      <w:proofErr w:type="spellEnd"/>
+      <w:proofErr w:type="gramEnd"/>
+      <w:r>
+        <w:rPr>
+          <w:lang w:val="es-ES"/>
+        </w:rPr>
+        <w:t xml:space="preserve"> que gestiona tus dependencias).</w:t>
+      </w:r>
+    </w:p>
+    <w:p>
+      <w:pPr>
+        <w:pStyle w:val="Sinespaciado"/>
+        <w:numPr>
+          <w:ilvl w:val="0"/>
+          <w:numId w:val="47"/>
+        </w:numPr>
+        <w:rPr>
+          <w:lang w:val="es-ES"/>
+        </w:rPr>
+      </w:pPr>
+      <w:proofErr w:type="spellStart"/>
+      <w:r>
+        <w:rPr>
+          <w:b/>
+          <w:bCs/>
+          <w:i/>
+          <w:iCs/>
+          <w:lang w:val="es-ES"/>
+        </w:rPr>
+        <w:t>npm</w:t>
+      </w:r>
+      <w:proofErr w:type="spellEnd"/>
+      <w:r>
+        <w:rPr>
+          <w:b/>
+          <w:bCs/>
+          <w:i/>
+          <w:iCs/>
+          <w:lang w:val="es-ES"/>
+        </w:rPr>
+        <w:t xml:space="preserve"> </w:t>
+      </w:r>
+      <w:proofErr w:type="spellStart"/>
+      <w:r>
+        <w:rPr>
+          <w:b/>
+          <w:bCs/>
+          <w:i/>
+          <w:iCs/>
+          <w:lang w:val="es-ES"/>
+        </w:rPr>
+        <w:t>install</w:t>
+      </w:r>
+      <w:proofErr w:type="spellEnd"/>
+      <w:r>
+        <w:rPr>
+          <w:b/>
+          <w:bCs/>
+          <w:i/>
+          <w:iCs/>
+          <w:lang w:val="es-ES"/>
+        </w:rPr>
+        <w:t xml:space="preserve"> </w:t>
+      </w:r>
+      <w:proofErr w:type="spellStart"/>
+      <w:r>
+        <w:rPr>
+          <w:b/>
+          <w:bCs/>
+          <w:i/>
+          <w:iCs/>
+          <w:lang w:val="es-ES"/>
+        </w:rPr>
+        <w:t>eslint</w:t>
+      </w:r>
+      <w:proofErr w:type="spellEnd"/>
+      <w:r>
+        <w:rPr>
+          <w:b/>
+          <w:bCs/>
+          <w:i/>
+          <w:iCs/>
+          <w:lang w:val="es-ES"/>
+        </w:rPr>
+        <w:t xml:space="preserve"> --</w:t>
+      </w:r>
+      <w:proofErr w:type="spellStart"/>
+      <w:r>
+        <w:rPr>
+          <w:b/>
+          <w:bCs/>
+          <w:i/>
+          <w:iCs/>
+          <w:lang w:val="es-ES"/>
+        </w:rPr>
+        <w:t>save-dev</w:t>
+      </w:r>
+      <w:proofErr w:type="spellEnd"/>
+      <w:r>
+        <w:rPr>
+          <w:lang w:val="es-ES"/>
+        </w:rPr>
+        <w:t xml:space="preserve"> (Instalamos </w:t>
+      </w:r>
+      <w:proofErr w:type="spellStart"/>
+      <w:r>
+        <w:rPr>
+          <w:lang w:val="es-ES"/>
+        </w:rPr>
+        <w:t>ESLint</w:t>
+      </w:r>
+      <w:proofErr w:type="spellEnd"/>
+      <w:r>
+        <w:rPr>
+          <w:lang w:val="es-ES"/>
+        </w:rPr>
+        <w:t xml:space="preserve"> localmente).</w:t>
+      </w:r>
+    </w:p>
+    <w:p>
+      <w:pPr>
+        <w:pStyle w:val="Sinespaciado"/>
+        <w:numPr>
+          <w:ilvl w:val="0"/>
+          <w:numId w:val="47"/>
+        </w:numPr>
+        <w:rPr>
+          <w:lang w:val="es-ES"/>
+        </w:rPr>
+      </w:pPr>
+      <w:proofErr w:type="spellStart"/>
+      <w:r>
+        <w:rPr>
+          <w:b/>
+          <w:bCs/>
+          <w:i/>
+          <w:iCs/>
+          <w:lang w:val="es-ES"/>
+        </w:rPr>
+        <w:t>npx</w:t>
+      </w:r>
+      <w:proofErr w:type="spellEnd"/>
+      <w:r>
+        <w:rPr>
+          <w:b/>
+          <w:bCs/>
+          <w:i/>
+          <w:iCs/>
+          <w:lang w:val="es-ES"/>
+        </w:rPr>
+        <w:t xml:space="preserve"> </w:t>
+      </w:r>
+      <w:proofErr w:type="spellStart"/>
+      <w:r>
+        <w:rPr>
+          <w:b/>
+          <w:bCs/>
+          <w:i/>
+          <w:iCs/>
+          <w:lang w:val="es-ES"/>
+        </w:rPr>
+        <w:t>eslint</w:t>
+      </w:r>
+      <w:proofErr w:type="spellEnd"/>
+      <w:r>
+        <w:rPr>
+          <w:b/>
+          <w:bCs/>
+          <w:i/>
+          <w:iCs/>
+          <w:lang w:val="es-ES"/>
+        </w:rPr>
+        <w:t xml:space="preserve"> --</w:t>
+      </w:r>
+      <w:proofErr w:type="spellStart"/>
+      <w:r>
+        <w:rPr>
+          <w:b/>
+          <w:bCs/>
+          <w:i/>
+          <w:iCs/>
+          <w:lang w:val="es-ES"/>
+        </w:rPr>
+        <w:t>init</w:t>
+      </w:r>
+      <w:proofErr w:type="spellEnd"/>
+      <w:r>
+        <w:rPr>
+          <w:lang w:val="es-ES"/>
+        </w:rPr>
+        <w:t xml:space="preserve"> (Responde a las preguntas: elige "</w:t>
+      </w:r>
+      <w:proofErr w:type="spellStart"/>
+      <w:r>
+        <w:rPr>
+          <w:lang w:val="es-ES"/>
+        </w:rPr>
+        <w:t>To</w:t>
+      </w:r>
+      <w:proofErr w:type="spellEnd"/>
+      <w:r>
+        <w:rPr>
+          <w:lang w:val="es-ES"/>
+        </w:rPr>
+        <w:t xml:space="preserve"> </w:t>
+      </w:r>
+      <w:proofErr w:type="spellStart"/>
+      <w:r>
+        <w:rPr>
+          <w:lang w:val="es-ES"/>
+        </w:rPr>
+        <w:t>check</w:t>
+      </w:r>
+      <w:proofErr w:type="spellEnd"/>
+      <w:r>
+        <w:rPr>
+          <w:lang w:val="es-ES"/>
+        </w:rPr>
+        <w:t xml:space="preserve"> </w:t>
+      </w:r>
+      <w:proofErr w:type="spellStart"/>
+      <w:r>
+        <w:rPr>
+          <w:lang w:val="es-ES"/>
+        </w:rPr>
+        <w:t>syntax</w:t>
+      </w:r>
+      <w:proofErr w:type="spellEnd"/>
+      <w:r>
+        <w:rPr>
+          <w:lang w:val="es-ES"/>
+        </w:rPr>
+        <w:t xml:space="preserve">, </w:t>
+      </w:r>
+      <w:proofErr w:type="spellStart"/>
+      <w:r>
+        <w:rPr>
+          <w:lang w:val="es-ES"/>
+        </w:rPr>
+        <w:t>find</w:t>
+      </w:r>
+      <w:proofErr w:type="spellEnd"/>
+      <w:r>
+        <w:rPr>
+          <w:lang w:val="es-ES"/>
+        </w:rPr>
+        <w:t xml:space="preserve"> </w:t>
+      </w:r>
+      <w:proofErr w:type="spellStart"/>
+      <w:r>
+        <w:rPr>
+          <w:lang w:val="es-ES"/>
+        </w:rPr>
+        <w:t>problems</w:t>
+      </w:r>
+      <w:proofErr w:type="spellEnd"/>
+      <w:r>
+        <w:rPr>
+          <w:lang w:val="es-ES"/>
+        </w:rPr>
+        <w:t xml:space="preserve">, and </w:t>
+      </w:r>
+      <w:proofErr w:type="spellStart"/>
+      <w:r>
+        <w:rPr>
+          <w:lang w:val="es-ES"/>
+        </w:rPr>
+        <w:t>enforce</w:t>
+      </w:r>
+      <w:proofErr w:type="spellEnd"/>
+      <w:r>
+        <w:rPr>
+          <w:lang w:val="es-ES"/>
+        </w:rPr>
+        <w:t xml:space="preserve"> </w:t>
+      </w:r>
+      <w:proofErr w:type="spellStart"/>
+      <w:r>
+        <w:rPr>
+          <w:lang w:val="es-ES"/>
+        </w:rPr>
+        <w:t>code</w:t>
+      </w:r>
+      <w:proofErr w:type="spellEnd"/>
+      <w:r>
+        <w:rPr>
+          <w:lang w:val="es-ES"/>
+        </w:rPr>
+        <w:t xml:space="preserve"> </w:t>
+      </w:r>
+      <w:proofErr w:type="spellStart"/>
+      <w:r>
+        <w:rPr>
+          <w:lang w:val="es-ES"/>
+        </w:rPr>
+        <w:t>style</w:t>
+      </w:r>
+      <w:proofErr w:type="spellEnd"/>
+      <w:r>
+        <w:rPr>
+          <w:lang w:val="es-ES"/>
+        </w:rPr>
+        <w:t>", y selecciona "Google" cuando te pregunte por la guía de estilo).</w:t>
+      </w:r>
+    </w:p>
+    <w:p>
+      <w:pPr>
+        <w:pStyle w:val="Sinespaciado"/>
+        <w:rPr>
+          <w:lang w:val="es-ES"/>
+        </w:rPr>
+      </w:pPr>
+    </w:p>
+    <w:p>
+      <w:pPr>
+        <w:pStyle w:val="Sinespaciado"/>
+        <w:pageBreakBefore/>
+        <w:rPr>
+          <w:b/>
+          <w:bCs/>
+          <w:i/>
+          <w:iCs/>
+          <w:lang w:val="es-ES"/>
+        </w:rPr>
+      </w:pPr>
+      <w:r>
+        <w:rPr>
+          <w:b/>
+          <w:bCs/>
+          <w:i/>
+          <w:iCs/>
+          <w:lang w:val="es-ES"/>
+        </w:rPr>
+        <w:lastRenderedPageBreak/>
+        <w:t>Tutorial de Instalación</w:t>
+      </w:r>
+    </w:p>
+    <w:p>
+      <w:pPr>
+        <w:pStyle w:val="Sinespaciado"/>
+        <w:rPr>
+          <w:i/>
+          <w:iCs/>
+          <w:sz w:val="18"/>
+          <w:szCs w:val="18"/>
+          <w:lang w:val="es-ES"/>
+        </w:rPr>
+      </w:pPr>
+      <w:r>
+        <w:rPr>
+          <w:i/>
+          <w:iCs/>
+          <w:sz w:val="18"/>
+          <w:szCs w:val="18"/>
+          <w:lang w:val="es-ES"/>
+        </w:rPr>
+        <w:t xml:space="preserve">XXXX&gt; </w:t>
+      </w:r>
+      <w:proofErr w:type="spellStart"/>
+      <w:r>
+        <w:rPr>
+          <w:i/>
+          <w:iCs/>
+          <w:sz w:val="18"/>
+          <w:szCs w:val="18"/>
+          <w:lang w:val="es-ES"/>
+        </w:rPr>
+        <w:t>npx</w:t>
+      </w:r>
+      <w:proofErr w:type="spellEnd"/>
+      <w:r>
+        <w:rPr>
+          <w:i/>
+          <w:iCs/>
+          <w:sz w:val="18"/>
+          <w:szCs w:val="18"/>
+          <w:lang w:val="es-ES"/>
+        </w:rPr>
+        <w:t xml:space="preserve"> </w:t>
+      </w:r>
+      <w:proofErr w:type="spellStart"/>
+      <w:r>
+        <w:rPr>
+          <w:i/>
+          <w:iCs/>
+          <w:sz w:val="18"/>
+          <w:szCs w:val="18"/>
+          <w:lang w:val="es-ES"/>
+        </w:rPr>
+        <w:t>eslint</w:t>
+      </w:r>
+      <w:proofErr w:type="spellEnd"/>
+      <w:r>
+        <w:rPr>
+          <w:i/>
+          <w:iCs/>
+          <w:sz w:val="18"/>
+          <w:szCs w:val="18"/>
+          <w:lang w:val="es-ES"/>
+        </w:rPr>
+        <w:t xml:space="preserve"> --</w:t>
+      </w:r>
+      <w:proofErr w:type="spellStart"/>
+      <w:r>
+        <w:rPr>
+          <w:i/>
+          <w:iCs/>
+          <w:sz w:val="18"/>
+          <w:szCs w:val="18"/>
+          <w:lang w:val="es-ES"/>
+        </w:rPr>
+        <w:t>init</w:t>
+      </w:r>
+      <w:proofErr w:type="spellEnd"/>
+    </w:p>
+    <w:p>
+      <w:pPr>
+        <w:pStyle w:val="Sinespaciado"/>
+        <w:rPr>
+          <w:i/>
+          <w:iCs/>
+          <w:sz w:val="18"/>
+          <w:szCs w:val="18"/>
+        </w:rPr>
+      </w:pPr>
+      <w:r>
+        <w:rPr>
+          <w:i/>
+          <w:iCs/>
+          <w:sz w:val="18"/>
+          <w:szCs w:val="18"/>
+        </w:rPr>
+        <w:t>You can also run this command directly using '</w:t>
+      </w:r>
+      <w:proofErr w:type="spellStart"/>
+      <w:r>
+        <w:rPr>
+          <w:i/>
+          <w:iCs/>
+          <w:sz w:val="18"/>
+          <w:szCs w:val="18"/>
+        </w:rPr>
+        <w:t>npm</w:t>
+      </w:r>
+      <w:proofErr w:type="spellEnd"/>
+      <w:r>
+        <w:rPr>
+          <w:i/>
+          <w:iCs/>
+          <w:sz w:val="18"/>
+          <w:szCs w:val="18"/>
+        </w:rPr>
+        <w:t xml:space="preserve"> </w:t>
+      </w:r>
+      <w:proofErr w:type="spellStart"/>
+      <w:r>
+        <w:rPr>
+          <w:i/>
+          <w:iCs/>
+          <w:sz w:val="18"/>
+          <w:szCs w:val="18"/>
+        </w:rPr>
+        <w:t>init</w:t>
+      </w:r>
+      <w:proofErr w:type="spellEnd"/>
+      <w:r>
+        <w:rPr>
+          <w:i/>
+          <w:iCs/>
+          <w:sz w:val="18"/>
+          <w:szCs w:val="18"/>
+        </w:rPr>
+        <w:t xml:space="preserve"> @eslint/config@latest'.</w:t>
+      </w:r>
+    </w:p>
+    <w:p>
+      <w:pPr>
+        <w:pStyle w:val="Sinespaciado"/>
+        <w:rPr>
+          <w:i/>
+          <w:iCs/>
+          <w:sz w:val="18"/>
+          <w:szCs w:val="18"/>
+        </w:rPr>
+      </w:pPr>
+    </w:p>
+    <w:p>
+      <w:pPr>
+        <w:pStyle w:val="Sinespaciado"/>
+        <w:rPr>
+          <w:i/>
+          <w:iCs/>
+          <w:sz w:val="18"/>
+          <w:szCs w:val="18"/>
+        </w:rPr>
+      </w:pPr>
+      <w:r>
+        <w:rPr>
+          <w:i/>
+          <w:iCs/>
+          <w:sz w:val="18"/>
+          <w:szCs w:val="18"/>
+        </w:rPr>
+        <w:t xml:space="preserve">&gt; js_module_00@1.0.0 </w:t>
+      </w:r>
+      <w:proofErr w:type="spellStart"/>
+      <w:r>
+        <w:rPr>
+          <w:i/>
+          <w:iCs/>
+          <w:sz w:val="18"/>
+          <w:szCs w:val="18"/>
+        </w:rPr>
+        <w:t>npx</w:t>
+      </w:r>
+      <w:proofErr w:type="spellEnd"/>
+    </w:p>
+    <w:p>
+      <w:pPr>
+        <w:pStyle w:val="Sinespaciado"/>
+        <w:rPr>
+          <w:i/>
+          <w:iCs/>
+          <w:sz w:val="18"/>
+          <w:szCs w:val="18"/>
+        </w:rPr>
+      </w:pPr>
+      <w:r>
+        <w:rPr>
+          <w:i/>
+          <w:iCs/>
+          <w:sz w:val="18"/>
+          <w:szCs w:val="18"/>
+        </w:rPr>
+        <w:t>&gt; create-config</w:t>
+      </w:r>
+    </w:p>
+    <w:p>
+      <w:pPr>
+        <w:pStyle w:val="Sinespaciado"/>
+        <w:rPr>
+          <w:i/>
+          <w:iCs/>
+          <w:sz w:val="18"/>
+          <w:szCs w:val="18"/>
+        </w:rPr>
+      </w:pPr>
+    </w:p>
+    <w:p>
+      <w:pPr>
+        <w:pStyle w:val="Sinespaciado"/>
+        <w:rPr>
+          <w:i/>
+          <w:iCs/>
+          <w:sz w:val="18"/>
+          <w:szCs w:val="18"/>
+        </w:rPr>
+      </w:pPr>
+      <w:proofErr w:type="gramStart"/>
+      <w:r>
+        <w:rPr>
+          <w:i/>
+          <w:iCs/>
+          <w:sz w:val="18"/>
+          <w:szCs w:val="18"/>
+        </w:rPr>
+        <w:t>@eslint</w:t>
+      </w:r>
+      <w:proofErr w:type="gramEnd"/>
+      <w:r>
+        <w:rPr>
+          <w:i/>
+          <w:iCs/>
+          <w:sz w:val="18"/>
+          <w:szCs w:val="18"/>
+        </w:rPr>
+        <w:t>/create-config: v2.0.0</w:t>
+      </w:r>
+    </w:p>
+    <w:p>
+      <w:pPr>
+        <w:pStyle w:val="Sinespaciado"/>
+        <w:rPr>
+          <w:i/>
+          <w:iCs/>
+          <w:sz w:val="18"/>
+          <w:szCs w:val="18"/>
+        </w:rPr>
+      </w:pPr>
+      <w:r>
+        <w:rPr>
+          <w:i/>
+          <w:iCs/>
+          <w:sz w:val="18"/>
+          <w:szCs w:val="18"/>
+        </w:rPr>
+        <w:t xml:space="preserve">√ What do you want to lint? · </w:t>
+      </w:r>
+      <w:proofErr w:type="spellStart"/>
+      <w:proofErr w:type="gramStart"/>
+      <w:r>
+        <w:rPr>
+          <w:b/>
+          <w:bCs/>
+          <w:i/>
+          <w:iCs/>
+          <w:sz w:val="18"/>
+          <w:szCs w:val="18"/>
+        </w:rPr>
+        <w:t>javascript</w:t>
+      </w:r>
+      <w:proofErr w:type="spellEnd"/>
+      <w:proofErr w:type="gramEnd"/>
+    </w:p>
+    <w:p>
+      <w:pPr>
+        <w:pStyle w:val="Sinespaciado"/>
+        <w:rPr>
+          <w:i/>
+          <w:iCs/>
+          <w:sz w:val="18"/>
+          <w:szCs w:val="18"/>
+        </w:rPr>
+      </w:pPr>
+      <w:r>
+        <w:rPr>
+          <w:i/>
+          <w:iCs/>
+          <w:sz w:val="18"/>
+          <w:szCs w:val="18"/>
+        </w:rPr>
+        <w:t xml:space="preserve">√ How would you like to use </w:t>
+      </w:r>
+      <w:proofErr w:type="spellStart"/>
+      <w:r>
+        <w:rPr>
+          <w:i/>
+          <w:iCs/>
+          <w:sz w:val="18"/>
+          <w:szCs w:val="18"/>
+        </w:rPr>
+        <w:t>ESLint</w:t>
+      </w:r>
+      <w:proofErr w:type="spellEnd"/>
+      <w:r>
+        <w:rPr>
+          <w:i/>
+          <w:iCs/>
+          <w:sz w:val="18"/>
+          <w:szCs w:val="18"/>
+        </w:rPr>
+        <w:t xml:space="preserve">? · </w:t>
+      </w:r>
+      <w:proofErr w:type="gramStart"/>
+      <w:r>
+        <w:rPr>
+          <w:b/>
+          <w:bCs/>
+          <w:i/>
+          <w:iCs/>
+          <w:sz w:val="18"/>
+          <w:szCs w:val="18"/>
+        </w:rPr>
+        <w:t>problems</w:t>
+      </w:r>
+      <w:proofErr w:type="gramEnd"/>
+    </w:p>
+    <w:p>
+      <w:pPr>
+        <w:pStyle w:val="Sinespaciado"/>
+        <w:rPr>
+          <w:i/>
+          <w:iCs/>
+          <w:sz w:val="18"/>
+          <w:szCs w:val="18"/>
+        </w:rPr>
+      </w:pPr>
+      <w:r>
+        <w:rPr>
+          <w:i/>
+          <w:iCs/>
+          <w:sz w:val="18"/>
+          <w:szCs w:val="18"/>
+        </w:rPr>
+        <w:t xml:space="preserve">√ What type of modules does your project use? · </w:t>
+      </w:r>
+      <w:proofErr w:type="spellStart"/>
+      <w:proofErr w:type="gramStart"/>
+      <w:r>
+        <w:rPr>
+          <w:b/>
+          <w:bCs/>
+          <w:i/>
+          <w:iCs/>
+          <w:sz w:val="18"/>
+          <w:szCs w:val="18"/>
+        </w:rPr>
+        <w:t>esm</w:t>
+      </w:r>
+      <w:proofErr w:type="spellEnd"/>
+      <w:proofErr w:type="gramEnd"/>
+    </w:p>
+    <w:p>
+      <w:pPr>
+        <w:pStyle w:val="Sinespaciado"/>
+        <w:rPr>
+          <w:i/>
+          <w:iCs/>
+          <w:sz w:val="18"/>
+          <w:szCs w:val="18"/>
+        </w:rPr>
+      </w:pPr>
+      <w:r>
+        <w:rPr>
+          <w:i/>
+          <w:iCs/>
+          <w:sz w:val="18"/>
+          <w:szCs w:val="18"/>
+        </w:rPr>
+        <w:t xml:space="preserve">√ Which framework does your project use? · </w:t>
+      </w:r>
+      <w:proofErr w:type="gramStart"/>
+      <w:r>
+        <w:rPr>
+          <w:b/>
+          <w:bCs/>
+          <w:sz w:val="18"/>
+          <w:szCs w:val="18"/>
+        </w:rPr>
+        <w:t>none</w:t>
+      </w:r>
+      <w:proofErr w:type="gramEnd"/>
+    </w:p>
+    <w:p>
+      <w:pPr>
+        <w:pStyle w:val="Sinespaciado"/>
+        <w:rPr>
+          <w:i/>
+          <w:iCs/>
+          <w:sz w:val="18"/>
+          <w:szCs w:val="18"/>
+        </w:rPr>
+      </w:pPr>
+      <w:r>
+        <w:rPr>
+          <w:i/>
+          <w:iCs/>
+          <w:sz w:val="18"/>
+          <w:szCs w:val="18"/>
+        </w:rPr>
+        <w:t xml:space="preserve">√ Does your project use TypeScript? · </w:t>
+      </w:r>
+      <w:r>
+        <w:rPr>
+          <w:b/>
+          <w:bCs/>
+          <w:i/>
+          <w:iCs/>
+          <w:sz w:val="18"/>
+          <w:szCs w:val="18"/>
+        </w:rPr>
+        <w:t>No</w:t>
+      </w:r>
+      <w:r>
+        <w:rPr>
+          <w:i/>
+          <w:iCs/>
+          <w:sz w:val="18"/>
+          <w:szCs w:val="18"/>
+        </w:rPr>
+        <w:t xml:space="preserve"> / Yes</w:t>
+      </w:r>
+    </w:p>
+    <w:p>
+      <w:pPr>
+        <w:pStyle w:val="Sinespaciado"/>
+        <w:rPr>
+          <w:i/>
+          <w:iCs/>
+          <w:sz w:val="18"/>
+          <w:szCs w:val="18"/>
+        </w:rPr>
+      </w:pPr>
+      <w:r>
+        <w:rPr>
+          <w:i/>
+          <w:iCs/>
+          <w:sz w:val="18"/>
+          <w:szCs w:val="18"/>
+        </w:rPr>
+        <w:t xml:space="preserve">√ Where does your code run? · </w:t>
+      </w:r>
+      <w:proofErr w:type="gramStart"/>
+      <w:r>
+        <w:rPr>
+          <w:b/>
+          <w:bCs/>
+          <w:i/>
+          <w:iCs/>
+          <w:sz w:val="18"/>
+          <w:szCs w:val="18"/>
+        </w:rPr>
+        <w:t>node</w:t>
+      </w:r>
+      <w:proofErr w:type="gramEnd"/>
+    </w:p>
+    <w:p>
+      <w:pPr>
+        <w:pStyle w:val="Sinespaciado"/>
+        <w:rPr>
+          <w:i/>
+          <w:iCs/>
+          <w:sz w:val="18"/>
+          <w:szCs w:val="18"/>
+        </w:rPr>
+      </w:pPr>
+      <w:proofErr w:type="spellStart"/>
+      <w:r>
+        <w:rPr>
+          <w:i/>
+          <w:iCs/>
+          <w:sz w:val="18"/>
+          <w:szCs w:val="18"/>
+        </w:rPr>
+        <w:t>i</w:t>
+      </w:r>
+      <w:proofErr w:type="spellEnd"/>
+      <w:r>
+        <w:rPr>
+          <w:i/>
+          <w:iCs/>
+          <w:sz w:val="18"/>
+          <w:szCs w:val="18"/>
+        </w:rPr>
+        <w:t xml:space="preserve"> </w:t>
+      </w:r>
+      <w:proofErr w:type="gramStart"/>
+      <w:r>
+        <w:rPr>
+          <w:i/>
+          <w:iCs/>
+          <w:sz w:val="18"/>
+          <w:szCs w:val="18"/>
+        </w:rPr>
+        <w:t>The</w:t>
+      </w:r>
+      <w:proofErr w:type="gramEnd"/>
+      <w:r>
+        <w:rPr>
+          <w:i/>
+          <w:iCs/>
+          <w:sz w:val="18"/>
+          <w:szCs w:val="18"/>
+        </w:rPr>
+        <w:t xml:space="preserve"> config that you've selected requires the following dependencies:</w:t>
+      </w:r>
+    </w:p>
+    <w:p>
+      <w:pPr>
+        <w:pStyle w:val="Sinespaciado"/>
+        <w:rPr>
+          <w:i/>
+          <w:iCs/>
+          <w:sz w:val="18"/>
+          <w:szCs w:val="18"/>
+        </w:rPr>
+      </w:pPr>
+    </w:p>
+    <w:p>
+      <w:pPr>
+        <w:pStyle w:val="Sinespaciado"/>
+        <w:rPr>
+          <w:i/>
+          <w:iCs/>
+          <w:sz w:val="18"/>
+          <w:szCs w:val="18"/>
+        </w:rPr>
+      </w:pPr>
+      <w:proofErr w:type="spellStart"/>
+      <w:proofErr w:type="gramStart"/>
+      <w:r>
+        <w:rPr>
+          <w:i/>
+          <w:iCs/>
+          <w:sz w:val="18"/>
+          <w:szCs w:val="18"/>
+        </w:rPr>
+        <w:t>eslint</w:t>
+      </w:r>
+      <w:proofErr w:type="spellEnd"/>
+      <w:r>
+        <w:rPr>
+          <w:i/>
+          <w:iCs/>
+          <w:sz w:val="18"/>
+          <w:szCs w:val="18"/>
+        </w:rPr>
+        <w:t>, @</w:t>
+      </w:r>
+      <w:proofErr w:type="gramEnd"/>
+      <w:r>
+        <w:rPr>
+          <w:i/>
+          <w:iCs/>
+          <w:sz w:val="18"/>
+          <w:szCs w:val="18"/>
+        </w:rPr>
+        <w:t xml:space="preserve">eslint/js, </w:t>
+      </w:r>
+      <w:proofErr w:type="spellStart"/>
+      <w:r>
+        <w:rPr>
+          <w:i/>
+          <w:iCs/>
+          <w:sz w:val="18"/>
+          <w:szCs w:val="18"/>
+        </w:rPr>
+        <w:t>globals</w:t>
+      </w:r>
+      <w:proofErr w:type="spellEnd"/>
+    </w:p>
+    <w:p>
+      <w:pPr>
+        <w:pStyle w:val="Sinespaciado"/>
+        <w:rPr>
+          <w:i/>
+          <w:iCs/>
+          <w:sz w:val="18"/>
+          <w:szCs w:val="18"/>
+        </w:rPr>
+      </w:pPr>
+      <w:r>
+        <w:rPr>
+          <w:i/>
+          <w:iCs/>
+          <w:sz w:val="18"/>
+          <w:szCs w:val="18"/>
+        </w:rPr>
+        <w:t xml:space="preserve">√ Would you like to install them now? · No / </w:t>
+      </w:r>
+      <w:r>
+        <w:rPr>
+          <w:b/>
+          <w:bCs/>
+          <w:i/>
+          <w:iCs/>
+          <w:sz w:val="18"/>
+          <w:szCs w:val="18"/>
+        </w:rPr>
+        <w:t>Yes</w:t>
+      </w:r>
+    </w:p>
+    <w:p>
+      <w:pPr>
+        <w:pStyle w:val="Sinespaciado"/>
+        <w:rPr>
+          <w:i/>
+          <w:iCs/>
+          <w:sz w:val="18"/>
+          <w:szCs w:val="18"/>
+        </w:rPr>
+      </w:pPr>
+      <w:r>
+        <w:rPr>
+          <w:i/>
+          <w:iCs/>
+          <w:sz w:val="18"/>
+          <w:szCs w:val="18"/>
+        </w:rPr>
+        <w:t xml:space="preserve">√ Which package manager do you want to use? · </w:t>
+      </w:r>
+      <w:proofErr w:type="spellStart"/>
+      <w:proofErr w:type="gramStart"/>
+      <w:r>
+        <w:rPr>
+          <w:b/>
+          <w:bCs/>
+          <w:i/>
+          <w:iCs/>
+          <w:sz w:val="18"/>
+          <w:szCs w:val="18"/>
+        </w:rPr>
+        <w:t>npm</w:t>
+      </w:r>
+      <w:proofErr w:type="spellEnd"/>
+      <w:proofErr w:type="gramEnd"/>
+    </w:p>
+    <w:p>
+      <w:pPr>
+        <w:pStyle w:val="Sinespaciado"/>
+        <w:rPr>
+          <w:i/>
+          <w:iCs/>
+          <w:sz w:val="18"/>
+          <w:szCs w:val="18"/>
+        </w:rPr>
+      </w:pPr>
+      <w:r>
+        <w:rPr>
+          <w:rFonts w:ascii="Segoe UI Emoji" w:hAnsi="Segoe UI Emoji" w:cs="Segoe UI Emoji"/>
+          <w:i/>
+          <w:iCs/>
+          <w:sz w:val="18"/>
+          <w:szCs w:val="18"/>
+        </w:rPr>
+        <w:t>☕️</w:t>
+      </w:r>
+      <w:r>
+        <w:rPr>
+          <w:i/>
+          <w:iCs/>
+          <w:sz w:val="18"/>
+          <w:szCs w:val="18"/>
+        </w:rPr>
+        <w:t>Installing...</w:t>
+      </w:r>
+      <w:r>
+        <w:rPr>
+          <w:i/>
+          <w:iCs/>
+          <w:sz w:val="18"/>
+          <w:szCs w:val="18"/>
+        </w:rPr>
+        <w:t xml:space="preserve"> </w:t>
+      </w:r>
+      <w:r>
+        <w:rPr>
+          <w:i/>
+          <w:iCs/>
+          <w:sz w:val="18"/>
+          <w:szCs w:val="18"/>
+        </w:rPr>
+        <w:t xml:space="preserve">up to date, audited 72 packages in 1s 18 packages are looking for </w:t>
+      </w:r>
+      <w:proofErr w:type="gramStart"/>
+      <w:r>
+        <w:rPr>
+          <w:i/>
+          <w:iCs/>
+          <w:sz w:val="18"/>
+          <w:szCs w:val="18"/>
+        </w:rPr>
+        <w:t>funding  run</w:t>
+      </w:r>
+      <w:proofErr w:type="gramEnd"/>
+      <w:r>
+        <w:rPr>
+          <w:i/>
+          <w:iCs/>
+          <w:sz w:val="18"/>
+          <w:szCs w:val="18"/>
+        </w:rPr>
+        <w:t xml:space="preserve"> `</w:t>
+      </w:r>
+      <w:proofErr w:type="spellStart"/>
+      <w:r>
+        <w:rPr>
+          <w:i/>
+          <w:iCs/>
+          <w:sz w:val="18"/>
+          <w:szCs w:val="18"/>
+        </w:rPr>
+        <w:t>npm</w:t>
+      </w:r>
+      <w:proofErr w:type="spellEnd"/>
+      <w:r>
+        <w:rPr>
+          <w:i/>
+          <w:iCs/>
+          <w:sz w:val="18"/>
+          <w:szCs w:val="18"/>
+        </w:rPr>
+        <w:t xml:space="preserve"> fund` for details, found 0 vulnerabilities</w:t>
+      </w:r>
+    </w:p>
+    <w:p>
+      <w:pPr>
+        <w:pStyle w:val="Sinespaciado"/>
+        <w:rPr>
+          <w:i/>
+          <w:iCs/>
+          <w:sz w:val="18"/>
+          <w:szCs w:val="18"/>
+        </w:rPr>
+      </w:pPr>
+    </w:p>
+    <w:p>
+      <w:pPr>
+        <w:pStyle w:val="Sinespaciado"/>
+        <w:rPr>
+          <w:b/>
+          <w:bCs/>
+          <w:i/>
+          <w:iCs/>
+          <w:sz w:val="22"/>
+          <w:szCs w:val="22"/>
+          <w:lang w:val="es-ES"/>
+        </w:rPr>
+      </w:pPr>
+      <w:r>
+        <w:rPr>
+          <w:b/>
+          <w:bCs/>
+          <w:i/>
+          <w:iCs/>
+          <w:sz w:val="22"/>
+          <w:szCs w:val="22"/>
+          <w:lang w:val="es-ES"/>
+        </w:rPr>
+        <w:t xml:space="preserve">Configura el nuevo </w:t>
+      </w:r>
+      <w:proofErr w:type="spellStart"/>
+      <w:r>
+        <w:rPr>
+          <w:b/>
+          <w:bCs/>
+          <w:i/>
+          <w:iCs/>
+          <w:sz w:val="22"/>
+          <w:szCs w:val="22"/>
+          <w:lang w:val="es-ES"/>
+        </w:rPr>
+        <w:t>eslint.config.mjs</w:t>
+      </w:r>
+      <w:proofErr w:type="spellEnd"/>
+    </w:p>
+    <w:p>
+      <w:pPr>
+        <w:pStyle w:val="Sinespaciado"/>
+        <w:rPr>
+          <w:sz w:val="20"/>
+          <w:szCs w:val="20"/>
+          <w:lang w:val="es-ES"/>
+        </w:rPr>
+      </w:pPr>
+      <w:r>
+        <w:rPr>
+          <w:sz w:val="20"/>
+          <w:szCs w:val="20"/>
+          <w:lang w:val="es-ES"/>
+        </w:rPr>
+        <w:t xml:space="preserve">Abre el archivo </w:t>
+      </w:r>
+      <w:proofErr w:type="spellStart"/>
+      <w:r>
+        <w:rPr>
+          <w:sz w:val="20"/>
+          <w:szCs w:val="20"/>
+          <w:lang w:val="es-ES"/>
+        </w:rPr>
+        <w:t>eslint.config.mjs</w:t>
+      </w:r>
+      <w:proofErr w:type="spellEnd"/>
+      <w:r>
+        <w:rPr>
+          <w:sz w:val="20"/>
+          <w:szCs w:val="20"/>
+          <w:lang w:val="es-ES"/>
+        </w:rPr>
+        <w:t xml:space="preserve"> que se acaba de crear y asegúrate de que tenga esta estructura para que </w:t>
+      </w:r>
+      <w:proofErr w:type="spellStart"/>
+      <w:r>
+        <w:rPr>
+          <w:sz w:val="20"/>
+          <w:szCs w:val="20"/>
+          <w:lang w:val="es-ES"/>
+        </w:rPr>
+        <w:t>sera</w:t>
+      </w:r>
+      <w:proofErr w:type="spellEnd"/>
+      <w:r>
+        <w:rPr>
+          <w:sz w:val="20"/>
+          <w:szCs w:val="20"/>
+          <w:lang w:val="es-ES"/>
+        </w:rPr>
+        <w:t xml:space="preserve"> estricto:</w:t>
+      </w:r>
+    </w:p>
+    <w:p>
+      <w:pPr>
+        <w:pStyle w:val="Sinespaciado"/>
+        <w:rPr>
+          <w:sz w:val="20"/>
+          <w:szCs w:val="20"/>
+          <w:lang w:val="es-ES"/>
+        </w:rPr>
+      </w:pPr>
+    </w:p>
+    <w:p>
+      <w:pPr>
+        <w:pStyle w:val="Sinespaciado"/>
+        <w:numPr>
+          <w:ilvl w:val="0"/>
+          <w:numId w:val="48"/>
+        </w:numPr>
+        <w:rPr>
+          <w:sz w:val="20"/>
+          <w:szCs w:val="20"/>
+          <w:lang w:val="es-ES"/>
+        </w:rPr>
+      </w:pPr>
+      <w:r>
+        <w:rPr>
+          <w:sz w:val="20"/>
+          <w:szCs w:val="20"/>
+          <w:lang w:val="es-ES"/>
+        </w:rPr>
+        <w:t xml:space="preserve">Instala el </w:t>
+      </w:r>
+      <w:r>
+        <w:rPr>
+          <w:sz w:val="20"/>
+          <w:szCs w:val="20"/>
+          <w:lang w:val="es-ES"/>
+        </w:rPr>
+        <w:t>plugin</w:t>
+      </w:r>
+      <w:r>
+        <w:rPr>
+          <w:sz w:val="20"/>
+          <w:szCs w:val="20"/>
+          <w:lang w:val="es-ES"/>
+        </w:rPr>
+        <w:t xml:space="preserve"> - </w:t>
+      </w:r>
+      <w:proofErr w:type="spellStart"/>
+      <w:r>
+        <w:rPr>
+          <w:b/>
+          <w:bCs/>
+          <w:i/>
+          <w:iCs/>
+          <w:sz w:val="20"/>
+          <w:szCs w:val="20"/>
+          <w:lang w:val="es-ES"/>
+        </w:rPr>
+        <w:t>npm</w:t>
+      </w:r>
+      <w:proofErr w:type="spellEnd"/>
+      <w:r>
+        <w:rPr>
+          <w:b/>
+          <w:bCs/>
+          <w:i/>
+          <w:iCs/>
+          <w:sz w:val="20"/>
+          <w:szCs w:val="20"/>
+          <w:lang w:val="es-ES"/>
+        </w:rPr>
+        <w:t xml:space="preserve"> </w:t>
+      </w:r>
+      <w:proofErr w:type="spellStart"/>
+      <w:r>
+        <w:rPr>
+          <w:b/>
+          <w:bCs/>
+          <w:i/>
+          <w:iCs/>
+          <w:sz w:val="20"/>
+          <w:szCs w:val="20"/>
+          <w:lang w:val="es-ES"/>
+        </w:rPr>
+        <w:t>install</w:t>
+      </w:r>
+      <w:proofErr w:type="spellEnd"/>
+      <w:r>
+        <w:rPr>
+          <w:b/>
+          <w:bCs/>
+          <w:i/>
+          <w:iCs/>
+          <w:sz w:val="20"/>
+          <w:szCs w:val="20"/>
+          <w:lang w:val="es-ES"/>
+        </w:rPr>
+        <w:t xml:space="preserve"> --</w:t>
+      </w:r>
+      <w:proofErr w:type="spellStart"/>
+      <w:r>
+        <w:rPr>
+          <w:b/>
+          <w:bCs/>
+          <w:i/>
+          <w:iCs/>
+          <w:sz w:val="20"/>
+          <w:szCs w:val="20"/>
+          <w:lang w:val="es-ES"/>
+        </w:rPr>
+        <w:t>save-dev</w:t>
+      </w:r>
+      <w:proofErr w:type="spellEnd"/>
+      <w:r>
+        <w:rPr>
+          <w:b/>
+          <w:bCs/>
+          <w:i/>
+          <w:iCs/>
+          <w:sz w:val="20"/>
+          <w:szCs w:val="20"/>
+          <w:lang w:val="es-ES"/>
+        </w:rPr>
+        <w:t xml:space="preserve"> </w:t>
+      </w:r>
+      <w:proofErr w:type="spellStart"/>
+      <w:r>
+        <w:rPr>
+          <w:b/>
+          <w:bCs/>
+          <w:i/>
+          <w:iCs/>
+          <w:sz w:val="20"/>
+          <w:szCs w:val="20"/>
+          <w:lang w:val="es-ES"/>
+        </w:rPr>
+        <w:t>eslint</w:t>
+      </w:r>
+      <w:proofErr w:type="spellEnd"/>
+      <w:r>
+        <w:rPr>
+          <w:b/>
+          <w:bCs/>
+          <w:i/>
+          <w:iCs/>
+          <w:sz w:val="20"/>
+          <w:szCs w:val="20"/>
+          <w:lang w:val="es-ES"/>
+        </w:rPr>
+        <w:t>-plugin-</w:t>
+      </w:r>
+      <w:proofErr w:type="spellStart"/>
+      <w:r>
+        <w:rPr>
+          <w:b/>
+          <w:bCs/>
+          <w:i/>
+          <w:iCs/>
+          <w:sz w:val="20"/>
+          <w:szCs w:val="20"/>
+          <w:lang w:val="es-ES"/>
+        </w:rPr>
+        <w:t>jsdoc</w:t>
+      </w:r>
+      <w:proofErr w:type="spellEnd"/>
+    </w:p>
+    <w:p>
+      <w:pPr>
+        <w:pStyle w:val="Sinespaciado"/>
+        <w:numPr>
+          <w:ilvl w:val="0"/>
+          <w:numId w:val="48"/>
+        </w:numPr>
+        <w:rPr>
+          <w:sz w:val="20"/>
+          <w:szCs w:val="20"/>
+          <w:lang w:val="es-ES"/>
+        </w:rPr>
+      </w:pPr>
+      <w:r>
+        <w:rPr>
+          <w:sz w:val="20"/>
+          <w:szCs w:val="20"/>
+          <w:lang w:val="es-ES"/>
+        </w:rPr>
+        <w:t xml:space="preserve">Actualiza tu archivo </w:t>
+      </w:r>
+      <w:proofErr w:type="spellStart"/>
+      <w:r>
+        <w:rPr>
+          <w:sz w:val="20"/>
+          <w:szCs w:val="20"/>
+          <w:lang w:val="es-ES"/>
+        </w:rPr>
+        <w:t>eslint.config.mjs</w:t>
+      </w:r>
+      <w:proofErr w:type="spellEnd"/>
+    </w:p>
+    <w:p>
+      <w:pPr>
+        <w:pStyle w:val="Sinespaciado"/>
+        <w:ind w:left="360"/>
+        <w:rPr>
+          <w:sz w:val="16"/>
+          <w:szCs w:val="16"/>
+          <w:lang w:val="es-ES"/>
+        </w:rPr>
+      </w:pPr>
+      <w:r>
+        <w:rPr>
+          <w:noProof/>
+          <w:lang w:val="es-ES"/>
+        </w:rPr>
+        <mc:AlternateContent>
+          <mc:Choice Requires="wps">
+            <w:drawing>
+              <wp:anchor distT="0" distB="0" distL="114300" distR="114300" simplePos="0" relativeHeight="251680768" behindDoc="0" locked="0" layoutInCell="1" allowOverlap="1" wp14:anchorId="4BCB8B6C" wp14:editId="5AB079C3">
+                <wp:simplePos x="0" y="0"/>
+                <wp:positionH relativeFrom="margin">
+                  <wp:posOffset>1276350</wp:posOffset>
+                </wp:positionH>
+                <wp:positionV relativeFrom="paragraph">
+                  <wp:posOffset>86995</wp:posOffset>
+                </wp:positionV>
+                <wp:extent cx="2695575" cy="3600450"/>
+                <wp:effectExtent l="0" t="0" r="28575" b="19050"/>
+                <wp:wrapNone/>
+                <wp:docPr id="211945979" name="Rectángulo 2"/>
+                <wp:cNvGraphicFramePr/>
+                <a:graphic xmlns:a="http://schemas.openxmlformats.org/drawingml/2006/main">
+                  <a:graphicData uri="http://schemas.microsoft.com/office/word/2010/wordprocessingShape">
+                    <wps:wsp>
+                      <wps:cNvSpPr/>
+                      <wps:spPr>
+                        <a:xfrm>
+                          <a:off x="0" y="0"/>
+                          <a:ext cx="2695575" cy="3600450"/>
+                        </a:xfrm>
+                        <a:prstGeom prst="rect">
+                          <a:avLst/>
+                        </a:prstGeom>
+                        <a:solidFill>
+                          <a:schemeClr val="tx1"/>
+                        </a:solidFill>
+                        <a:ln>
+                          <a:solidFill>
+                            <a:schemeClr val="tx1"/>
+                          </a:solidFill>
+                        </a:ln>
+                      </wps:spPr>
+                      <wps:style>
+                        <a:lnRef idx="2">
+                          <a:schemeClr val="accent1">
+                            <a:shade val="15000"/>
+                          </a:schemeClr>
+                        </a:lnRef>
+                        <a:fillRef idx="1">
+                          <a:schemeClr val="accent1"/>
+                        </a:fillRef>
+                        <a:effectRef idx="0">
+                          <a:schemeClr val="accent1"/>
+                        </a:effectRef>
+                        <a:fontRef idx="minor">
+                          <a:schemeClr val="lt1"/>
+                        </a:fontRef>
+                      </wps:style>
+                      <wps:txbx>
+                        <w:txbxContent>
+                          <w:p>
+                            <w:pPr>
+                              <w:pStyle w:val="Sinespaciado"/>
+                              <w:ind w:left="360"/>
+                              <w:rPr>
+                                <w:rFonts w:ascii="Calibri" w:hAnsi="Calibri" w:cs="Calibri"/>
+                                <w:sz w:val="16"/>
+                                <w:szCs w:val="16"/>
+                              </w:rPr>
+                            </w:pPr>
+                            <w:r>
+                              <w:rPr>
+                                <w:rFonts w:ascii="Calibri" w:hAnsi="Calibri" w:cs="Calibri"/>
+                                <w:b/>
+                                <w:bCs/>
+                                <w:sz w:val="16"/>
+                                <w:szCs w:val="16"/>
+                              </w:rPr>
+                              <w:t>import</w:t>
+                            </w:r>
+                            <w:r>
+                              <w:rPr>
+                                <w:rFonts w:ascii="Calibri" w:hAnsi="Calibri" w:cs="Calibri"/>
+                                <w:sz w:val="16"/>
+                                <w:szCs w:val="16"/>
+                              </w:rPr>
+                              <w:t xml:space="preserve"> </w:t>
+                            </w:r>
+                            <w:proofErr w:type="spellStart"/>
+                            <w:r>
+                              <w:rPr>
+                                <w:rFonts w:ascii="Calibri" w:hAnsi="Calibri" w:cs="Calibri"/>
+                                <w:sz w:val="16"/>
+                                <w:szCs w:val="16"/>
+                              </w:rPr>
+                              <w:t>globals</w:t>
+                            </w:r>
+                            <w:proofErr w:type="spellEnd"/>
+                            <w:r>
+                              <w:rPr>
+                                <w:rFonts w:ascii="Calibri" w:hAnsi="Calibri" w:cs="Calibri"/>
+                                <w:sz w:val="16"/>
+                                <w:szCs w:val="16"/>
+                              </w:rPr>
+                              <w:t xml:space="preserve"> </w:t>
+                            </w:r>
+                            <w:r>
+                              <w:rPr>
+                                <w:rFonts w:ascii="Calibri" w:hAnsi="Calibri" w:cs="Calibri"/>
+                                <w:b/>
+                                <w:bCs/>
+                                <w:sz w:val="16"/>
+                                <w:szCs w:val="16"/>
+                              </w:rPr>
+                              <w:t>from</w:t>
+                            </w:r>
+                            <w:r>
+                              <w:rPr>
+                                <w:rFonts w:ascii="Calibri" w:hAnsi="Calibri" w:cs="Calibri"/>
+                                <w:sz w:val="16"/>
+                                <w:szCs w:val="16"/>
+                              </w:rPr>
+                              <w:t xml:space="preserve"> "</w:t>
+                            </w:r>
+                            <w:proofErr w:type="spellStart"/>
+                            <w:r>
+                              <w:rPr>
+                                <w:rFonts w:ascii="Calibri" w:hAnsi="Calibri" w:cs="Calibri"/>
+                                <w:sz w:val="16"/>
+                                <w:szCs w:val="16"/>
+                              </w:rPr>
+                              <w:t>globals</w:t>
+                            </w:r>
+                            <w:proofErr w:type="spellEnd"/>
+                            <w:proofErr w:type="gramStart"/>
+                            <w:r>
+                              <w:rPr>
+                                <w:rFonts w:ascii="Calibri" w:hAnsi="Calibri" w:cs="Calibri"/>
+                                <w:sz w:val="16"/>
+                                <w:szCs w:val="16"/>
+                              </w:rPr>
+                              <w:t>";</w:t>
+                            </w:r>
+                            <w:proofErr w:type="gramEnd"/>
+                          </w:p>
+                          <w:p>
+                            <w:pPr>
+                              <w:pStyle w:val="Sinespaciado"/>
+                              <w:ind w:left="360"/>
+                              <w:rPr>
+                                <w:rFonts w:ascii="Calibri" w:hAnsi="Calibri" w:cs="Calibri"/>
+                                <w:sz w:val="16"/>
+                                <w:szCs w:val="16"/>
+                              </w:rPr>
+                            </w:pPr>
+                            <w:r>
+                              <w:rPr>
+                                <w:rFonts w:ascii="Calibri" w:hAnsi="Calibri" w:cs="Calibri"/>
+                                <w:b/>
+                                <w:bCs/>
+                                <w:sz w:val="16"/>
+                                <w:szCs w:val="16"/>
+                              </w:rPr>
+                              <w:t>import</w:t>
+                            </w:r>
+                            <w:r>
+                              <w:rPr>
+                                <w:rFonts w:ascii="Calibri" w:hAnsi="Calibri" w:cs="Calibri"/>
+                                <w:sz w:val="16"/>
+                                <w:szCs w:val="16"/>
+                              </w:rPr>
+                              <w:t xml:space="preserve"> </w:t>
+                            </w:r>
+                            <w:proofErr w:type="spellStart"/>
+                            <w:r>
+                              <w:rPr>
+                                <w:rFonts w:ascii="Calibri" w:hAnsi="Calibri" w:cs="Calibri"/>
+                                <w:sz w:val="16"/>
+                                <w:szCs w:val="16"/>
+                              </w:rPr>
+                              <w:t>js</w:t>
+                            </w:r>
+                            <w:proofErr w:type="spellEnd"/>
+                            <w:r>
+                              <w:rPr>
+                                <w:rFonts w:ascii="Calibri" w:hAnsi="Calibri" w:cs="Calibri"/>
+                                <w:sz w:val="16"/>
+                                <w:szCs w:val="16"/>
+                              </w:rPr>
+                              <w:t xml:space="preserve"> </w:t>
+                            </w:r>
+                            <w:r>
+                              <w:rPr>
+                                <w:rFonts w:ascii="Calibri" w:hAnsi="Calibri" w:cs="Calibri"/>
+                                <w:b/>
+                                <w:bCs/>
+                                <w:sz w:val="16"/>
+                                <w:szCs w:val="16"/>
+                              </w:rPr>
+                              <w:t>from</w:t>
+                            </w:r>
+                            <w:r>
+                              <w:rPr>
+                                <w:rFonts w:ascii="Calibri" w:hAnsi="Calibri" w:cs="Calibri"/>
+                                <w:sz w:val="16"/>
+                                <w:szCs w:val="16"/>
+                              </w:rPr>
+                              <w:t xml:space="preserve"> "@</w:t>
+                            </w:r>
+                            <w:proofErr w:type="spellStart"/>
+                            <w:r>
+                              <w:rPr>
+                                <w:rFonts w:ascii="Calibri" w:hAnsi="Calibri" w:cs="Calibri"/>
+                                <w:sz w:val="16"/>
+                                <w:szCs w:val="16"/>
+                              </w:rPr>
+                              <w:t>eslint</w:t>
+                            </w:r>
+                            <w:proofErr w:type="spellEnd"/>
+                            <w:r>
+                              <w:rPr>
+                                <w:rFonts w:ascii="Calibri" w:hAnsi="Calibri" w:cs="Calibri"/>
+                                <w:sz w:val="16"/>
+                                <w:szCs w:val="16"/>
+                              </w:rPr>
+                              <w:t>/</w:t>
+                            </w:r>
+                            <w:proofErr w:type="spellStart"/>
+                            <w:r>
+                              <w:rPr>
+                                <w:rFonts w:ascii="Calibri" w:hAnsi="Calibri" w:cs="Calibri"/>
+                                <w:sz w:val="16"/>
+                                <w:szCs w:val="16"/>
+                              </w:rPr>
+                              <w:t>js</w:t>
+                            </w:r>
+                            <w:proofErr w:type="spellEnd"/>
+                            <w:proofErr w:type="gramStart"/>
+                            <w:r>
+                              <w:rPr>
+                                <w:rFonts w:ascii="Calibri" w:hAnsi="Calibri" w:cs="Calibri"/>
+                                <w:sz w:val="16"/>
+                                <w:szCs w:val="16"/>
+                              </w:rPr>
+                              <w:t>";</w:t>
+                            </w:r>
+                            <w:proofErr w:type="gramEnd"/>
+                          </w:p>
+                          <w:p>
+                            <w:pPr>
+                              <w:pStyle w:val="Sinespaciado"/>
+                              <w:ind w:left="360"/>
+                              <w:rPr>
+                                <w:rFonts w:ascii="Calibri" w:hAnsi="Calibri" w:cs="Calibri"/>
+                                <w:sz w:val="16"/>
+                                <w:szCs w:val="16"/>
+                              </w:rPr>
+                            </w:pPr>
+                            <w:r>
+                              <w:rPr>
+                                <w:rFonts w:ascii="Calibri" w:hAnsi="Calibri" w:cs="Calibri"/>
+                                <w:b/>
+                                <w:bCs/>
+                                <w:sz w:val="16"/>
+                                <w:szCs w:val="16"/>
+                              </w:rPr>
+                              <w:t>import</w:t>
+                            </w:r>
+                            <w:r>
+                              <w:rPr>
+                                <w:rFonts w:ascii="Calibri" w:hAnsi="Calibri" w:cs="Calibri"/>
+                                <w:sz w:val="16"/>
+                                <w:szCs w:val="16"/>
+                              </w:rPr>
+                              <w:t xml:space="preserve"> </w:t>
+                            </w:r>
+                            <w:proofErr w:type="spellStart"/>
+                            <w:r>
+                              <w:rPr>
+                                <w:rFonts w:ascii="Calibri" w:hAnsi="Calibri" w:cs="Calibri"/>
+                                <w:sz w:val="16"/>
+                                <w:szCs w:val="16"/>
+                              </w:rPr>
+                              <w:t>jsdoc</w:t>
+                            </w:r>
+                            <w:proofErr w:type="spellEnd"/>
+                            <w:r>
+                              <w:rPr>
+                                <w:rFonts w:ascii="Calibri" w:hAnsi="Calibri" w:cs="Calibri"/>
+                                <w:sz w:val="16"/>
+                                <w:szCs w:val="16"/>
+                              </w:rPr>
+                              <w:t xml:space="preserve"> </w:t>
+                            </w:r>
+                            <w:r>
+                              <w:rPr>
+                                <w:rFonts w:ascii="Calibri" w:hAnsi="Calibri" w:cs="Calibri"/>
+                                <w:b/>
+                                <w:bCs/>
+                                <w:sz w:val="16"/>
+                                <w:szCs w:val="16"/>
+                              </w:rPr>
+                              <w:t>from</w:t>
+                            </w:r>
+                            <w:r>
+                              <w:rPr>
+                                <w:rFonts w:ascii="Calibri" w:hAnsi="Calibri" w:cs="Calibri"/>
+                                <w:sz w:val="16"/>
+                                <w:szCs w:val="16"/>
+                              </w:rPr>
+                              <w:t xml:space="preserve"> "</w:t>
+                            </w:r>
+                            <w:proofErr w:type="spellStart"/>
+                            <w:r>
+                              <w:rPr>
+                                <w:rFonts w:ascii="Calibri" w:hAnsi="Calibri" w:cs="Calibri"/>
+                                <w:sz w:val="16"/>
+                                <w:szCs w:val="16"/>
+                              </w:rPr>
+                              <w:t>eslint</w:t>
+                            </w:r>
+                            <w:proofErr w:type="spellEnd"/>
+                            <w:r>
+                              <w:rPr>
+                                <w:rFonts w:ascii="Calibri" w:hAnsi="Calibri" w:cs="Calibri"/>
+                                <w:sz w:val="16"/>
+                                <w:szCs w:val="16"/>
+                              </w:rPr>
+                              <w:t>-plugin-</w:t>
+                            </w:r>
+                            <w:proofErr w:type="spellStart"/>
+                            <w:r>
+                              <w:rPr>
+                                <w:rFonts w:ascii="Calibri" w:hAnsi="Calibri" w:cs="Calibri"/>
+                                <w:sz w:val="16"/>
+                                <w:szCs w:val="16"/>
+                              </w:rPr>
+                              <w:t>jsdoc</w:t>
+                            </w:r>
+                            <w:proofErr w:type="spellEnd"/>
+                            <w:proofErr w:type="gramStart"/>
+                            <w:r>
+                              <w:rPr>
+                                <w:rFonts w:ascii="Calibri" w:hAnsi="Calibri" w:cs="Calibri"/>
+                                <w:sz w:val="16"/>
+                                <w:szCs w:val="16"/>
+                              </w:rPr>
+                              <w:t>";</w:t>
+                            </w:r>
+                            <w:proofErr w:type="gramEnd"/>
+                          </w:p>
+                          <w:p>
+                            <w:pPr>
+                              <w:pStyle w:val="Sinespaciado"/>
+                              <w:ind w:left="360"/>
+                              <w:rPr>
+                                <w:rFonts w:ascii="Calibri" w:hAnsi="Calibri" w:cs="Calibri"/>
+                                <w:sz w:val="16"/>
+                                <w:szCs w:val="16"/>
+                              </w:rPr>
+                            </w:pPr>
+                          </w:p>
+                          <w:p>
+                            <w:pPr>
+                              <w:pStyle w:val="Sinespaciado"/>
+                              <w:ind w:left="360"/>
+                              <w:rPr>
+                                <w:rFonts w:ascii="Calibri" w:hAnsi="Calibri" w:cs="Calibri"/>
+                                <w:sz w:val="16"/>
+                                <w:szCs w:val="16"/>
+                              </w:rPr>
+                            </w:pPr>
+                            <w:r>
+                              <w:rPr>
+                                <w:rFonts w:ascii="Calibri" w:hAnsi="Calibri" w:cs="Calibri"/>
+                                <w:b/>
+                                <w:bCs/>
+                                <w:sz w:val="16"/>
+                                <w:szCs w:val="16"/>
+                              </w:rPr>
+                              <w:t>export</w:t>
+                            </w:r>
+                            <w:r>
+                              <w:rPr>
+                                <w:rFonts w:ascii="Calibri" w:hAnsi="Calibri" w:cs="Calibri"/>
+                                <w:sz w:val="16"/>
+                                <w:szCs w:val="16"/>
+                              </w:rPr>
+                              <w:t xml:space="preserve"> </w:t>
+                            </w:r>
+                            <w:r>
+                              <w:rPr>
+                                <w:rFonts w:ascii="Calibri" w:hAnsi="Calibri" w:cs="Calibri"/>
+                                <w:b/>
+                                <w:bCs/>
+                                <w:sz w:val="16"/>
+                                <w:szCs w:val="16"/>
+                              </w:rPr>
+                              <w:t>default</w:t>
+                            </w:r>
+                            <w:r>
+                              <w:rPr>
+                                <w:rFonts w:ascii="Calibri" w:hAnsi="Calibri" w:cs="Calibri"/>
+                                <w:sz w:val="16"/>
+                                <w:szCs w:val="16"/>
+                              </w:rPr>
+                              <w:t xml:space="preserve"> [</w:t>
+                            </w:r>
+                          </w:p>
+                          <w:p>
+                            <w:pPr>
+                              <w:pStyle w:val="Sinespaciado"/>
+                              <w:ind w:left="360"/>
+                              <w:rPr>
+                                <w:rFonts w:ascii="Calibri" w:hAnsi="Calibri" w:cs="Calibri"/>
+                                <w:sz w:val="16"/>
+                                <w:szCs w:val="16"/>
+                              </w:rPr>
+                            </w:pPr>
+                            <w:r>
+                              <w:rPr>
+                                <w:rFonts w:ascii="Calibri" w:hAnsi="Calibri" w:cs="Calibri"/>
+                                <w:sz w:val="16"/>
+                                <w:szCs w:val="16"/>
+                              </w:rPr>
+                              <w:t xml:space="preserve">  </w:t>
+                            </w:r>
+                            <w:proofErr w:type="spellStart"/>
+                            <w:proofErr w:type="gramStart"/>
+                            <w:r>
+                              <w:rPr>
+                                <w:rFonts w:ascii="Calibri" w:hAnsi="Calibri" w:cs="Calibri"/>
+                                <w:sz w:val="16"/>
+                                <w:szCs w:val="16"/>
+                              </w:rPr>
+                              <w:t>js.configs</w:t>
+                            </w:r>
+                            <w:proofErr w:type="gramEnd"/>
+                            <w:r>
+                              <w:rPr>
+                                <w:rFonts w:ascii="Calibri" w:hAnsi="Calibri" w:cs="Calibri"/>
+                                <w:sz w:val="16"/>
+                                <w:szCs w:val="16"/>
+                              </w:rPr>
+                              <w:t>.recommended</w:t>
+                            </w:r>
+                            <w:proofErr w:type="spellEnd"/>
+                            <w:r>
+                              <w:rPr>
+                                <w:rFonts w:ascii="Calibri" w:hAnsi="Calibri" w:cs="Calibri"/>
+                                <w:sz w:val="16"/>
+                                <w:szCs w:val="16"/>
+                              </w:rPr>
+                              <w:t>,</w:t>
+                            </w:r>
+                          </w:p>
+                          <w:p>
+                            <w:pPr>
+                              <w:pStyle w:val="Sinespaciado"/>
+                              <w:ind w:left="360"/>
+                              <w:rPr>
+                                <w:rFonts w:ascii="Calibri" w:hAnsi="Calibri" w:cs="Calibri"/>
+                                <w:sz w:val="16"/>
+                                <w:szCs w:val="16"/>
+                              </w:rPr>
+                            </w:pPr>
+                            <w:r>
+                              <w:rPr>
+                                <w:rFonts w:ascii="Calibri" w:hAnsi="Calibri" w:cs="Calibri"/>
+                                <w:sz w:val="16"/>
+                                <w:szCs w:val="16"/>
+                              </w:rPr>
+                              <w:t>  {</w:t>
+                            </w:r>
+                          </w:p>
+                          <w:p>
+                            <w:pPr>
+                              <w:pStyle w:val="Sinespaciado"/>
+                              <w:ind w:left="360"/>
+                              <w:rPr>
+                                <w:rFonts w:ascii="Calibri" w:hAnsi="Calibri" w:cs="Calibri"/>
+                                <w:sz w:val="16"/>
+                                <w:szCs w:val="16"/>
+                              </w:rPr>
+                            </w:pPr>
+                            <w:r>
+                              <w:rPr>
+                                <w:rFonts w:ascii="Calibri" w:hAnsi="Calibri" w:cs="Calibri"/>
+                                <w:sz w:val="16"/>
+                                <w:szCs w:val="16"/>
+                              </w:rPr>
+                              <w:t>    plugins: {</w:t>
+                            </w:r>
+                          </w:p>
+                          <w:p>
+                            <w:pPr>
+                              <w:pStyle w:val="Sinespaciado"/>
+                              <w:ind w:left="360"/>
+                              <w:rPr>
+                                <w:rFonts w:ascii="Calibri" w:hAnsi="Calibri" w:cs="Calibri"/>
+                                <w:sz w:val="16"/>
+                                <w:szCs w:val="16"/>
+                              </w:rPr>
+                            </w:pPr>
+                            <w:r>
+                              <w:rPr>
+                                <w:rFonts w:ascii="Calibri" w:hAnsi="Calibri" w:cs="Calibri"/>
+                                <w:sz w:val="16"/>
+                                <w:szCs w:val="16"/>
+                              </w:rPr>
+                              <w:t xml:space="preserve">      </w:t>
+                            </w:r>
+                            <w:proofErr w:type="spellStart"/>
+                            <w:r>
+                              <w:rPr>
+                                <w:rFonts w:ascii="Calibri" w:hAnsi="Calibri" w:cs="Calibri"/>
+                                <w:sz w:val="16"/>
+                                <w:szCs w:val="16"/>
+                              </w:rPr>
+                              <w:t>jsdoc</w:t>
+                            </w:r>
+                            <w:proofErr w:type="spellEnd"/>
+                            <w:r>
+                              <w:rPr>
+                                <w:rFonts w:ascii="Calibri" w:hAnsi="Calibri" w:cs="Calibri"/>
+                                <w:sz w:val="16"/>
+                                <w:szCs w:val="16"/>
+                              </w:rPr>
+                              <w:t xml:space="preserve">: </w:t>
+                            </w:r>
+                            <w:proofErr w:type="spellStart"/>
+                            <w:r>
+                              <w:rPr>
+                                <w:rFonts w:ascii="Calibri" w:hAnsi="Calibri" w:cs="Calibri"/>
+                                <w:sz w:val="16"/>
+                                <w:szCs w:val="16"/>
+                              </w:rPr>
+                              <w:t>jsdoc</w:t>
+                            </w:r>
+                            <w:proofErr w:type="spellEnd"/>
+                            <w:r>
+                              <w:rPr>
+                                <w:rFonts w:ascii="Calibri" w:hAnsi="Calibri" w:cs="Calibri"/>
+                                <w:sz w:val="16"/>
+                                <w:szCs w:val="16"/>
+                              </w:rPr>
+                              <w:t>,</w:t>
+                            </w:r>
+                          </w:p>
+                          <w:p>
+                            <w:pPr>
+                              <w:pStyle w:val="Sinespaciado"/>
+                              <w:ind w:left="360"/>
+                              <w:rPr>
+                                <w:rFonts w:ascii="Calibri" w:hAnsi="Calibri" w:cs="Calibri"/>
+                                <w:sz w:val="16"/>
+                                <w:szCs w:val="16"/>
+                              </w:rPr>
+                            </w:pPr>
+                            <w:r>
+                              <w:rPr>
+                                <w:rFonts w:ascii="Calibri" w:hAnsi="Calibri" w:cs="Calibri"/>
+                                <w:sz w:val="16"/>
+                                <w:szCs w:val="16"/>
+                              </w:rPr>
+                              <w:t>    },</w:t>
+                            </w:r>
+                          </w:p>
+                          <w:p>
+                            <w:pPr>
+                              <w:pStyle w:val="Sinespaciado"/>
+                              <w:ind w:left="360"/>
+                              <w:rPr>
+                                <w:rFonts w:ascii="Calibri" w:hAnsi="Calibri" w:cs="Calibri"/>
+                                <w:sz w:val="16"/>
+                                <w:szCs w:val="16"/>
+                              </w:rPr>
+                            </w:pPr>
+                            <w:r>
+                              <w:rPr>
+                                <w:rFonts w:ascii="Calibri" w:hAnsi="Calibri" w:cs="Calibri"/>
+                                <w:sz w:val="16"/>
+                                <w:szCs w:val="16"/>
+                              </w:rPr>
+                              <w:t xml:space="preserve">    </w:t>
+                            </w:r>
+                            <w:proofErr w:type="spellStart"/>
+                            <w:r>
+                              <w:rPr>
+                                <w:rFonts w:ascii="Calibri" w:hAnsi="Calibri" w:cs="Calibri"/>
+                                <w:sz w:val="16"/>
+                                <w:szCs w:val="16"/>
+                              </w:rPr>
+                              <w:t>languageOptions</w:t>
+                            </w:r>
+                            <w:proofErr w:type="spellEnd"/>
+                            <w:r>
+                              <w:rPr>
+                                <w:rFonts w:ascii="Calibri" w:hAnsi="Calibri" w:cs="Calibri"/>
+                                <w:sz w:val="16"/>
+                                <w:szCs w:val="16"/>
+                              </w:rPr>
+                              <w:t>: {</w:t>
+                            </w:r>
+                          </w:p>
+                          <w:p>
+                            <w:pPr>
+                              <w:pStyle w:val="Sinespaciado"/>
+                              <w:ind w:left="360"/>
+                              <w:rPr>
+                                <w:rFonts w:ascii="Calibri" w:hAnsi="Calibri" w:cs="Calibri"/>
+                                <w:sz w:val="16"/>
+                                <w:szCs w:val="16"/>
+                              </w:rPr>
+                            </w:pPr>
+                            <w:r>
+                              <w:rPr>
+                                <w:rFonts w:ascii="Calibri" w:hAnsi="Calibri" w:cs="Calibri"/>
+                                <w:sz w:val="16"/>
+                                <w:szCs w:val="16"/>
+                              </w:rPr>
+                              <w:t xml:space="preserve">      </w:t>
+                            </w:r>
+                            <w:proofErr w:type="spellStart"/>
+                            <w:r>
+                              <w:rPr>
+                                <w:rFonts w:ascii="Calibri" w:hAnsi="Calibri" w:cs="Calibri"/>
+                                <w:sz w:val="16"/>
+                                <w:szCs w:val="16"/>
+                              </w:rPr>
+                              <w:t>globals</w:t>
+                            </w:r>
+                            <w:proofErr w:type="spellEnd"/>
+                            <w:r>
+                              <w:rPr>
+                                <w:rFonts w:ascii="Calibri" w:hAnsi="Calibri" w:cs="Calibri"/>
+                                <w:sz w:val="16"/>
+                                <w:szCs w:val="16"/>
+                              </w:rPr>
+                              <w:t xml:space="preserve">: </w:t>
+                            </w:r>
+                            <w:proofErr w:type="gramStart"/>
+                            <w:r>
+                              <w:rPr>
+                                <w:rFonts w:ascii="Calibri" w:hAnsi="Calibri" w:cs="Calibri"/>
+                                <w:sz w:val="16"/>
+                                <w:szCs w:val="16"/>
+                              </w:rPr>
+                              <w:t>{ ...</w:t>
+                            </w:r>
+                            <w:proofErr w:type="spellStart"/>
+                            <w:proofErr w:type="gramEnd"/>
+                            <w:r>
+                              <w:rPr>
+                                <w:rFonts w:ascii="Calibri" w:hAnsi="Calibri" w:cs="Calibri"/>
+                                <w:sz w:val="16"/>
+                                <w:szCs w:val="16"/>
+                              </w:rPr>
+                              <w:t>globals.node</w:t>
+                            </w:r>
+                            <w:proofErr w:type="spellEnd"/>
+                            <w:r>
+                              <w:rPr>
+                                <w:rFonts w:ascii="Calibri" w:hAnsi="Calibri" w:cs="Calibri"/>
+                                <w:sz w:val="16"/>
+                                <w:szCs w:val="16"/>
+                              </w:rPr>
+                              <w:t xml:space="preserve"> },</w:t>
+                            </w:r>
+                          </w:p>
+                          <w:p>
+                            <w:pPr>
+                              <w:pStyle w:val="Sinespaciado"/>
+                              <w:ind w:left="360"/>
+                              <w:rPr>
+                                <w:rFonts w:ascii="Calibri" w:hAnsi="Calibri" w:cs="Calibri"/>
+                                <w:sz w:val="16"/>
+                                <w:szCs w:val="16"/>
+                              </w:rPr>
+                            </w:pPr>
+                            <w:r>
+                              <w:rPr>
+                                <w:rFonts w:ascii="Calibri" w:hAnsi="Calibri" w:cs="Calibri"/>
+                                <w:sz w:val="16"/>
+                                <w:szCs w:val="16"/>
+                              </w:rPr>
+                              <w:t>    },</w:t>
+                            </w:r>
+                          </w:p>
+                          <w:p>
+                            <w:pPr>
+                              <w:pStyle w:val="Sinespaciado"/>
+                              <w:ind w:left="360"/>
+                              <w:rPr>
+                                <w:rFonts w:ascii="Calibri" w:hAnsi="Calibri" w:cs="Calibri"/>
+                                <w:sz w:val="16"/>
+                                <w:szCs w:val="16"/>
+                              </w:rPr>
+                            </w:pPr>
+                            <w:r>
+                              <w:rPr>
+                                <w:rFonts w:ascii="Calibri" w:hAnsi="Calibri" w:cs="Calibri"/>
+                                <w:sz w:val="16"/>
+                                <w:szCs w:val="16"/>
+                              </w:rPr>
+                              <w:t>    rules: {</w:t>
+                            </w:r>
+                          </w:p>
+                          <w:p>
+                            <w:pPr>
+                              <w:pStyle w:val="Sinespaciado"/>
+                              <w:ind w:left="360"/>
+                              <w:rPr>
+                                <w:rFonts w:ascii="Calibri" w:hAnsi="Calibri" w:cs="Calibri"/>
+                                <w:sz w:val="16"/>
+                                <w:szCs w:val="16"/>
+                              </w:rPr>
+                            </w:pPr>
+                            <w:r>
+                              <w:rPr>
+                                <w:rFonts w:ascii="Calibri" w:hAnsi="Calibri" w:cs="Calibri"/>
+                                <w:sz w:val="16"/>
+                                <w:szCs w:val="16"/>
+                              </w:rPr>
+                              <w:t>      "</w:t>
+                            </w:r>
+                            <w:proofErr w:type="gramStart"/>
+                            <w:r>
+                              <w:rPr>
+                                <w:rFonts w:ascii="Calibri" w:hAnsi="Calibri" w:cs="Calibri"/>
+                                <w:sz w:val="16"/>
+                                <w:szCs w:val="16"/>
+                              </w:rPr>
+                              <w:t>no</w:t>
+                            </w:r>
+                            <w:proofErr w:type="gramEnd"/>
+                            <w:r>
+                              <w:rPr>
+                                <w:rFonts w:ascii="Calibri" w:hAnsi="Calibri" w:cs="Calibri"/>
+                                <w:sz w:val="16"/>
+                                <w:szCs w:val="16"/>
+                              </w:rPr>
+                              <w:t>-console": "off",</w:t>
+                            </w:r>
+                          </w:p>
+                          <w:p>
+                            <w:pPr>
+                              <w:pStyle w:val="Sinespaciado"/>
+                              <w:ind w:left="360"/>
+                              <w:rPr>
+                                <w:rFonts w:ascii="Calibri" w:hAnsi="Calibri" w:cs="Calibri"/>
+                                <w:sz w:val="16"/>
+                                <w:szCs w:val="16"/>
+                              </w:rPr>
+                            </w:pPr>
+                            <w:r>
+                              <w:rPr>
+                                <w:rFonts w:ascii="Calibri" w:hAnsi="Calibri" w:cs="Calibri"/>
+                                <w:sz w:val="16"/>
+                                <w:szCs w:val="16"/>
+                              </w:rPr>
+                              <w:t>      "semi": ["error", "always"],</w:t>
+                            </w:r>
+                          </w:p>
+                          <w:p>
+                            <w:pPr>
+                              <w:pStyle w:val="Sinespaciado"/>
+                              <w:ind w:left="360"/>
+                              <w:rPr>
+                                <w:rFonts w:ascii="Calibri" w:hAnsi="Calibri" w:cs="Calibri"/>
+                                <w:sz w:val="16"/>
+                                <w:szCs w:val="16"/>
+                              </w:rPr>
+                            </w:pPr>
+                            <w:r>
+                              <w:rPr>
+                                <w:rFonts w:ascii="Calibri" w:hAnsi="Calibri" w:cs="Calibri"/>
+                                <w:sz w:val="16"/>
+                                <w:szCs w:val="16"/>
+                              </w:rPr>
+                              <w:t>      "curly": ["error", "all"],</w:t>
+                            </w:r>
+                          </w:p>
+                          <w:p>
+                            <w:pPr>
+                              <w:pStyle w:val="Sinespaciado"/>
+                              <w:ind w:left="360"/>
+                              <w:rPr>
+                                <w:rFonts w:ascii="Calibri" w:hAnsi="Calibri" w:cs="Calibri"/>
+                                <w:sz w:val="16"/>
+                                <w:szCs w:val="16"/>
+                              </w:rPr>
+                            </w:pPr>
+                            <w:r>
+                              <w:rPr>
+                                <w:rFonts w:ascii="Calibri" w:hAnsi="Calibri" w:cs="Calibri"/>
+                                <w:sz w:val="16"/>
+                                <w:szCs w:val="16"/>
+                              </w:rPr>
+                              <w:t>      "indent": ["error", 2],</w:t>
+                            </w:r>
+                          </w:p>
+                          <w:p>
+                            <w:pPr>
+                              <w:pStyle w:val="Sinespaciado"/>
+                              <w:ind w:left="360"/>
+                              <w:rPr>
+                                <w:rFonts w:ascii="Calibri" w:hAnsi="Calibri" w:cs="Calibri"/>
+                                <w:sz w:val="16"/>
+                                <w:szCs w:val="16"/>
+                              </w:rPr>
+                            </w:pPr>
+                            <w:r>
+                              <w:rPr>
+                                <w:rFonts w:ascii="Calibri" w:hAnsi="Calibri" w:cs="Calibri"/>
+                                <w:sz w:val="16"/>
+                                <w:szCs w:val="16"/>
+                              </w:rPr>
+                              <w:t>      "</w:t>
+                            </w:r>
+                            <w:proofErr w:type="spellStart"/>
+                            <w:r>
+                              <w:rPr>
+                                <w:rFonts w:ascii="Calibri" w:hAnsi="Calibri" w:cs="Calibri"/>
+                                <w:sz w:val="16"/>
+                                <w:szCs w:val="16"/>
+                              </w:rPr>
+                              <w:t>jsdoc</w:t>
+                            </w:r>
+                            <w:proofErr w:type="spellEnd"/>
+                            <w:r>
+                              <w:rPr>
+                                <w:rFonts w:ascii="Calibri" w:hAnsi="Calibri" w:cs="Calibri"/>
+                                <w:sz w:val="16"/>
+                                <w:szCs w:val="16"/>
+                              </w:rPr>
+                              <w:t>/require-</w:t>
+                            </w:r>
+                            <w:proofErr w:type="spellStart"/>
+                            <w:r>
+                              <w:rPr>
+                                <w:rFonts w:ascii="Calibri" w:hAnsi="Calibri" w:cs="Calibri"/>
+                                <w:sz w:val="16"/>
+                                <w:szCs w:val="16"/>
+                              </w:rPr>
+                              <w:t>jsdoc</w:t>
+                            </w:r>
+                            <w:proofErr w:type="spellEnd"/>
+                            <w:r>
+                              <w:rPr>
+                                <w:rFonts w:ascii="Calibri" w:hAnsi="Calibri" w:cs="Calibri"/>
+                                <w:sz w:val="16"/>
+                                <w:szCs w:val="16"/>
+                              </w:rPr>
+                              <w:t>": ["error", {</w:t>
+                            </w:r>
+                          </w:p>
+                          <w:p>
+                            <w:pPr>
+                              <w:pStyle w:val="Sinespaciado"/>
+                              <w:ind w:left="360"/>
+                              <w:rPr>
+                                <w:rFonts w:ascii="Calibri" w:hAnsi="Calibri" w:cs="Calibri"/>
+                                <w:sz w:val="16"/>
+                                <w:szCs w:val="16"/>
+                              </w:rPr>
+                            </w:pPr>
+                            <w:r>
+                              <w:rPr>
+                                <w:rFonts w:ascii="Calibri" w:hAnsi="Calibri" w:cs="Calibri"/>
+                                <w:sz w:val="16"/>
+                                <w:szCs w:val="16"/>
+                              </w:rPr>
+                              <w:t>        "</w:t>
+                            </w:r>
+                            <w:proofErr w:type="spellStart"/>
+                            <w:r>
+                              <w:rPr>
+                                <w:rFonts w:ascii="Calibri" w:hAnsi="Calibri" w:cs="Calibri"/>
+                                <w:sz w:val="16"/>
+                                <w:szCs w:val="16"/>
+                              </w:rPr>
+                              <w:t>publicOnly</w:t>
+                            </w:r>
+                            <w:proofErr w:type="spellEnd"/>
+                            <w:r>
+                              <w:rPr>
+                                <w:rFonts w:ascii="Calibri" w:hAnsi="Calibri" w:cs="Calibri"/>
+                                <w:sz w:val="16"/>
+                                <w:szCs w:val="16"/>
+                              </w:rPr>
+                              <w:t xml:space="preserve">": </w:t>
+                            </w:r>
+                            <w:r>
+                              <w:rPr>
+                                <w:rFonts w:ascii="Calibri" w:hAnsi="Calibri" w:cs="Calibri"/>
+                                <w:b/>
+                                <w:bCs/>
+                                <w:sz w:val="16"/>
+                                <w:szCs w:val="16"/>
+                              </w:rPr>
+                              <w:t>false</w:t>
+                            </w:r>
+                            <w:r>
+                              <w:rPr>
+                                <w:rFonts w:ascii="Calibri" w:hAnsi="Calibri" w:cs="Calibri"/>
+                                <w:sz w:val="16"/>
+                                <w:szCs w:val="16"/>
+                              </w:rPr>
+                              <w:t>,</w:t>
+                            </w:r>
+                          </w:p>
+                          <w:p>
+                            <w:pPr>
+                              <w:pStyle w:val="Sinespaciado"/>
+                              <w:ind w:left="360"/>
+                              <w:rPr>
+                                <w:rFonts w:ascii="Calibri" w:hAnsi="Calibri" w:cs="Calibri"/>
+                                <w:sz w:val="16"/>
+                                <w:szCs w:val="16"/>
+                              </w:rPr>
+                            </w:pPr>
+                            <w:r>
+                              <w:rPr>
+                                <w:rFonts w:ascii="Calibri" w:hAnsi="Calibri" w:cs="Calibri"/>
+                                <w:sz w:val="16"/>
+                                <w:szCs w:val="16"/>
+                              </w:rPr>
+                              <w:t>        "require": {</w:t>
+                            </w:r>
+                          </w:p>
+                          <w:p>
+                            <w:pPr>
+                              <w:pStyle w:val="Sinespaciado"/>
+                              <w:ind w:left="360"/>
+                              <w:rPr>
+                                <w:rFonts w:ascii="Calibri" w:hAnsi="Calibri" w:cs="Calibri"/>
+                                <w:sz w:val="16"/>
+                                <w:szCs w:val="16"/>
+                              </w:rPr>
+                            </w:pPr>
+                            <w:r>
+                              <w:rPr>
+                                <w:rFonts w:ascii="Calibri" w:hAnsi="Calibri" w:cs="Calibri"/>
+                                <w:sz w:val="16"/>
+                                <w:szCs w:val="16"/>
+                              </w:rPr>
+                              <w:t>          "</w:t>
+                            </w:r>
+                            <w:proofErr w:type="spellStart"/>
+                            <w:r>
+                              <w:rPr>
+                                <w:rFonts w:ascii="Calibri" w:hAnsi="Calibri" w:cs="Calibri"/>
+                                <w:sz w:val="16"/>
+                                <w:szCs w:val="16"/>
+                              </w:rPr>
+                              <w:t>FunctionDeclaration</w:t>
+                            </w:r>
+                            <w:proofErr w:type="spellEnd"/>
+                            <w:r>
+                              <w:rPr>
+                                <w:rFonts w:ascii="Calibri" w:hAnsi="Calibri" w:cs="Calibri"/>
+                                <w:sz w:val="16"/>
+                                <w:szCs w:val="16"/>
+                              </w:rPr>
+                              <w:t xml:space="preserve">": </w:t>
+                            </w:r>
+                            <w:r>
+                              <w:rPr>
+                                <w:rFonts w:ascii="Calibri" w:hAnsi="Calibri" w:cs="Calibri"/>
+                                <w:b/>
+                                <w:bCs/>
+                                <w:sz w:val="16"/>
+                                <w:szCs w:val="16"/>
+                              </w:rPr>
+                              <w:t>true</w:t>
+                            </w:r>
+                            <w:r>
+                              <w:rPr>
+                                <w:rFonts w:ascii="Calibri" w:hAnsi="Calibri" w:cs="Calibri"/>
+                                <w:sz w:val="16"/>
+                                <w:szCs w:val="16"/>
+                              </w:rPr>
+                              <w:t>,</w:t>
+                            </w:r>
+                          </w:p>
+                          <w:p>
+                            <w:pPr>
+                              <w:pStyle w:val="Sinespaciado"/>
+                              <w:ind w:left="360"/>
+                              <w:rPr>
+                                <w:rFonts w:ascii="Calibri" w:hAnsi="Calibri" w:cs="Calibri"/>
+                                <w:sz w:val="16"/>
+                                <w:szCs w:val="16"/>
+                              </w:rPr>
+                            </w:pPr>
+                            <w:r>
+                              <w:rPr>
+                                <w:rFonts w:ascii="Calibri" w:hAnsi="Calibri" w:cs="Calibri"/>
+                                <w:sz w:val="16"/>
+                                <w:szCs w:val="16"/>
+                              </w:rPr>
+                              <w:t>          "</w:t>
+                            </w:r>
+                            <w:proofErr w:type="spellStart"/>
+                            <w:r>
+                              <w:rPr>
+                                <w:rFonts w:ascii="Calibri" w:hAnsi="Calibri" w:cs="Calibri"/>
+                                <w:sz w:val="16"/>
+                                <w:szCs w:val="16"/>
+                              </w:rPr>
+                              <w:t>MethodDefinition</w:t>
+                            </w:r>
+                            <w:proofErr w:type="spellEnd"/>
+                            <w:r>
+                              <w:rPr>
+                                <w:rFonts w:ascii="Calibri" w:hAnsi="Calibri" w:cs="Calibri"/>
+                                <w:sz w:val="16"/>
+                                <w:szCs w:val="16"/>
+                              </w:rPr>
+                              <w:t xml:space="preserve">": </w:t>
+                            </w:r>
+                            <w:r>
+                              <w:rPr>
+                                <w:rFonts w:ascii="Calibri" w:hAnsi="Calibri" w:cs="Calibri"/>
+                                <w:b/>
+                                <w:bCs/>
+                                <w:sz w:val="16"/>
+                                <w:szCs w:val="16"/>
+                              </w:rPr>
+                              <w:t>true</w:t>
+                            </w:r>
+                            <w:r>
+                              <w:rPr>
+                                <w:rFonts w:ascii="Calibri" w:hAnsi="Calibri" w:cs="Calibri"/>
+                                <w:sz w:val="16"/>
+                                <w:szCs w:val="16"/>
+                              </w:rPr>
+                              <w:t>,</w:t>
+                            </w:r>
+                          </w:p>
+                          <w:p>
+                            <w:pPr>
+                              <w:pStyle w:val="Sinespaciado"/>
+                              <w:ind w:left="360"/>
+                              <w:rPr>
+                                <w:rFonts w:ascii="Calibri" w:hAnsi="Calibri" w:cs="Calibri"/>
+                                <w:sz w:val="16"/>
+                                <w:szCs w:val="16"/>
+                              </w:rPr>
+                            </w:pPr>
+                            <w:r>
+                              <w:rPr>
+                                <w:rFonts w:ascii="Calibri" w:hAnsi="Calibri" w:cs="Calibri"/>
+                                <w:sz w:val="16"/>
+                                <w:szCs w:val="16"/>
+                              </w:rPr>
+                              <w:t>          "</w:t>
+                            </w:r>
+                            <w:proofErr w:type="spellStart"/>
+                            <w:r>
+                              <w:rPr>
+                                <w:rFonts w:ascii="Calibri" w:hAnsi="Calibri" w:cs="Calibri"/>
+                                <w:sz w:val="16"/>
+                                <w:szCs w:val="16"/>
+                              </w:rPr>
+                              <w:t>ClassDeclaration</w:t>
+                            </w:r>
+                            <w:proofErr w:type="spellEnd"/>
+                            <w:r>
+                              <w:rPr>
+                                <w:rFonts w:ascii="Calibri" w:hAnsi="Calibri" w:cs="Calibri"/>
+                                <w:sz w:val="16"/>
+                                <w:szCs w:val="16"/>
+                              </w:rPr>
+                              <w:t xml:space="preserve">": </w:t>
+                            </w:r>
+                            <w:proofErr w:type="gramStart"/>
+                            <w:r>
+                              <w:rPr>
+                                <w:rFonts w:ascii="Calibri" w:hAnsi="Calibri" w:cs="Calibri"/>
+                                <w:b/>
+                                <w:bCs/>
+                                <w:sz w:val="16"/>
+                                <w:szCs w:val="16"/>
+                              </w:rPr>
+                              <w:t>true</w:t>
+                            </w:r>
+                            <w:r>
+                              <w:rPr>
+                                <w:rFonts w:ascii="Calibri" w:hAnsi="Calibri" w:cs="Calibri"/>
+                                <w:sz w:val="16"/>
+                                <w:szCs w:val="16"/>
+                              </w:rPr>
+                              <w:t xml:space="preserve"> </w:t>
+                            </w:r>
+                            <w:r>
+                              <w:rPr>
+                                <w:rFonts w:ascii="Calibri" w:hAnsi="Calibri" w:cs="Calibri"/>
+                                <w:sz w:val="16"/>
+                                <w:szCs w:val="16"/>
+                              </w:rPr>
+                              <w:t>}</w:t>
+                            </w:r>
+                            <w:proofErr w:type="gramEnd"/>
+                          </w:p>
+                          <w:p>
+                            <w:pPr>
+                              <w:pStyle w:val="Sinespaciado"/>
+                              <w:ind w:left="360"/>
+                              <w:rPr>
+                                <w:rFonts w:ascii="Calibri" w:hAnsi="Calibri" w:cs="Calibri"/>
+                                <w:sz w:val="16"/>
+                                <w:szCs w:val="16"/>
+                              </w:rPr>
+                            </w:pPr>
+                            <w:r>
+                              <w:rPr>
+                                <w:rFonts w:ascii="Calibri" w:hAnsi="Calibri" w:cs="Calibri"/>
+                                <w:sz w:val="16"/>
+                                <w:szCs w:val="16"/>
+                              </w:rPr>
+                              <w:t>      }],</w:t>
+                            </w:r>
+                          </w:p>
+                          <w:p>
+                            <w:pPr>
+                              <w:pStyle w:val="Sinespaciado"/>
+                              <w:ind w:left="360"/>
+                              <w:rPr>
+                                <w:rFonts w:ascii="Calibri" w:hAnsi="Calibri" w:cs="Calibri"/>
+                                <w:sz w:val="16"/>
+                                <w:szCs w:val="16"/>
+                              </w:rPr>
+                            </w:pPr>
+                            <w:r>
+                              <w:rPr>
+                                <w:rFonts w:ascii="Calibri" w:hAnsi="Calibri" w:cs="Calibri"/>
+                                <w:sz w:val="16"/>
+                                <w:szCs w:val="16"/>
+                              </w:rPr>
+                              <w:t>    },</w:t>
+                            </w:r>
+                          </w:p>
+                          <w:p>
+                            <w:pPr>
+                              <w:pStyle w:val="Sinespaciado"/>
+                              <w:ind w:left="360"/>
+                              <w:rPr>
+                                <w:rFonts w:ascii="Calibri" w:hAnsi="Calibri" w:cs="Calibri"/>
+                                <w:sz w:val="16"/>
+                                <w:szCs w:val="16"/>
+                              </w:rPr>
+                            </w:pPr>
+                            <w:r>
+                              <w:rPr>
+                                <w:rFonts w:ascii="Calibri" w:hAnsi="Calibri" w:cs="Calibri"/>
+                                <w:sz w:val="16"/>
+                                <w:szCs w:val="16"/>
+                              </w:rPr>
+                              <w:t>  },</w:t>
+                            </w:r>
+                          </w:p>
+                          <w:p>
+                            <w:pPr>
+                              <w:pStyle w:val="Sinespaciado"/>
+                              <w:ind w:left="360"/>
+                              <w:rPr>
+                                <w:rFonts w:ascii="Calibri" w:hAnsi="Calibri" w:cs="Calibri"/>
+                                <w:sz w:val="16"/>
+                                <w:szCs w:val="16"/>
+                              </w:rPr>
+                            </w:pPr>
+                            <w:r>
+                              <w:rPr>
+                                <w:rFonts w:ascii="Calibri" w:hAnsi="Calibri" w:cs="Calibri"/>
+                                <w:sz w:val="16"/>
+                                <w:szCs w:val="16"/>
+                              </w:rPr>
+                              <w:t>];</w:t>
+                            </w:r>
+                          </w:p>
+                          <w:p>
+                            <w:pPr>
+                              <w:pStyle w:val="Sinespaciado"/>
+                              <w:rPr>
+                                <w:rFonts w:ascii="Cascadia Mono SemiBold" w:hAnsi="Cascadia Mono SemiBold" w:cs="Cascadia Mono SemiBold"/>
+                              </w:rPr>
+                            </w:pPr>
+                          </w:p>
+                        </w:txbxContent>
+                      </wps:txbx>
+                      <wps:bodyPr rot="0" spcFirstLastPara="0" vertOverflow="overflow" horzOverflow="overflow" vert="horz" wrap="square" lIns="91440" tIns="45720" rIns="91440" bIns="45720" numCol="1" spcCol="0" rtlCol="0" fromWordArt="0" anchor="ctr" anchorCtr="0" forceAA="0" compatLnSpc="1">
+                        <a:prstTxWarp prst="textNoShape">
+                          <a:avLst/>
+                        </a:prstTxWarp>
+                        <a:noAutofit/>
+                      </wps:bodyPr>
+                    </wps:wsp>
+                  </a:graphicData>
+                </a:graphic>
+                <wp14:sizeRelH relativeFrom="margin">
+                  <wp14:pctWidth>0</wp14:pctWidth>
+                </wp14:sizeRelH>
+                <wp14:sizeRelV relativeFrom="margin">
+                  <wp14:pctHeight>0</wp14:pctHeight>
+                </wp14:sizeRelV>
+              </wp:anchor>
+            </w:drawing>
+          </mc:Choice>
+          <mc:Fallback>
+            <w:pict>
+              <v:rect w14:anchorId="4BCB8B6C" id="Rectángulo 2" o:spid="_x0000_s1026" style="position:absolute;left:0;text-align:left;margin-left:100.5pt;margin-top:6.85pt;width:212.25pt;height:283.5pt;z-index:251680768;visibility:visible;mso-wrap-style:square;mso-width-percent:0;mso-height-percent:0;mso-wrap-distance-left:9pt;mso-wrap-distance-top:0;mso-wrap-distance-right:9pt;mso-wrap-distance-bottom:0;mso-position-horizontal:absolute;mso-position-horizontal-relative:margin;mso-position-vertical:absolute;mso-position-vertical-relative:text;mso-width-percent:0;mso-height-percent:0;mso-width-relative:margin;mso-height-relative:margin;v-text-anchor:middle" o:gfxdata="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" fillcolor="black [3213]" strokecolor="black [3213]" strokeweight="1pt">
+                <v:textbox>
+                  <w:txbxContent>
+                    <w:p>
+                      <w:pPr>
+                        <w:pStyle w:val="Sinespaciado"/>
+                        <w:ind w:left="360"/>
+                        <w:rPr>
+                          <w:rFonts w:ascii="Calibri" w:hAnsi="Calibri" w:cs="Calibri"/>
+                          <w:sz w:val="16"/>
+                          <w:szCs w:val="16"/>
+                        </w:rPr>
+                      </w:pPr>
+                      <w:r>
+                        <w:rPr>
+                          <w:rFonts w:ascii="Calibri" w:hAnsi="Calibri" w:cs="Calibri"/>
+                          <w:b/>
+                          <w:bCs/>
+                          <w:sz w:val="16"/>
+                          <w:szCs w:val="16"/>
+                        </w:rPr>
+                        <w:t>import</w:t>
+                      </w:r>
+                      <w:r>
+                        <w:rPr>
+                          <w:rFonts w:ascii="Calibri" w:hAnsi="Calibri" w:cs="Calibri"/>
+                          <w:sz w:val="16"/>
+                          <w:szCs w:val="16"/>
+                        </w:rPr>
+                        <w:t xml:space="preserve"> </w:t>
+                      </w:r>
+                      <w:proofErr w:type="spellStart"/>
+                      <w:r>
+                        <w:rPr>
+                          <w:rFonts w:ascii="Calibri" w:hAnsi="Calibri" w:cs="Calibri"/>
+                          <w:sz w:val="16"/>
+                          <w:szCs w:val="16"/>
+                        </w:rPr>
+                        <w:t>globals</w:t>
+                      </w:r>
+                      <w:proofErr w:type="spellEnd"/>
+                      <w:r>
+                        <w:rPr>
+                          <w:rFonts w:ascii="Calibri" w:hAnsi="Calibri" w:cs="Calibri"/>
+                          <w:sz w:val="16"/>
+                          <w:szCs w:val="16"/>
+                        </w:rPr>
+                        <w:t xml:space="preserve"> </w:t>
+                      </w:r>
+                      <w:r>
+                        <w:rPr>
+                          <w:rFonts w:ascii="Calibri" w:hAnsi="Calibri" w:cs="Calibri"/>
+                          <w:b/>
+                          <w:bCs/>
+                          <w:sz w:val="16"/>
+                          <w:szCs w:val="16"/>
+                        </w:rPr>
+                        <w:t>from</w:t>
+                      </w:r>
+                      <w:r>
+                        <w:rPr>
+                          <w:rFonts w:ascii="Calibri" w:hAnsi="Calibri" w:cs="Calibri"/>
+                          <w:sz w:val="16"/>
+                          <w:szCs w:val="16"/>
+                        </w:rPr>
+                        <w:t xml:space="preserve"> "</w:t>
+                      </w:r>
+                      <w:proofErr w:type="spellStart"/>
+                      <w:r>
+                        <w:rPr>
+                          <w:rFonts w:ascii="Calibri" w:hAnsi="Calibri" w:cs="Calibri"/>
+                          <w:sz w:val="16"/>
+                          <w:szCs w:val="16"/>
+                        </w:rPr>
+                        <w:t>globals</w:t>
+                      </w:r>
+                      <w:proofErr w:type="spellEnd"/>
+                      <w:proofErr w:type="gramStart"/>
+                      <w:r>
+                        <w:rPr>
+                          <w:rFonts w:ascii="Calibri" w:hAnsi="Calibri" w:cs="Calibri"/>
+                          <w:sz w:val="16"/>
+                          <w:szCs w:val="16"/>
+                        </w:rPr>
+                        <w:t>";</w:t>
+                      </w:r>
+                      <w:proofErr w:type="gramEnd"/>
+                    </w:p>
+                    <w:p>
+                      <w:pPr>
+                        <w:pStyle w:val="Sinespaciado"/>
+                        <w:ind w:left="360"/>
+                        <w:rPr>
+                          <w:rFonts w:ascii="Calibri" w:hAnsi="Calibri" w:cs="Calibri"/>
+                          <w:sz w:val="16"/>
+                          <w:szCs w:val="16"/>
+                        </w:rPr>
+                      </w:pPr>
+                      <w:r>
+                        <w:rPr>
+                          <w:rFonts w:ascii="Calibri" w:hAnsi="Calibri" w:cs="Calibri"/>
+                          <w:b/>
+                          <w:bCs/>
+                          <w:sz w:val="16"/>
+                          <w:szCs w:val="16"/>
+                        </w:rPr>
+                        <w:t>import</w:t>
+                      </w:r>
+                      <w:r>
+                        <w:rPr>
+                          <w:rFonts w:ascii="Calibri" w:hAnsi="Calibri" w:cs="Calibri"/>
+                          <w:sz w:val="16"/>
+                          <w:szCs w:val="16"/>
+                        </w:rPr>
+                        <w:t xml:space="preserve"> </w:t>
+                      </w:r>
+                      <w:proofErr w:type="spellStart"/>
+                      <w:r>
+                        <w:rPr>
+                          <w:rFonts w:ascii="Calibri" w:hAnsi="Calibri" w:cs="Calibri"/>
+                          <w:sz w:val="16"/>
+                          <w:szCs w:val="16"/>
+                        </w:rPr>
+                        <w:t>js</w:t>
+                      </w:r>
+                      <w:proofErr w:type="spellEnd"/>
+                      <w:r>
+                        <w:rPr>
+                          <w:rFonts w:ascii="Calibri" w:hAnsi="Calibri" w:cs="Calibri"/>
+                          <w:sz w:val="16"/>
+                          <w:szCs w:val="16"/>
+                        </w:rPr>
+                        <w:t xml:space="preserve"> </w:t>
+                      </w:r>
+                      <w:r>
+                        <w:rPr>
+                          <w:rFonts w:ascii="Calibri" w:hAnsi="Calibri" w:cs="Calibri"/>
+                          <w:b/>
+                          <w:bCs/>
+                          <w:sz w:val="16"/>
+                          <w:szCs w:val="16"/>
+                        </w:rPr>
+                        <w:t>from</w:t>
+                      </w:r>
+                      <w:r>
+                        <w:rPr>
+                          <w:rFonts w:ascii="Calibri" w:hAnsi="Calibri" w:cs="Calibri"/>
+                          <w:sz w:val="16"/>
+                          <w:szCs w:val="16"/>
+                        </w:rPr>
+                        <w:t xml:space="preserve"> "@</w:t>
+                      </w:r>
+                      <w:proofErr w:type="spellStart"/>
+                      <w:r>
+                        <w:rPr>
+                          <w:rFonts w:ascii="Calibri" w:hAnsi="Calibri" w:cs="Calibri"/>
+                          <w:sz w:val="16"/>
+                          <w:szCs w:val="16"/>
+                        </w:rPr>
+                        <w:t>eslint</w:t>
+                      </w:r>
+                      <w:proofErr w:type="spellEnd"/>
+                      <w:r>
+                        <w:rPr>
+                          <w:rFonts w:ascii="Calibri" w:hAnsi="Calibri" w:cs="Calibri"/>
+                          <w:sz w:val="16"/>
+                          <w:szCs w:val="16"/>
+                        </w:rPr>
+                        <w:t>/</w:t>
+                      </w:r>
+                      <w:proofErr w:type="spellStart"/>
+                      <w:r>
+                        <w:rPr>
+                          <w:rFonts w:ascii="Calibri" w:hAnsi="Calibri" w:cs="Calibri"/>
+                          <w:sz w:val="16"/>
+                          <w:szCs w:val="16"/>
+                        </w:rPr>
+                        <w:t>js</w:t>
+                      </w:r>
+                      <w:proofErr w:type="spellEnd"/>
+                      <w:proofErr w:type="gramStart"/>
+                      <w:r>
+                        <w:rPr>
+                          <w:rFonts w:ascii="Calibri" w:hAnsi="Calibri" w:cs="Calibri"/>
+                          <w:sz w:val="16"/>
+                          <w:szCs w:val="16"/>
+                        </w:rPr>
+                        <w:t>";</w:t>
+                      </w:r>
+                      <w:proofErr w:type="gramEnd"/>
+                    </w:p>
+                    <w:p>
+                      <w:pPr>
+                        <w:pStyle w:val="Sinespaciado"/>
+                        <w:ind w:left="360"/>
+                        <w:rPr>
+                          <w:rFonts w:ascii="Calibri" w:hAnsi="Calibri" w:cs="Calibri"/>
+                          <w:sz w:val="16"/>
+                          <w:szCs w:val="16"/>
+                        </w:rPr>
+                      </w:pPr>
+                      <w:r>
+                        <w:rPr>
+                          <w:rFonts w:ascii="Calibri" w:hAnsi="Calibri" w:cs="Calibri"/>
+                          <w:b/>
+                          <w:bCs/>
+                          <w:sz w:val="16"/>
+                          <w:szCs w:val="16"/>
+                        </w:rPr>
+                        <w:t>import</w:t>
+                      </w:r>
+                      <w:r>
+                        <w:rPr>
+                          <w:rFonts w:ascii="Calibri" w:hAnsi="Calibri" w:cs="Calibri"/>
+                          <w:sz w:val="16"/>
+                          <w:szCs w:val="16"/>
+                        </w:rPr>
+                        <w:t xml:space="preserve"> </w:t>
+                      </w:r>
+                      <w:proofErr w:type="spellStart"/>
+                      <w:r>
+                        <w:rPr>
+                          <w:rFonts w:ascii="Calibri" w:hAnsi="Calibri" w:cs="Calibri"/>
+                          <w:sz w:val="16"/>
+                          <w:szCs w:val="16"/>
+                        </w:rPr>
+                        <w:t>jsdoc</w:t>
+                      </w:r>
+                      <w:proofErr w:type="spellEnd"/>
+                      <w:r>
+                        <w:rPr>
+                          <w:rFonts w:ascii="Calibri" w:hAnsi="Calibri" w:cs="Calibri"/>
+                          <w:sz w:val="16"/>
+                          <w:szCs w:val="16"/>
+                        </w:rPr>
+                        <w:t xml:space="preserve"> </w:t>
+                      </w:r>
+                      <w:r>
+                        <w:rPr>
+                          <w:rFonts w:ascii="Calibri" w:hAnsi="Calibri" w:cs="Calibri"/>
+                          <w:b/>
+                          <w:bCs/>
+                          <w:sz w:val="16"/>
+                          <w:szCs w:val="16"/>
+                        </w:rPr>
+                        <w:t>from</w:t>
+                      </w:r>
+                      <w:r>
+                        <w:rPr>
+                          <w:rFonts w:ascii="Calibri" w:hAnsi="Calibri" w:cs="Calibri"/>
+                          <w:sz w:val="16"/>
+                          <w:szCs w:val="16"/>
+                        </w:rPr>
+                        <w:t xml:space="preserve"> "</w:t>
+                      </w:r>
+                      <w:proofErr w:type="spellStart"/>
+                      <w:r>
+                        <w:rPr>
+                          <w:rFonts w:ascii="Calibri" w:hAnsi="Calibri" w:cs="Calibri"/>
+                          <w:sz w:val="16"/>
+                          <w:szCs w:val="16"/>
+                        </w:rPr>
+                        <w:t>eslint</w:t>
+                      </w:r>
+                      <w:proofErr w:type="spellEnd"/>
+                      <w:r>
+                        <w:rPr>
+                          <w:rFonts w:ascii="Calibri" w:hAnsi="Calibri" w:cs="Calibri"/>
+                          <w:sz w:val="16"/>
+                          <w:szCs w:val="16"/>
+                        </w:rPr>
+                        <w:t>-plugin-</w:t>
+                      </w:r>
+                      <w:proofErr w:type="spellStart"/>
+                      <w:r>
+                        <w:rPr>
+                          <w:rFonts w:ascii="Calibri" w:hAnsi="Calibri" w:cs="Calibri"/>
+                          <w:sz w:val="16"/>
+                          <w:szCs w:val="16"/>
+                        </w:rPr>
+                        <w:t>jsdoc</w:t>
+                      </w:r>
+                      <w:proofErr w:type="spellEnd"/>
+                      <w:proofErr w:type="gramStart"/>
+                      <w:r>
+                        <w:rPr>
+                          <w:rFonts w:ascii="Calibri" w:hAnsi="Calibri" w:cs="Calibri"/>
+                          <w:sz w:val="16"/>
+                          <w:szCs w:val="16"/>
+                        </w:rPr>
+                        <w:t>";</w:t>
+                      </w:r>
+                      <w:proofErr w:type="gramEnd"/>
+                    </w:p>
+                    <w:p>
+                      <w:pPr>
+                        <w:pStyle w:val="Sinespaciado"/>
+                        <w:ind w:left="360"/>
+                        <w:rPr>
+                          <w:rFonts w:ascii="Calibri" w:hAnsi="Calibri" w:cs="Calibri"/>
+                          <w:sz w:val="16"/>
+                          <w:szCs w:val="16"/>
+                        </w:rPr>
+                      </w:pPr>
+                    </w:p>
+                    <w:p>
+                      <w:pPr>
+                        <w:pStyle w:val="Sinespaciado"/>
+                        <w:ind w:left="360"/>
+                        <w:rPr>
+                          <w:rFonts w:ascii="Calibri" w:hAnsi="Calibri" w:cs="Calibri"/>
+                          <w:sz w:val="16"/>
+                          <w:szCs w:val="16"/>
+                        </w:rPr>
+                      </w:pPr>
+                      <w:r>
+                        <w:rPr>
+                          <w:rFonts w:ascii="Calibri" w:hAnsi="Calibri" w:cs="Calibri"/>
+                          <w:b/>
+                          <w:bCs/>
+                          <w:sz w:val="16"/>
+                          <w:szCs w:val="16"/>
+                        </w:rPr>
+                        <w:t>export</w:t>
+                      </w:r>
+                      <w:r>
+                        <w:rPr>
+                          <w:rFonts w:ascii="Calibri" w:hAnsi="Calibri" w:cs="Calibri"/>
+                          <w:sz w:val="16"/>
+                          <w:szCs w:val="16"/>
+                        </w:rPr>
+                        <w:t xml:space="preserve"> </w:t>
+                      </w:r>
+                      <w:r>
+                        <w:rPr>
+                          <w:rFonts w:ascii="Calibri" w:hAnsi="Calibri" w:cs="Calibri"/>
+                          <w:b/>
+                          <w:bCs/>
+                          <w:sz w:val="16"/>
+                          <w:szCs w:val="16"/>
+                        </w:rPr>
+                        <w:t>default</w:t>
+                      </w:r>
+                      <w:r>
+                        <w:rPr>
+                          <w:rFonts w:ascii="Calibri" w:hAnsi="Calibri" w:cs="Calibri"/>
+                          <w:sz w:val="16"/>
+                          <w:szCs w:val="16"/>
+                        </w:rPr>
+                        <w:t xml:space="preserve"> [</w:t>
+                      </w:r>
+                    </w:p>
+                    <w:p>
+                      <w:pPr>
+                        <w:pStyle w:val="Sinespaciado"/>
+                        <w:ind w:left="360"/>
+                        <w:rPr>
+                          <w:rFonts w:ascii="Calibri" w:hAnsi="Calibri" w:cs="Calibri"/>
+                          <w:sz w:val="16"/>
+                          <w:szCs w:val="16"/>
+                        </w:rPr>
+                      </w:pPr>
+                      <w:r>
+                        <w:rPr>
+                          <w:rFonts w:ascii="Calibri" w:hAnsi="Calibri" w:cs="Calibri"/>
+                          <w:sz w:val="16"/>
+                          <w:szCs w:val="16"/>
+                        </w:rPr>
+                        <w:t xml:space="preserve">  </w:t>
+                      </w:r>
+                      <w:proofErr w:type="spellStart"/>
+                      <w:proofErr w:type="gramStart"/>
+                      <w:r>
+                        <w:rPr>
+                          <w:rFonts w:ascii="Calibri" w:hAnsi="Calibri" w:cs="Calibri"/>
+                          <w:sz w:val="16"/>
+                          <w:szCs w:val="16"/>
+                        </w:rPr>
+                        <w:t>js.configs</w:t>
+                      </w:r>
+                      <w:proofErr w:type="gramEnd"/>
+                      <w:r>
+                        <w:rPr>
+                          <w:rFonts w:ascii="Calibri" w:hAnsi="Calibri" w:cs="Calibri"/>
+                          <w:sz w:val="16"/>
+                          <w:szCs w:val="16"/>
+                        </w:rPr>
+                        <w:t>.recommended</w:t>
+                      </w:r>
+                      <w:proofErr w:type="spellEnd"/>
+                      <w:r>
+                        <w:rPr>
+                          <w:rFonts w:ascii="Calibri" w:hAnsi="Calibri" w:cs="Calibri"/>
+                          <w:sz w:val="16"/>
+                          <w:szCs w:val="16"/>
+                        </w:rPr>
+                        <w:t>,</w:t>
+                      </w:r>
+                    </w:p>
+                    <w:p>
+                      <w:pPr>
+                        <w:pStyle w:val="Sinespaciado"/>
+                        <w:ind w:left="360"/>
+                        <w:rPr>
+                          <w:rFonts w:ascii="Calibri" w:hAnsi="Calibri" w:cs="Calibri"/>
+                          <w:sz w:val="16"/>
+                          <w:szCs w:val="16"/>
+                        </w:rPr>
+                      </w:pPr>
+                      <w:r>
+                        <w:rPr>
+                          <w:rFonts w:ascii="Calibri" w:hAnsi="Calibri" w:cs="Calibri"/>
+                          <w:sz w:val="16"/>
+                          <w:szCs w:val="16"/>
+                        </w:rPr>
+                        <w:t>  {</w:t>
+                      </w:r>
+                    </w:p>
+                    <w:p>
+                      <w:pPr>
+                        <w:pStyle w:val="Sinespaciado"/>
+                        <w:ind w:left="360"/>
+                        <w:rPr>
+                          <w:rFonts w:ascii="Calibri" w:hAnsi="Calibri" w:cs="Calibri"/>
+                          <w:sz w:val="16"/>
+                          <w:szCs w:val="16"/>
+                        </w:rPr>
+                      </w:pPr>
+                      <w:r>
+                        <w:rPr>
+                          <w:rFonts w:ascii="Calibri" w:hAnsi="Calibri" w:cs="Calibri"/>
+                          <w:sz w:val="16"/>
+                          <w:szCs w:val="16"/>
+                        </w:rPr>
+                        <w:t>    plugins: {</w:t>
+                      </w:r>
+                    </w:p>
+                    <w:p>
+                      <w:pPr>
+                        <w:pStyle w:val="Sinespaciado"/>
+                        <w:ind w:left="360"/>
+                        <w:rPr>
+                          <w:rFonts w:ascii="Calibri" w:hAnsi="Calibri" w:cs="Calibri"/>
+                          <w:sz w:val="16"/>
+                          <w:szCs w:val="16"/>
+                        </w:rPr>
+                      </w:pPr>
+                      <w:r>
+                        <w:rPr>
+                          <w:rFonts w:ascii="Calibri" w:hAnsi="Calibri" w:cs="Calibri"/>
+                          <w:sz w:val="16"/>
+                          <w:szCs w:val="16"/>
+                        </w:rPr>
+                        <w:t xml:space="preserve">      </w:t>
+                      </w:r>
+                      <w:proofErr w:type="spellStart"/>
+                      <w:r>
+                        <w:rPr>
+                          <w:rFonts w:ascii="Calibri" w:hAnsi="Calibri" w:cs="Calibri"/>
+                          <w:sz w:val="16"/>
+                          <w:szCs w:val="16"/>
+                        </w:rPr>
+                        <w:t>jsdoc</w:t>
+                      </w:r>
+                      <w:proofErr w:type="spellEnd"/>
+                      <w:r>
+                        <w:rPr>
+                          <w:rFonts w:ascii="Calibri" w:hAnsi="Calibri" w:cs="Calibri"/>
+                          <w:sz w:val="16"/>
+                          <w:szCs w:val="16"/>
+                        </w:rPr>
+                        <w:t xml:space="preserve">: </w:t>
+                      </w:r>
+                      <w:proofErr w:type="spellStart"/>
+                      <w:r>
+                        <w:rPr>
+                          <w:rFonts w:ascii="Calibri" w:hAnsi="Calibri" w:cs="Calibri"/>
+                          <w:sz w:val="16"/>
+                          <w:szCs w:val="16"/>
+                        </w:rPr>
+                        <w:t>jsdoc</w:t>
+                      </w:r>
+                      <w:proofErr w:type="spellEnd"/>
+                      <w:r>
+                        <w:rPr>
+                          <w:rFonts w:ascii="Calibri" w:hAnsi="Calibri" w:cs="Calibri"/>
+                          <w:sz w:val="16"/>
+                          <w:szCs w:val="16"/>
+                        </w:rPr>
+                        <w:t>,</w:t>
+                      </w:r>
+                    </w:p>
+                    <w:p>
+                      <w:pPr>
+                        <w:pStyle w:val="Sinespaciado"/>
+                        <w:ind w:left="360"/>
+                        <w:rPr>
+                          <w:rFonts w:ascii="Calibri" w:hAnsi="Calibri" w:cs="Calibri"/>
+                          <w:sz w:val="16"/>
+                          <w:szCs w:val="16"/>
+                        </w:rPr>
+                      </w:pPr>
+                      <w:r>
+                        <w:rPr>
+                          <w:rFonts w:ascii="Calibri" w:hAnsi="Calibri" w:cs="Calibri"/>
+                          <w:sz w:val="16"/>
+                          <w:szCs w:val="16"/>
+                        </w:rPr>
+                        <w:t>    },</w:t>
+                      </w:r>
+                    </w:p>
+                    <w:p>
+                      <w:pPr>
+                        <w:pStyle w:val="Sinespaciado"/>
+                        <w:ind w:left="360"/>
+                        <w:rPr>
+                          <w:rFonts w:ascii="Calibri" w:hAnsi="Calibri" w:cs="Calibri"/>
+                          <w:sz w:val="16"/>
+                          <w:szCs w:val="16"/>
+                        </w:rPr>
+                      </w:pPr>
+                      <w:r>
+                        <w:rPr>
+                          <w:rFonts w:ascii="Calibri" w:hAnsi="Calibri" w:cs="Calibri"/>
+                          <w:sz w:val="16"/>
+                          <w:szCs w:val="16"/>
+                        </w:rPr>
+                        <w:t xml:space="preserve">    </w:t>
+                      </w:r>
+                      <w:proofErr w:type="spellStart"/>
+                      <w:r>
+                        <w:rPr>
+                          <w:rFonts w:ascii="Calibri" w:hAnsi="Calibri" w:cs="Calibri"/>
+                          <w:sz w:val="16"/>
+                          <w:szCs w:val="16"/>
+                        </w:rPr>
+                        <w:t>languageOptions</w:t>
+                      </w:r>
+                      <w:proofErr w:type="spellEnd"/>
+                      <w:r>
+                        <w:rPr>
+                          <w:rFonts w:ascii="Calibri" w:hAnsi="Calibri" w:cs="Calibri"/>
+                          <w:sz w:val="16"/>
+                          <w:szCs w:val="16"/>
+                        </w:rPr>
+                        <w:t>: {</w:t>
+                      </w:r>
+                    </w:p>
+                    <w:p>
+                      <w:pPr>
+                        <w:pStyle w:val="Sinespaciado"/>
+                        <w:ind w:left="360"/>
+                        <w:rPr>
+                          <w:rFonts w:ascii="Calibri" w:hAnsi="Calibri" w:cs="Calibri"/>
+                          <w:sz w:val="16"/>
+                          <w:szCs w:val="16"/>
+                        </w:rPr>
+                      </w:pPr>
+                      <w:r>
+                        <w:rPr>
+                          <w:rFonts w:ascii="Calibri" w:hAnsi="Calibri" w:cs="Calibri"/>
+                          <w:sz w:val="16"/>
+                          <w:szCs w:val="16"/>
+                        </w:rPr>
+                        <w:t xml:space="preserve">      </w:t>
+                      </w:r>
+                      <w:proofErr w:type="spellStart"/>
+                      <w:r>
+                        <w:rPr>
+                          <w:rFonts w:ascii="Calibri" w:hAnsi="Calibri" w:cs="Calibri"/>
+                          <w:sz w:val="16"/>
+                          <w:szCs w:val="16"/>
+                        </w:rPr>
+                        <w:t>globals</w:t>
+                      </w:r>
+                      <w:proofErr w:type="spellEnd"/>
+                      <w:r>
+                        <w:rPr>
+                          <w:rFonts w:ascii="Calibri" w:hAnsi="Calibri" w:cs="Calibri"/>
+                          <w:sz w:val="16"/>
+                          <w:szCs w:val="16"/>
+                        </w:rPr>
+                        <w:t xml:space="preserve">: </w:t>
+                      </w:r>
+                      <w:proofErr w:type="gramStart"/>
+                      <w:r>
+                        <w:rPr>
+                          <w:rFonts w:ascii="Calibri" w:hAnsi="Calibri" w:cs="Calibri"/>
+                          <w:sz w:val="16"/>
+                          <w:szCs w:val="16"/>
+                        </w:rPr>
+                        <w:t>{ ...</w:t>
+                      </w:r>
+                      <w:proofErr w:type="spellStart"/>
+                      <w:proofErr w:type="gramEnd"/>
+                      <w:r>
+                        <w:rPr>
+                          <w:rFonts w:ascii="Calibri" w:hAnsi="Calibri" w:cs="Calibri"/>
+                          <w:sz w:val="16"/>
+                          <w:szCs w:val="16"/>
+                        </w:rPr>
+                        <w:t>globals.node</w:t>
+                      </w:r>
+                      <w:proofErr w:type="spellEnd"/>
+                      <w:r>
+                        <w:rPr>
+                          <w:rFonts w:ascii="Calibri" w:hAnsi="Calibri" w:cs="Calibri"/>
+                          <w:sz w:val="16"/>
+                          <w:szCs w:val="16"/>
+                        </w:rPr>
+                        <w:t xml:space="preserve"> },</w:t>
+                      </w:r>
+                    </w:p>
+                    <w:p>
+                      <w:pPr>
+                        <w:pStyle w:val="Sinespaciado"/>
+                        <w:ind w:left="360"/>
+                        <w:rPr>
+                          <w:rFonts w:ascii="Calibri" w:hAnsi="Calibri" w:cs="Calibri"/>
+                          <w:sz w:val="16"/>
+                          <w:szCs w:val="16"/>
+                        </w:rPr>
+                      </w:pPr>
+                      <w:r>
+                        <w:rPr>
+                          <w:rFonts w:ascii="Calibri" w:hAnsi="Calibri" w:cs="Calibri"/>
+                          <w:sz w:val="16"/>
+                          <w:szCs w:val="16"/>
+                        </w:rPr>
+                        <w:t>    },</w:t>
+                      </w:r>
+                    </w:p>
+                    <w:p>
+                      <w:pPr>
+                        <w:pStyle w:val="Sinespaciado"/>
+                        <w:ind w:left="360"/>
+                        <w:rPr>
+                          <w:rFonts w:ascii="Calibri" w:hAnsi="Calibri" w:cs="Calibri"/>
+                          <w:sz w:val="16"/>
+                          <w:szCs w:val="16"/>
+                        </w:rPr>
+                      </w:pPr>
+                      <w:r>
+                        <w:rPr>
+                          <w:rFonts w:ascii="Calibri" w:hAnsi="Calibri" w:cs="Calibri"/>
+                          <w:sz w:val="16"/>
+                          <w:szCs w:val="16"/>
+                        </w:rPr>
+                        <w:t>    rules: {</w:t>
+                      </w:r>
+                    </w:p>
+                    <w:p>
+                      <w:pPr>
+                        <w:pStyle w:val="Sinespaciado"/>
+                        <w:ind w:left="360"/>
+                        <w:rPr>
+                          <w:rFonts w:ascii="Calibri" w:hAnsi="Calibri" w:cs="Calibri"/>
+                          <w:sz w:val="16"/>
+                          <w:szCs w:val="16"/>
+                        </w:rPr>
+                      </w:pPr>
+                      <w:r>
+                        <w:rPr>
+                          <w:rFonts w:ascii="Calibri" w:hAnsi="Calibri" w:cs="Calibri"/>
+                          <w:sz w:val="16"/>
+                          <w:szCs w:val="16"/>
+                        </w:rPr>
+                        <w:t>      "</w:t>
+                      </w:r>
+                      <w:proofErr w:type="gramStart"/>
+                      <w:r>
+                        <w:rPr>
+                          <w:rFonts w:ascii="Calibri" w:hAnsi="Calibri" w:cs="Calibri"/>
+                          <w:sz w:val="16"/>
+                          <w:szCs w:val="16"/>
+                        </w:rPr>
+                        <w:t>no</w:t>
+                      </w:r>
+                      <w:proofErr w:type="gramEnd"/>
+                      <w:r>
+                        <w:rPr>
+                          <w:rFonts w:ascii="Calibri" w:hAnsi="Calibri" w:cs="Calibri"/>
+                          <w:sz w:val="16"/>
+                          <w:szCs w:val="16"/>
+                        </w:rPr>
+                        <w:t>-console": "off",</w:t>
+                      </w:r>
+                    </w:p>
+                    <w:p>
+                      <w:pPr>
+                        <w:pStyle w:val="Sinespaciado"/>
+                        <w:ind w:left="360"/>
+                        <w:rPr>
+                          <w:rFonts w:ascii="Calibri" w:hAnsi="Calibri" w:cs="Calibri"/>
+                          <w:sz w:val="16"/>
+                          <w:szCs w:val="16"/>
+                        </w:rPr>
+                      </w:pPr>
+                      <w:r>
+                        <w:rPr>
+                          <w:rFonts w:ascii="Calibri" w:hAnsi="Calibri" w:cs="Calibri"/>
+                          <w:sz w:val="16"/>
+                          <w:szCs w:val="16"/>
+                        </w:rPr>
+                        <w:t>      "semi": ["error", "always"],</w:t>
+                      </w:r>
+                    </w:p>
+                    <w:p>
+                      <w:pPr>
+                        <w:pStyle w:val="Sinespaciado"/>
+                        <w:ind w:left="360"/>
+                        <w:rPr>
+                          <w:rFonts w:ascii="Calibri" w:hAnsi="Calibri" w:cs="Calibri"/>
+                          <w:sz w:val="16"/>
+                          <w:szCs w:val="16"/>
+                        </w:rPr>
+                      </w:pPr>
+                      <w:r>
+                        <w:rPr>
+                          <w:rFonts w:ascii="Calibri" w:hAnsi="Calibri" w:cs="Calibri"/>
+                          <w:sz w:val="16"/>
+                          <w:szCs w:val="16"/>
+                        </w:rPr>
+                        <w:t>      "curly": ["error", "all"],</w:t>
+                      </w:r>
+                    </w:p>
+                    <w:p>
+                      <w:pPr>
+                        <w:pStyle w:val="Sinespaciado"/>
+                        <w:ind w:left="360"/>
+                        <w:rPr>
+                          <w:rFonts w:ascii="Calibri" w:hAnsi="Calibri" w:cs="Calibri"/>
+                          <w:sz w:val="16"/>
+                          <w:szCs w:val="16"/>
+                        </w:rPr>
+                      </w:pPr>
+                      <w:r>
+                        <w:rPr>
+                          <w:rFonts w:ascii="Calibri" w:hAnsi="Calibri" w:cs="Calibri"/>
+                          <w:sz w:val="16"/>
+                          <w:szCs w:val="16"/>
+                        </w:rPr>
+                        <w:t>      "indent": ["error", 2],</w:t>
+                      </w:r>
+                    </w:p>
+                    <w:p>
+                      <w:pPr>
+                        <w:pStyle w:val="Sinespaciado"/>
+                        <w:ind w:left="360"/>
+                        <w:rPr>
+                          <w:rFonts w:ascii="Calibri" w:hAnsi="Calibri" w:cs="Calibri"/>
+                          <w:sz w:val="16"/>
+                          <w:szCs w:val="16"/>
+                        </w:rPr>
+                      </w:pPr>
+                      <w:r>
+                        <w:rPr>
+                          <w:rFonts w:ascii="Calibri" w:hAnsi="Calibri" w:cs="Calibri"/>
+                          <w:sz w:val="16"/>
+                          <w:szCs w:val="16"/>
+                        </w:rPr>
+                        <w:t>      "</w:t>
+                      </w:r>
+                      <w:proofErr w:type="spellStart"/>
+                      <w:r>
+                        <w:rPr>
+                          <w:rFonts w:ascii="Calibri" w:hAnsi="Calibri" w:cs="Calibri"/>
+                          <w:sz w:val="16"/>
+                          <w:szCs w:val="16"/>
+                        </w:rPr>
+                        <w:t>jsdoc</w:t>
+                      </w:r>
+                      <w:proofErr w:type="spellEnd"/>
+                      <w:r>
+                        <w:rPr>
+                          <w:rFonts w:ascii="Calibri" w:hAnsi="Calibri" w:cs="Calibri"/>
+                          <w:sz w:val="16"/>
+                          <w:szCs w:val="16"/>
+                        </w:rPr>
+                        <w:t>/require-</w:t>
+                      </w:r>
+                      <w:proofErr w:type="spellStart"/>
+                      <w:r>
+                        <w:rPr>
+                          <w:rFonts w:ascii="Calibri" w:hAnsi="Calibri" w:cs="Calibri"/>
+                          <w:sz w:val="16"/>
+                          <w:szCs w:val="16"/>
+                        </w:rPr>
+                        <w:t>jsdoc</w:t>
+                      </w:r>
+                      <w:proofErr w:type="spellEnd"/>
+                      <w:r>
+                        <w:rPr>
+                          <w:rFonts w:ascii="Calibri" w:hAnsi="Calibri" w:cs="Calibri"/>
+                          <w:sz w:val="16"/>
+                          <w:szCs w:val="16"/>
+                        </w:rPr>
+                        <w:t>": ["error", {</w:t>
+                      </w:r>
+                    </w:p>
+                    <w:p>
+                      <w:pPr>
+                        <w:pStyle w:val="Sinespaciado"/>
+                        <w:ind w:left="360"/>
+                        <w:rPr>
+                          <w:rFonts w:ascii="Calibri" w:hAnsi="Calibri" w:cs="Calibri"/>
+                          <w:sz w:val="16"/>
+                          <w:szCs w:val="16"/>
+                        </w:rPr>
+                      </w:pPr>
+                      <w:r>
+                        <w:rPr>
+                          <w:rFonts w:ascii="Calibri" w:hAnsi="Calibri" w:cs="Calibri"/>
+                          <w:sz w:val="16"/>
+                          <w:szCs w:val="16"/>
+                        </w:rPr>
+                        <w:t>        "</w:t>
+                      </w:r>
+                      <w:proofErr w:type="spellStart"/>
+                      <w:r>
+                        <w:rPr>
+                          <w:rFonts w:ascii="Calibri" w:hAnsi="Calibri" w:cs="Calibri"/>
+                          <w:sz w:val="16"/>
+                          <w:szCs w:val="16"/>
+                        </w:rPr>
+                        <w:t>publicOnly</w:t>
+                      </w:r>
+                      <w:proofErr w:type="spellEnd"/>
+                      <w:r>
+                        <w:rPr>
+                          <w:rFonts w:ascii="Calibri" w:hAnsi="Calibri" w:cs="Calibri"/>
+                          <w:sz w:val="16"/>
+                          <w:szCs w:val="16"/>
+                        </w:rPr>
+                        <w:t xml:space="preserve">": </w:t>
+                      </w:r>
+                      <w:r>
+                        <w:rPr>
+                          <w:rFonts w:ascii="Calibri" w:hAnsi="Calibri" w:cs="Calibri"/>
+                          <w:b/>
+                          <w:bCs/>
+                          <w:sz w:val="16"/>
+                          <w:szCs w:val="16"/>
+                        </w:rPr>
+                        <w:t>false</w:t>
+                      </w:r>
+                      <w:r>
+                        <w:rPr>
+                          <w:rFonts w:ascii="Calibri" w:hAnsi="Calibri" w:cs="Calibri"/>
+                          <w:sz w:val="16"/>
+                          <w:szCs w:val="16"/>
+                        </w:rPr>
+                        <w:t>,</w:t>
+                      </w:r>
+                    </w:p>
+                    <w:p>
+                      <w:pPr>
+                        <w:pStyle w:val="Sinespaciado"/>
+                        <w:ind w:left="360"/>
+                        <w:rPr>
+                          <w:rFonts w:ascii="Calibri" w:hAnsi="Calibri" w:cs="Calibri"/>
+                          <w:sz w:val="16"/>
+                          <w:szCs w:val="16"/>
+                        </w:rPr>
+                      </w:pPr>
+                      <w:r>
+                        <w:rPr>
+                          <w:rFonts w:ascii="Calibri" w:hAnsi="Calibri" w:cs="Calibri"/>
+                          <w:sz w:val="16"/>
+                          <w:szCs w:val="16"/>
+                        </w:rPr>
+                        <w:t>        "require": {</w:t>
+                      </w:r>
+                    </w:p>
+                    <w:p>
+                      <w:pPr>
+                        <w:pStyle w:val="Sinespaciado"/>
+                        <w:ind w:left="360"/>
+                        <w:rPr>
+                          <w:rFonts w:ascii="Calibri" w:hAnsi="Calibri" w:cs="Calibri"/>
+                          <w:sz w:val="16"/>
+                          <w:szCs w:val="16"/>
+                        </w:rPr>
+                      </w:pPr>
+                      <w:r>
+                        <w:rPr>
+                          <w:rFonts w:ascii="Calibri" w:hAnsi="Calibri" w:cs="Calibri"/>
+                          <w:sz w:val="16"/>
+                          <w:szCs w:val="16"/>
+                        </w:rPr>
+                        <w:t>          "</w:t>
+                      </w:r>
+                      <w:proofErr w:type="spellStart"/>
+                      <w:r>
+                        <w:rPr>
+                          <w:rFonts w:ascii="Calibri" w:hAnsi="Calibri" w:cs="Calibri"/>
+                          <w:sz w:val="16"/>
+                          <w:szCs w:val="16"/>
+                        </w:rPr>
+                        <w:t>FunctionDeclaration</w:t>
+                      </w:r>
+                      <w:proofErr w:type="spellEnd"/>
+                      <w:r>
+                        <w:rPr>
+                          <w:rFonts w:ascii="Calibri" w:hAnsi="Calibri" w:cs="Calibri"/>
+                          <w:sz w:val="16"/>
+                          <w:szCs w:val="16"/>
+                        </w:rPr>
+                        <w:t xml:space="preserve">": </w:t>
+                      </w:r>
+                      <w:r>
+                        <w:rPr>
+                          <w:rFonts w:ascii="Calibri" w:hAnsi="Calibri" w:cs="Calibri"/>
+                          <w:b/>
+                          <w:bCs/>
+                          <w:sz w:val="16"/>
+                          <w:szCs w:val="16"/>
+                        </w:rPr>
+                        <w:t>true</w:t>
+                      </w:r>
+                      <w:r>
+                        <w:rPr>
+                          <w:rFonts w:ascii="Calibri" w:hAnsi="Calibri" w:cs="Calibri"/>
+                          <w:sz w:val="16"/>
+                          <w:szCs w:val="16"/>
+                        </w:rPr>
+                        <w:t>,</w:t>
+                      </w:r>
+                    </w:p>
+                    <w:p>
+                      <w:pPr>
+                        <w:pStyle w:val="Sinespaciado"/>
+                        <w:ind w:left="360"/>
+                        <w:rPr>
+                          <w:rFonts w:ascii="Calibri" w:hAnsi="Calibri" w:cs="Calibri"/>
+                          <w:sz w:val="16"/>
+                          <w:szCs w:val="16"/>
+                        </w:rPr>
+                      </w:pPr>
+                      <w:r>
+                        <w:rPr>
+                          <w:rFonts w:ascii="Calibri" w:hAnsi="Calibri" w:cs="Calibri"/>
+                          <w:sz w:val="16"/>
+                          <w:szCs w:val="16"/>
+                        </w:rPr>
+                        <w:t>          "</w:t>
+                      </w:r>
+                      <w:proofErr w:type="spellStart"/>
+                      <w:r>
+                        <w:rPr>
+                          <w:rFonts w:ascii="Calibri" w:hAnsi="Calibri" w:cs="Calibri"/>
+                          <w:sz w:val="16"/>
+                          <w:szCs w:val="16"/>
+                        </w:rPr>
+                        <w:t>MethodDefinition</w:t>
+                      </w:r>
+                      <w:proofErr w:type="spellEnd"/>
+                      <w:r>
+                        <w:rPr>
+                          <w:rFonts w:ascii="Calibri" w:hAnsi="Calibri" w:cs="Calibri"/>
+                          <w:sz w:val="16"/>
+                          <w:szCs w:val="16"/>
+                        </w:rPr>
+                        <w:t xml:space="preserve">": </w:t>
+                      </w:r>
+                      <w:r>
+                        <w:rPr>
+                          <w:rFonts w:ascii="Calibri" w:hAnsi="Calibri" w:cs="Calibri"/>
+                          <w:b/>
+                          <w:bCs/>
+                          <w:sz w:val="16"/>
+                          <w:szCs w:val="16"/>
+                        </w:rPr>
+                        <w:t>true</w:t>
+                      </w:r>
+                      <w:r>
+                        <w:rPr>
+                          <w:rFonts w:ascii="Calibri" w:hAnsi="Calibri" w:cs="Calibri"/>
+                          <w:sz w:val="16"/>
+                          <w:szCs w:val="16"/>
+                        </w:rPr>
+                        <w:t>,</w:t>
+                      </w:r>
+                    </w:p>
+                    <w:p>
+                      <w:pPr>
+                        <w:pStyle w:val="Sinespaciado"/>
+                        <w:ind w:left="360"/>
+                        <w:rPr>
+                          <w:rFonts w:ascii="Calibri" w:hAnsi="Calibri" w:cs="Calibri"/>
+                          <w:sz w:val="16"/>
+                          <w:szCs w:val="16"/>
+                        </w:rPr>
+                      </w:pPr>
+                      <w:r>
+                        <w:rPr>
+                          <w:rFonts w:ascii="Calibri" w:hAnsi="Calibri" w:cs="Calibri"/>
+                          <w:sz w:val="16"/>
+                          <w:szCs w:val="16"/>
+                        </w:rPr>
+                        <w:t>          "</w:t>
+                      </w:r>
+                      <w:proofErr w:type="spellStart"/>
+                      <w:r>
+                        <w:rPr>
+                          <w:rFonts w:ascii="Calibri" w:hAnsi="Calibri" w:cs="Calibri"/>
+                          <w:sz w:val="16"/>
+                          <w:szCs w:val="16"/>
+                        </w:rPr>
+                        <w:t>ClassDeclaration</w:t>
+                      </w:r>
+                      <w:proofErr w:type="spellEnd"/>
+                      <w:r>
+                        <w:rPr>
+                          <w:rFonts w:ascii="Calibri" w:hAnsi="Calibri" w:cs="Calibri"/>
+                          <w:sz w:val="16"/>
+                          <w:szCs w:val="16"/>
+                        </w:rPr>
+                        <w:t xml:space="preserve">": </w:t>
+                      </w:r>
+                      <w:proofErr w:type="gramStart"/>
+                      <w:r>
+                        <w:rPr>
+                          <w:rFonts w:ascii="Calibri" w:hAnsi="Calibri" w:cs="Calibri"/>
+                          <w:b/>
+                          <w:bCs/>
+                          <w:sz w:val="16"/>
+                          <w:szCs w:val="16"/>
+                        </w:rPr>
+                        <w:t>true</w:t>
+                      </w:r>
+                      <w:r>
+                        <w:rPr>
+                          <w:rFonts w:ascii="Calibri" w:hAnsi="Calibri" w:cs="Calibri"/>
+                          <w:sz w:val="16"/>
+                          <w:szCs w:val="16"/>
+                        </w:rPr>
+                        <w:t xml:space="preserve"> </w:t>
+                      </w:r>
+                      <w:r>
+                        <w:rPr>
+                          <w:rFonts w:ascii="Calibri" w:hAnsi="Calibri" w:cs="Calibri"/>
+                          <w:sz w:val="16"/>
+                          <w:szCs w:val="16"/>
+                        </w:rPr>
+                        <w:t>}</w:t>
+                      </w:r>
+                      <w:proofErr w:type="gramEnd"/>
+                    </w:p>
+                    <w:p>
+                      <w:pPr>
+                        <w:pStyle w:val="Sinespaciado"/>
+                        <w:ind w:left="360"/>
+                        <w:rPr>
+                          <w:rFonts w:ascii="Calibri" w:hAnsi="Calibri" w:cs="Calibri"/>
+                          <w:sz w:val="16"/>
+                          <w:szCs w:val="16"/>
+                        </w:rPr>
+                      </w:pPr>
+                      <w:r>
+                        <w:rPr>
+                          <w:rFonts w:ascii="Calibri" w:hAnsi="Calibri" w:cs="Calibri"/>
+                          <w:sz w:val="16"/>
+                          <w:szCs w:val="16"/>
+                        </w:rPr>
+                        <w:t>      }],</w:t>
+                      </w:r>
+                    </w:p>
+                    <w:p>
+                      <w:pPr>
+                        <w:pStyle w:val="Sinespaciado"/>
+                        <w:ind w:left="360"/>
+                        <w:rPr>
+                          <w:rFonts w:ascii="Calibri" w:hAnsi="Calibri" w:cs="Calibri"/>
+                          <w:sz w:val="16"/>
+                          <w:szCs w:val="16"/>
+                        </w:rPr>
+                      </w:pPr>
+                      <w:r>
+                        <w:rPr>
+                          <w:rFonts w:ascii="Calibri" w:hAnsi="Calibri" w:cs="Calibri"/>
+                          <w:sz w:val="16"/>
+                          <w:szCs w:val="16"/>
+                        </w:rPr>
+                        <w:t>    },</w:t>
+                      </w:r>
+                    </w:p>
+                    <w:p>
+                      <w:pPr>
+                        <w:pStyle w:val="Sinespaciado"/>
+                        <w:ind w:left="360"/>
+                        <w:rPr>
+                          <w:rFonts w:ascii="Calibri" w:hAnsi="Calibri" w:cs="Calibri"/>
+                          <w:sz w:val="16"/>
+                          <w:szCs w:val="16"/>
+                        </w:rPr>
+                      </w:pPr>
+                      <w:r>
+                        <w:rPr>
+                          <w:rFonts w:ascii="Calibri" w:hAnsi="Calibri" w:cs="Calibri"/>
+                          <w:sz w:val="16"/>
+                          <w:szCs w:val="16"/>
+                        </w:rPr>
+                        <w:t>  },</w:t>
+                      </w:r>
+                    </w:p>
+                    <w:p>
+                      <w:pPr>
+                        <w:pStyle w:val="Sinespaciado"/>
+                        <w:ind w:left="360"/>
+                        <w:rPr>
+                          <w:rFonts w:ascii="Calibri" w:hAnsi="Calibri" w:cs="Calibri"/>
+                          <w:sz w:val="16"/>
+                          <w:szCs w:val="16"/>
+                        </w:rPr>
+                      </w:pPr>
+                      <w:r>
+                        <w:rPr>
+                          <w:rFonts w:ascii="Calibri" w:hAnsi="Calibri" w:cs="Calibri"/>
+                          <w:sz w:val="16"/>
+                          <w:szCs w:val="16"/>
+                        </w:rPr>
+                        <w:t>];</w:t>
+                      </w:r>
+                    </w:p>
+                    <w:p>
+                      <w:pPr>
+                        <w:pStyle w:val="Sinespaciado"/>
+                        <w:rPr>
+                          <w:rFonts w:ascii="Cascadia Mono SemiBold" w:hAnsi="Cascadia Mono SemiBold" w:cs="Cascadia Mono SemiBold"/>
+                        </w:rPr>
+                      </w:pPr>
+                    </w:p>
+                  </w:txbxContent>
+                </v:textbox>
+                <w10:wrap anchorx="margin"/>
+              </v:rect>
+            </w:pict>
+          </mc:Fallback>
+        </mc:AlternateContent>
+      </w:r>
+    </w:p>
+    <w:p>
+      <w:pPr>
+        <w:pStyle w:val="Sinespaciado"/>
+        <w:rPr>
+          <w:lang w:val="es-ES"/>
+        </w:rPr>
+      </w:pPr>
+    </w:p>
+    <w:p>
+      <w:pPr>
+        <w:pStyle w:val="Sinespaciado"/>
+        <w:rPr>
+          <w:lang w:val="es-ES"/>
+        </w:rPr>
       </w:pPr>
     </w:p>
     <w:p>
@@ -2197,7 +6052,7 @@
           <w:lang w:val="es-ES"/>
         </w:rPr>
       </w:pPr>
-      <w:bookmarkStart w:id="1" w:name="_Toc228076971"/>
+      <w:bookmarkStart w:id="1" w:name="_Toc233811441"/>
       <w:r>
         <w:rPr>
           <w:lang w:val="es-ES"/>
@@ -2297,7 +6152,7 @@
           <w:noProof/>
         </w:rPr>
         <w:drawing>
-          <wp:inline distT="0" distB="0" distL="0" distR="0" wp14:anchorId="4BFDE7AC" wp14:editId="67EA4207">
+          <wp:inline distT="0" distB="0" distL="0" distR="0" wp14:anchorId="4BFDE7AC" wp14:editId="1C94B5F4">
             <wp:extent cx="4949190" cy="3299460"/>
             <wp:effectExtent l="114300" t="114300" r="156210" b="148590"/>
             <wp:docPr id="1256845824" name="Imagen 7" descr="DC's Got a Lot of Superman Coming This Summer"/>
@@ -2674,11 +6529,14 @@
           <w:lang w:val="es-ES"/>
         </w:rPr>
       </w:pPr>
-      <w:bookmarkStart w:id="2" w:name="_Toc228076972"/>
-      <w:r>
+      <w:bookmarkStart w:id="2" w:name="_Toc233811442"/>
+      <w:r>
+        <w:rPr>
+          <w:noProof/>
+        </w:rPr>
         <w:lastRenderedPageBreak/>
         <w:drawing>
-          <wp:anchor distT="0" distB="0" distL="114300" distR="114300" simplePos="0" relativeHeight="251678720" behindDoc="0" locked="0" layoutInCell="1" allowOverlap="1" wp14:anchorId="1C79BC5C" wp14:editId="279C39DE">
+          <wp:anchor distT="0" distB="0" distL="114300" distR="114300" simplePos="0" relativeHeight="251678720" behindDoc="0" locked="0" layoutInCell="1" allowOverlap="1" wp14:anchorId="1C79BC5C" wp14:editId="34AAEEB7">
             <wp:simplePos x="0" y="0"/>
             <wp:positionH relativeFrom="column">
               <wp:posOffset>4260850</wp:posOffset>
@@ -3089,6 +6947,9 @@
     <w:p>
       <w:pPr>
         <w:pStyle w:val="Sinespaciado"/>
+        <w:rPr>
+          <w:lang w:val="es-ES"/>
+        </w:rPr>
       </w:pPr>
     </w:p>
     <w:p>
@@ -3185,7 +7046,7 @@
           <w:lang w:val="es-ES"/>
         </w:rPr>
       </w:pPr>
-      <w:bookmarkStart w:id="3" w:name="_Toc228076973"/>
+      <w:bookmarkStart w:id="3" w:name="_Toc233811443"/>
       <w:r>
         <w:rPr>
           <w:lang w:val="es-ES"/>
@@ -3266,16 +7127,7 @@
         <w:t xml:space="preserve">: </w:t>
       </w:r>
       <w:r>
-        <w:rPr>
-          <w:lang w:val="es-ES"/>
-        </w:rPr>
-        <w:t>tk</w:t>
-      </w:r>
-      <w:r>
-        <w:rPr>
-          <w:lang w:val="es-ES"/>
-        </w:rPr>
-        <w:t>_secure_input.js</w:t>
+        <w:t>tk_secure_input.js</w:t>
       </w:r>
     </w:p>
     <w:p>
@@ -3304,155 +7156,366 @@
         <w:t xml:space="preserve">: </w:t>
       </w:r>
       <w:proofErr w:type="spellStart"/>
-      <w:r>
-        <w:rPr>
-          <w:lang w:val="es-ES"/>
-        </w:rPr>
-        <w:t>readline</w:t>
+      <w:proofErr w:type="gramStart"/>
+      <w:r>
+        <w:rPr>
+          <w:lang w:val="es-ES"/>
+        </w:rPr>
+        <w:t>process.argv</w:t>
       </w:r>
       <w:proofErr w:type="spellEnd"/>
-      <w:r>
-        <w:rPr>
-          <w:lang w:val="es-ES"/>
-        </w:rPr>
-        <w:t xml:space="preserve"> (módulo nativo de Node.js) o </w:t>
+      <w:proofErr w:type="gramEnd"/>
+      <w:r>
+        <w:rPr>
+          <w:lang w:val="es-ES"/>
+        </w:rPr>
+        <w:t>, console.log</w:t>
+      </w:r>
+    </w:p>
+    <w:p>
+      <w:pPr>
+        <w:pStyle w:val="Sinespaciado"/>
+        <w:ind w:left="360"/>
+        <w:rPr>
+          <w:lang w:val="es-ES"/>
+        </w:rPr>
+      </w:pPr>
+    </w:p>
+    <w:p>
+      <w:pPr>
+        <w:pStyle w:val="Sinespaciado"/>
+        <w:rPr>
+          <w:lang w:val="es-ES"/>
+        </w:rPr>
+      </w:pPr>
+      <w:r>
+        <w:rPr>
+          <w:b/>
+          <w:bCs/>
+          <w:lang w:val="es-ES"/>
+        </w:rPr>
+        <w:t>Objetivo</w:t>
+      </w:r>
+      <w:r>
+        <w:rPr>
+          <w:lang w:val="es-ES"/>
+        </w:rPr>
+        <w:t xml:space="preserve">: </w:t>
+      </w:r>
+      <w:r>
+        <w:rPr>
+          <w:lang w:val="es-ES"/>
+        </w:rPr>
+        <w:t xml:space="preserve">El script recibe el nombre de un cultivo y su cantidad desde la terminal. Debe construir y devolver un objeto </w:t>
+      </w:r>
+      <w:proofErr w:type="gramStart"/>
+      <w:r>
+        <w:rPr>
+          <w:lang w:val="es-ES"/>
+        </w:rPr>
+        <w:t xml:space="preserve">{ </w:t>
+      </w:r>
+      <w:proofErr w:type="spellStart"/>
+      <w:r>
+        <w:rPr>
+          <w:lang w:val="es-ES"/>
+        </w:rPr>
+        <w:t>name</w:t>
+      </w:r>
+      <w:proofErr w:type="spellEnd"/>
+      <w:proofErr w:type="gramEnd"/>
+      <w:r>
+        <w:rPr>
+          <w:lang w:val="es-ES"/>
+        </w:rPr>
+        <w:t xml:space="preserve">, </w:t>
+      </w:r>
+      <w:proofErr w:type="spellStart"/>
+      <w:r>
+        <w:rPr>
+          <w:lang w:val="es-ES"/>
+        </w:rPr>
+        <w:t>qty</w:t>
+      </w:r>
+      <w:proofErr w:type="spellEnd"/>
+      <w:r>
+        <w:rPr>
+          <w:lang w:val="es-ES"/>
+        </w:rPr>
+        <w:t xml:space="preserve"> }.</w:t>
+      </w:r>
+    </w:p>
+    <w:p>
+      <w:pPr>
+        <w:pStyle w:val="Sinespaciado"/>
+        <w:rPr>
+          <w:lang w:val="es-ES"/>
+        </w:rPr>
+      </w:pPr>
+    </w:p>
+    <w:p>
+      <w:pPr>
+        <w:pStyle w:val="Sinespaciado"/>
+        <w:rPr>
+          <w:i/>
+          <w:iCs/>
+        </w:rPr>
+      </w:pPr>
+      <w:r>
+        <w:rPr>
+          <w:i/>
+          <w:iCs/>
+        </w:rPr>
+        <w:t>node tk_secure_input.js Tomate 42</w:t>
+      </w:r>
+    </w:p>
+    <w:p>
+      <w:pPr>
+        <w:pStyle w:val="Sinespaciado"/>
+        <w:rPr>
+          <w:b/>
+          <w:bCs/>
+        </w:rPr>
+      </w:pPr>
+      <w:proofErr w:type="spellStart"/>
+      <w:r>
+        <w:rPr>
+          <w:i/>
+          <w:iCs/>
+        </w:rPr>
+        <w:t>Cultivo</w:t>
+      </w:r>
+      <w:proofErr w:type="spellEnd"/>
+      <w:r>
+        <w:rPr>
+          <w:i/>
+          <w:iCs/>
+        </w:rPr>
+        <w:t xml:space="preserve"> </w:t>
       </w:r>
       <w:proofErr w:type="spellStart"/>
       <w:proofErr w:type="gramStart"/>
       <w:r>
         <w:rPr>
-          <w:lang w:val="es-ES"/>
-        </w:rPr>
-        <w:t>process.stdin</w:t>
+          <w:i/>
+          <w:iCs/>
+        </w:rPr>
+        <w:t>registrado</w:t>
       </w:r>
       <w:proofErr w:type="spellEnd"/>
+      <w:r>
+        <w:rPr>
+          <w:i/>
+          <w:iCs/>
+        </w:rPr>
+        <w:t xml:space="preserve">: </w:t>
+      </w:r>
+      <w:r>
+        <w:rPr>
+          <w:i/>
+          <w:iCs/>
+        </w:rPr>
+        <w:t>{</w:t>
+      </w:r>
       <w:proofErr w:type="gramEnd"/>
       <w:r>
         <w:rPr>
-          <w:lang w:val="es-ES"/>
-        </w:rPr>
-        <w:t>.</w:t>
-      </w:r>
-    </w:p>
-    <w:p>
-      <w:pPr>
-        <w:pStyle w:val="Sinespaciado"/>
-        <w:ind w:left="360"/>
-        <w:rPr>
-          <w:lang w:val="es-ES"/>
-        </w:rPr>
-      </w:pPr>
-    </w:p>
-    <w:p>
-      <w:pPr>
-        <w:pStyle w:val="Sinespaciado"/>
-        <w:rPr>
-          <w:lang w:val="es-ES"/>
-        </w:rPr>
-      </w:pPr>
-      <w:r>
-        <w:rPr>
-          <w:b/>
-          <w:bCs/>
-          <w:lang w:val="es-ES"/>
-        </w:rPr>
-        <w:t>Objetivo</w:t>
-      </w:r>
-      <w:r>
-        <w:rPr>
-          <w:lang w:val="es-ES"/>
-        </w:rPr>
-        <w:t>: Leer datos del usuario de forma asíncrona.</w:t>
-      </w:r>
-    </w:p>
-    <w:p>
-      <w:pPr>
-        <w:pStyle w:val="Sinespaciado"/>
-        <w:numPr>
-          <w:ilvl w:val="0"/>
-          <w:numId w:val="34"/>
-        </w:numPr>
-        <w:rPr>
-          <w:lang w:val="es-ES"/>
-        </w:rPr>
-      </w:pPr>
-      <w:r>
-        <w:rPr>
-          <w:lang w:val="es-ES"/>
-        </w:rPr>
-        <w:t xml:space="preserve">Misión: Crea una función que pregunte el nombre de un cultivo y su cantidad. Debe devolver un objeto </w:t>
+          <w:i/>
+          <w:iCs/>
+        </w:rPr>
+        <w:t>name</w:t>
+      </w:r>
+      <w:r>
+        <w:rPr>
+          <w:i/>
+          <w:iCs/>
+        </w:rPr>
+        <w:t xml:space="preserve">: 'Tomate', qty: </w:t>
       </w:r>
       <w:proofErr w:type="gramStart"/>
       <w:r>
         <w:rPr>
-          <w:lang w:val="es-ES"/>
-        </w:rPr>
-        <w:t xml:space="preserve">{ </w:t>
+          <w:i/>
+          <w:iCs/>
+        </w:rPr>
+        <w:t>42 }</w:t>
+      </w:r>
+      <w:proofErr w:type="gramEnd"/>
+    </w:p>
+    <w:p>
+      <w:pPr>
+        <w:pStyle w:val="Sinespaciado"/>
+        <w:rPr>
+          <w:b/>
+          <w:bCs/>
+        </w:rPr>
+      </w:pPr>
+    </w:p>
+    <w:p>
+      <w:pPr>
+        <w:pStyle w:val="Sinespaciado"/>
+        <w:rPr>
+          <w:b/>
+          <w:bCs/>
+          <w:lang w:val="es-ES"/>
+        </w:rPr>
+      </w:pPr>
+      <w:r>
+        <w:rPr>
+          <w:b/>
+          <w:bCs/>
+          <w:lang w:val="es-ES"/>
+        </w:rPr>
+        <w:t>Si la cantidad no es un número válido</w:t>
+      </w:r>
+    </w:p>
+    <w:p>
+      <w:pPr>
+        <w:pStyle w:val="Sinespaciado"/>
+        <w:rPr>
+          <w:i/>
+          <w:iCs/>
+          <w:lang w:val="es-ES"/>
+        </w:rPr>
+      </w:pPr>
+      <w:r>
+        <w:rPr>
+          <w:i/>
+          <w:iCs/>
+          <w:lang w:val="es-ES"/>
+        </w:rPr>
+        <w:t>Error: la cantidad debe ser un número válido.</w:t>
+      </w:r>
+    </w:p>
+    <w:p>
+      <w:pPr>
+        <w:pStyle w:val="Sinespaciado"/>
+        <w:rPr>
+          <w:i/>
+          <w:iCs/>
+          <w:lang w:val="es-ES"/>
+        </w:rPr>
+      </w:pPr>
+      <w:r>
+        <w:rPr>
+          <w:i/>
+          <w:iCs/>
+          <w:lang w:val="es-ES"/>
+        </w:rPr>
+        <w:t xml:space="preserve">Uso: </w:t>
       </w:r>
       <w:proofErr w:type="spellStart"/>
       <w:r>
         <w:rPr>
-          <w:lang w:val="es-ES"/>
-        </w:rPr>
-        <w:t>name</w:t>
+          <w:i/>
+          <w:iCs/>
+          <w:lang w:val="es-ES"/>
+        </w:rPr>
+        <w:t>node</w:t>
       </w:r>
       <w:proofErr w:type="spellEnd"/>
-      <w:proofErr w:type="gramEnd"/>
-      <w:r>
-        <w:rPr>
-          <w:lang w:val="es-ES"/>
-        </w:rPr>
-        <w:t xml:space="preserve">: </w:t>
+      <w:r>
+        <w:rPr>
+          <w:i/>
+          <w:iCs/>
+          <w:lang w:val="es-ES"/>
+        </w:rPr>
+        <w:t xml:space="preserve"> tk_secure_input.js &lt;nombre&gt; &lt;cantidad&gt;</w:t>
+      </w:r>
+    </w:p>
+    <w:p>
+      <w:pPr>
+        <w:pStyle w:val="Sinespaciado"/>
+        <w:rPr>
+          <w:b/>
+          <w:bCs/>
+          <w:lang w:val="es-ES"/>
+        </w:rPr>
+      </w:pPr>
+    </w:p>
+    <w:p>
+      <w:pPr>
+        <w:pStyle w:val="Sinespaciado"/>
+        <w:rPr>
+          <w:b/>
+          <w:bCs/>
+        </w:rPr>
+      </w:pPr>
+      <w:r>
+        <w:rPr>
+          <w:b/>
+          <w:bCs/>
+        </w:rPr>
+        <w:t xml:space="preserve">Si </w:t>
       </w:r>
       <w:proofErr w:type="spellStart"/>
       <w:r>
         <w:rPr>
-          <w:lang w:val="es-ES"/>
-        </w:rPr>
-        <w:t>string</w:t>
+          <w:b/>
+          <w:bCs/>
+        </w:rPr>
+        <w:t>faltan</w:t>
       </w:r>
       <w:proofErr w:type="spellEnd"/>
       <w:r>
         <w:rPr>
-          <w:lang w:val="es-ES"/>
-        </w:rPr>
-        <w:t xml:space="preserve">, </w:t>
+          <w:b/>
+          <w:bCs/>
+        </w:rPr>
+        <w:t xml:space="preserve"> </w:t>
       </w:r>
       <w:proofErr w:type="spellStart"/>
       <w:r>
         <w:rPr>
-          <w:lang w:val="es-ES"/>
-        </w:rPr>
-        <w:t>qty</w:t>
+          <w:b/>
+          <w:bCs/>
+        </w:rPr>
+        <w:t>argumentos</w:t>
       </w:r>
       <w:proofErr w:type="spellEnd"/>
-      <w:r>
-        <w:rPr>
-          <w:lang w:val="es-ES"/>
-        </w:rPr>
-        <w:t xml:space="preserve">: </w:t>
+    </w:p>
+    <w:p>
+      <w:pPr>
+        <w:pStyle w:val="Sinespaciado"/>
+        <w:rPr>
+          <w:i/>
+          <w:iCs/>
+          <w:lang w:val="es-ES"/>
+        </w:rPr>
+      </w:pPr>
+      <w:r>
+        <w:rPr>
+          <w:i/>
+          <w:iCs/>
+          <w:lang w:val="es-ES"/>
+        </w:rPr>
+        <w:t xml:space="preserve">Uso: </w:t>
       </w:r>
       <w:proofErr w:type="spellStart"/>
       <w:r>
         <w:rPr>
-          <w:lang w:val="es-ES"/>
-        </w:rPr>
-        <w:t>number</w:t>
+          <w:i/>
+          <w:iCs/>
+          <w:lang w:val="es-ES"/>
+        </w:rPr>
+        <w:t>node</w:t>
       </w:r>
       <w:proofErr w:type="spellEnd"/>
       <w:r>
         <w:rPr>
-          <w:lang w:val="es-ES"/>
-        </w:rPr>
-        <w:t xml:space="preserve"> }.</w:t>
-      </w:r>
-    </w:p>
-    <w:p>
-      <w:pPr>
-        <w:pStyle w:val="Sinespaciado"/>
-        <w:rPr>
-          <w:b/>
-          <w:bCs/>
+          <w:i/>
+          <w:iCs/>
+          <w:lang w:val="es-ES"/>
+        </w:rPr>
+        <w:t xml:space="preserve"> tk_secure_input.js &lt;nombre&gt; &lt;cantidad&gt;</w:t>
+      </w:r>
+    </w:p>
+    <w:p>
+      <w:pPr>
+        <w:pStyle w:val="Sinespaciado"/>
+        <w:rPr>
+          <w:i/>
+          <w:iCs/>
           <w:lang w:val="es-ES"/>
         </w:rPr>
       </w:pPr>
@@ -3522,14 +7585,6 @@
         </w:rPr>
         <w:t>Si el usuario mete una cantidad que no es un número, debe reintentar la pregunta hasta que sea válida.</w:t>
       </w:r>
-    </w:p>
-    <w:p>
-      <w:pPr>
-        <w:pStyle w:val="Sinespaciado"/>
-        <w:rPr>
-          <w:lang w:val="es-ES"/>
-        </w:rPr>
-      </w:pPr>
     </w:p>
     <w:p>
       <w:pPr>
@@ -3609,7 +7664,27 @@
                               <w:rPr>
                                 <w:rFonts w:ascii="Cascadia Mono SemiBold" w:hAnsi="Cascadia Mono SemiBold" w:cs="Cascadia Mono SemiBold"/>
                               </w:rPr>
-                              <w:t>Welcome to the JS Pool</w:t>
+                              <w:t>Welcome to the</w:t>
+                            </w:r>
+                            <w:r>
+                              <w:rPr>
+                                <w:rFonts w:ascii="Cascadia Mono SemiBold" w:hAnsi="Cascadia Mono SemiBold" w:cs="Cascadia Mono SemiBold"/>
+                              </w:rPr>
+                              <w:t xml:space="preserve"> Module 01 </w:t>
+                            </w:r>
+                            <w:proofErr w:type="spellStart"/>
+                            <w:r>
+                              <w:rPr>
+                                <w:rFonts w:ascii="Cascadia Mono SemiBold" w:hAnsi="Cascadia Mono SemiBold" w:cs="Cascadia Mono SemiBold"/>
+                              </w:rPr>
+                              <w:t>Chaval</w:t>
+                            </w:r>
+                            <w:proofErr w:type="spellEnd"/>
+                            <w:r>
+                              <w:rPr>
+                                <w:rFonts w:ascii="Cascadia Mono SemiBold" w:hAnsi="Cascadia Mono SemiBold" w:cs="Cascadia Mono SemiBold"/>
+                              </w:rPr>
+                              <w:t>!</w:t>
                             </w:r>
                           </w:p>
                         </w:txbxContent>
@@ -3634,7 +7709,7 @@
           </mc:Choice>
           <mc:Fallback>
             <w:pict>
-              <v:rect w14:anchorId="417F1FD4" id="Rectángulo 2" o:spid="_x0000_s1026" style="position:absolute;margin-left:0;margin-top:8.75pt;width:482.25pt;height:36.55pt;z-index:251660288;visibility:visible;mso-wrap-style:square;mso-width-percent:0;mso-height-percent:0;mso-wrap-distance-left:9pt;mso-wrap-distance-top:0;mso-wrap-distance-right:9pt;mso-wrap-distance-bottom:0;mso-position-horizontal:left;mso-position-horizontal-relative:margin;mso-position-vertical:absolute;mso-position-vertical-relative:text;mso-width-percent:0;mso-height-percent:0;mso-width-relative:margin;mso-height-relative:margin;v-text-anchor:middle" o:gfxdata="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" fillcolor="black [3213]" strokecolor="black [3213]" strokeweight="1pt">
+              <v:rect w14:anchorId="417F1FD4" id="_x0000_s1027" style="position:absolute;margin-left:0;margin-top:8.75pt;width:482.25pt;height:36.55pt;z-index:251660288;visibility:visible;mso-wrap-style:square;mso-width-percent:0;mso-height-percent:0;mso-wrap-distance-left:9pt;mso-wrap-distance-top:0;mso-wrap-distance-right:9pt;mso-wrap-distance-bottom:0;mso-position-horizontal:left;mso-position-horizontal-relative:margin;mso-position-vertical:absolute;mso-position-vertical-relative:text;mso-width-percent:0;mso-height-percent:0;mso-width-relative:margin;mso-height-relative:margin;v-text-anchor:middle" o:gfxdata="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" fillcolor="black [3213]" strokecolor="black [3213]" strokeweight="1pt">
                 <v:textbox>
                   <w:txbxContent>
                     <w:p>
@@ -3648,7 +7723,27 @@
                         <w:rPr>
                           <w:rFonts w:ascii="Cascadia Mono SemiBold" w:hAnsi="Cascadia Mono SemiBold" w:cs="Cascadia Mono SemiBold"/>
                         </w:rPr>
-                        <w:t>Welcome to the JS Pool</w:t>
+                        <w:t>Welcome to the</w:t>
+                      </w:r>
+                      <w:r>
+                        <w:rPr>
+                          <w:rFonts w:ascii="Cascadia Mono SemiBold" w:hAnsi="Cascadia Mono SemiBold" w:cs="Cascadia Mono SemiBold"/>
+                        </w:rPr>
+                        <w:t xml:space="preserve"> Module 01 </w:t>
+                      </w:r>
+                      <w:proofErr w:type="spellStart"/>
+                      <w:r>
+                        <w:rPr>
+                          <w:rFonts w:ascii="Cascadia Mono SemiBold" w:hAnsi="Cascadia Mono SemiBold" w:cs="Cascadia Mono SemiBold"/>
+                        </w:rPr>
+                        <w:t>Chaval</w:t>
+                      </w:r>
+                      <w:proofErr w:type="spellEnd"/>
+                      <w:r>
+                        <w:rPr>
+                          <w:rFonts w:ascii="Cascadia Mono SemiBold" w:hAnsi="Cascadia Mono SemiBold" w:cs="Cascadia Mono SemiBold"/>
+                        </w:rPr>
+                        <w:t>!</w:t>
                       </w:r>
                     </w:p>
                   </w:txbxContent>
@@ -3696,33 +7791,154 @@
       <w:pPr>
         <w:pStyle w:val="Sinespaciado"/>
         <w:rPr>
-          <w:lang w:val="es-ES"/>
-        </w:rPr>
-      </w:pPr>
-    </w:p>
-    <w:p>
-      <w:pPr>
-        <w:pStyle w:val="Sinespaciado"/>
-        <w:rPr>
-          <w:lang w:val="es-ES"/>
-        </w:rPr>
-      </w:pPr>
-    </w:p>
-    <w:p>
-      <w:pPr>
-        <w:pStyle w:val="Sinespaciado"/>
-        <w:rPr>
-          <w:lang w:val="es-ES"/>
-        </w:rPr>
-      </w:pPr>
-    </w:p>
-    <w:p>
-      <w:pPr>
-        <w:jc w:val="center"/>
-      </w:pPr>
-      <w:r>
-        <w:pict w14:anchorId="76D2C5EC">
-          <v:rect id="_x0000_i1027" style="width:0;height:1.5pt" o:hralign="center" o:hrstd="t" o:hr="t" fillcolor="#a0a0a0" stroked="f"/>
+          <w:b/>
+          <w:bCs/>
+          <w:lang w:val="es-ES"/>
+        </w:rPr>
+      </w:pPr>
+      <w:bookmarkStart w:id="4" w:name="_Toc233811444"/>
+      <w:r>
+        <w:rPr>
+          <w:b/>
+          <w:bCs/>
+          <w:lang w:val="es-ES"/>
+        </w:rPr>
+        <w:t xml:space="preserve">Ejecución </w:t>
+      </w:r>
+    </w:p>
+    <w:p>
+      <w:pPr>
+        <w:pStyle w:val="Sinespaciado"/>
+        <w:ind w:left="360" w:firstLine="360"/>
+        <w:rPr>
+          <w:lang w:val="es-ES"/>
+        </w:rPr>
+      </w:pPr>
+      <w:proofErr w:type="spellStart"/>
+      <w:r>
+        <w:rPr>
+          <w:lang w:val="es-ES"/>
+        </w:rPr>
+        <w:t>node</w:t>
+      </w:r>
+      <w:proofErr w:type="spellEnd"/>
+      <w:r>
+        <w:rPr>
+          <w:lang w:val="es-ES"/>
+        </w:rPr>
+        <w:t xml:space="preserve"> </w:t>
+      </w:r>
+      <w:r>
+        <w:rPr>
+          <w:lang w:val="es-ES"/>
+        </w:rPr>
+        <w:t>archivo.js</w:t>
+      </w:r>
+    </w:p>
+    <w:p>
+      <w:pPr>
+        <w:pStyle w:val="Sinespaciado"/>
+        <w:ind w:left="360" w:firstLine="360"/>
+        <w:rPr>
+          <w:lang w:val="es-ES"/>
+        </w:rPr>
+      </w:pPr>
+      <w:proofErr w:type="spellStart"/>
+      <w:r>
+        <w:rPr>
+          <w:lang w:val="es-ES"/>
+        </w:rPr>
+        <w:t>npx</w:t>
+      </w:r>
+      <w:proofErr w:type="spellEnd"/>
+      <w:r>
+        <w:rPr>
+          <w:lang w:val="es-ES"/>
+        </w:rPr>
+        <w:t xml:space="preserve"> </w:t>
+      </w:r>
+      <w:proofErr w:type="spellStart"/>
+      <w:r>
+        <w:rPr>
+          <w:lang w:val="es-ES"/>
+        </w:rPr>
+        <w:t>eslint</w:t>
+      </w:r>
+      <w:proofErr w:type="spellEnd"/>
+      <w:r>
+        <w:rPr>
+          <w:lang w:val="es-ES"/>
+        </w:rPr>
+        <w:t xml:space="preserve"> </w:t>
+      </w:r>
+      <w:r>
+        <w:rPr>
+          <w:lang w:val="es-ES"/>
+        </w:rPr>
+        <w:t>archivo.js</w:t>
+      </w:r>
+    </w:p>
+    <w:p>
+      <w:pPr>
+        <w:pStyle w:val="Sinespaciado"/>
+        <w:ind w:left="360" w:firstLine="360"/>
+        <w:rPr>
+          <w:lang w:val="es-ES"/>
+        </w:rPr>
+      </w:pPr>
+      <w:proofErr w:type="spellStart"/>
+      <w:r>
+        <w:rPr>
+          <w:lang w:val="es-ES"/>
+        </w:rPr>
+        <w:t>npx</w:t>
+      </w:r>
+      <w:proofErr w:type="spellEnd"/>
+      <w:r>
+        <w:rPr>
+          <w:lang w:val="es-ES"/>
+        </w:rPr>
+        <w:t xml:space="preserve"> </w:t>
+      </w:r>
+      <w:proofErr w:type="spellStart"/>
+      <w:r>
+        <w:rPr>
+          <w:lang w:val="es-ES"/>
+        </w:rPr>
+        <w:t>eslint</w:t>
+      </w:r>
+      <w:proofErr w:type="spellEnd"/>
+      <w:r>
+        <w:rPr>
+          <w:lang w:val="es-ES"/>
+        </w:rPr>
+        <w:t xml:space="preserve"> archivo.js –</w:t>
+      </w:r>
+      <w:proofErr w:type="spellStart"/>
+      <w:r>
+        <w:rPr>
+          <w:lang w:val="es-ES"/>
+        </w:rPr>
+        <w:t>fix</w:t>
+      </w:r>
+      <w:proofErr w:type="spellEnd"/>
+      <w:r>
+        <w:rPr>
+          <w:lang w:val="es-ES"/>
+        </w:rPr>
+        <w:t xml:space="preserve"> (Solucionar error</w:t>
+      </w:r>
+      <w:r>
+        <w:rPr>
+          <w:lang w:val="es-ES"/>
+        </w:rPr>
+        <w:t>es)</w:t>
+      </w:r>
+    </w:p>
+    <w:p>
+      <w:r>
+        <w:pict w14:anchorId="5670CF01">
+          <v:rect id="_x0000_i1056" style="width:0;height:1.5pt" o:hralign="center" o:hrstd="t" o:hr="t" fillcolor="#a0a0a0" stroked="f"/>
         </w:pict>
       </w:r>
     </w:p>
@@ -3738,7 +7954,6 @@
           <w:lang w:val="es-ES"/>
         </w:rPr>
       </w:pPr>
-      <w:bookmarkStart w:id="4" w:name="_Toc228076974"/>
       <w:r>
         <w:rPr>
           <w:lang w:val="es-ES"/>
@@ -3836,8 +8051,46 @@
         <w:rPr>
           <w:lang w:val="es-ES"/>
         </w:rPr>
-        <w:t>: Operadores lógicos y relacionales.</w:t>
-      </w:r>
+        <w:t xml:space="preserve">: </w:t>
+      </w:r>
+      <w:proofErr w:type="spellStart"/>
+      <w:proofErr w:type="gramStart"/>
+      <w:r>
+        <w:rPr>
+          <w:lang w:val="es-ES"/>
+        </w:rPr>
+        <w:t>process.argv</w:t>
+      </w:r>
+      <w:proofErr w:type="spellEnd"/>
+      <w:proofErr w:type="gramEnd"/>
+      <w:r>
+        <w:rPr>
+          <w:lang w:val="es-ES"/>
+        </w:rPr>
+        <w:t xml:space="preserve">, console.log, </w:t>
+      </w:r>
+      <w:proofErr w:type="spellStart"/>
+      <w:r>
+        <w:rPr>
+          <w:lang w:val="es-ES"/>
+        </w:rPr>
+        <w:t>if</w:t>
+      </w:r>
+      <w:proofErr w:type="spellEnd"/>
+      <w:r>
+        <w:rPr>
+          <w:lang w:val="es-ES"/>
+        </w:rPr>
+        <w:t>/</w:t>
+      </w:r>
+      <w:proofErr w:type="spellStart"/>
+      <w:r>
+        <w:rPr>
+          <w:lang w:val="es-ES"/>
+        </w:rPr>
+        <w:t>else</w:t>
+      </w:r>
+      <w:proofErr w:type="spellEnd"/>
     </w:p>
     <w:p>
       <w:pPr>
@@ -3851,7 +8104,6 @@
     <w:p>
       <w:pPr>
         <w:pStyle w:val="Sinespaciado"/>
-        <w:ind w:left="360"/>
         <w:rPr>
           <w:lang w:val="es-ES"/>
         </w:rPr>
@@ -3868,13 +8120,24 @@
     <w:p>
       <w:pPr>
         <w:pStyle w:val="Sinespaciado"/>
-        <w:ind w:left="360" w:firstLine="360"/>
-        <w:rPr>
-          <w:lang w:val="es-ES"/>
-        </w:rPr>
-      </w:pPr>
-      <w:r>
-        <w:rPr>
+        <w:rPr>
+          <w:lang w:val="es-ES"/>
+        </w:rPr>
+      </w:pPr>
+    </w:p>
+    <w:p>
+      <w:pPr>
+        <w:pStyle w:val="Sinespaciado"/>
+        <w:rPr>
+          <w:i/>
+          <w:iCs/>
+          <w:lang w:val="es-ES"/>
+        </w:rPr>
+      </w:pPr>
+      <w:r>
+        <w:rPr>
+          <w:i/>
+          <w:iCs/>
           <w:lang w:val="es-ES"/>
         </w:rPr>
         <w:t xml:space="preserve">Dominar el control de flujo con </w:t>
@@ -3882,6 +8145,8 @@
       <w:proofErr w:type="spellStart"/>
       <w:r>
         <w:rPr>
+          <w:i/>
+          <w:iCs/>
           <w:lang w:val="es-ES"/>
         </w:rPr>
         <w:t>if</w:t>
@@ -3889,6 +8154,8 @@
       <w:proofErr w:type="spellEnd"/>
       <w:r>
         <w:rPr>
+          <w:i/>
+          <w:iCs/>
           <w:lang w:val="es-ES"/>
         </w:rPr>
         <w:t>/</w:t>
@@ -3896,6 +8163,8 @@
       <w:proofErr w:type="spellStart"/>
       <w:r>
         <w:rPr>
+          <w:i/>
+          <w:iCs/>
           <w:lang w:val="es-ES"/>
         </w:rPr>
         <w:t>else</w:t>
@@ -3903,15 +8172,16 @@
       <w:proofErr w:type="spellEnd"/>
       <w:r>
         <w:rPr>
-          <w:lang w:val="es-ES"/>
-        </w:rPr>
-        <w:t xml:space="preserve"> complejos.</w:t>
-      </w:r>
-    </w:p>
-    <w:p>
-      <w:pPr>
-        <w:pStyle w:val="Sinespaciado"/>
-        <w:ind w:left="360" w:firstLine="360"/>
+          <w:i/>
+          <w:iCs/>
+          <w:lang w:val="es-ES"/>
+        </w:rPr>
+        <w:t xml:space="preserve"> encadenados y consolidar la validación de datos externos. En el mundo real los sistemas de calidad necesitan clasificar valores numéricos en categorías, y antes de clasificar hay que asegurarse de que el dato es válido y está dentro del rango esperado.</w:t>
+      </w:r>
+    </w:p>
+    <w:p>
+      <w:pPr>
+        <w:pStyle w:val="Sinespaciado"/>
         <w:rPr>
           <w:b/>
           <w:bCs/>
@@ -3940,58 +8210,243 @@
     <w:p>
       <w:pPr>
         <w:pStyle w:val="Sinespaciado"/>
-        <w:ind w:left="720"/>
-        <w:rPr>
-          <w:lang w:val="es-ES"/>
-        </w:rPr>
-      </w:pPr>
-      <w:r>
-        <w:rPr>
-          <w:lang w:val="es-ES"/>
-        </w:rPr>
-        <w:t>Recibe un número (calidad de 0 a 100).</w:t>
-      </w:r>
-    </w:p>
-    <w:p>
-      <w:pPr>
-        <w:pStyle w:val="Sinespaciado"/>
-        <w:numPr>
-          <w:ilvl w:val="1"/>
-          <w:numId w:val="35"/>
-        </w:numPr>
-      </w:pPr>
-      <w:r>
-        <w:t>90-100: "Premium"</w:t>
-      </w:r>
-    </w:p>
-    <w:p>
-      <w:pPr>
-        <w:pStyle w:val="Sinespaciado"/>
-        <w:numPr>
-          <w:ilvl w:val="1"/>
-          <w:numId w:val="35"/>
-        </w:numPr>
-      </w:pPr>
-      <w:r>
-        <w:t>70-89: "Standard"</w:t>
-      </w:r>
-    </w:p>
-    <w:p>
-      <w:pPr>
-        <w:pStyle w:val="Sinespaciado"/>
-        <w:numPr>
-          <w:ilvl w:val="1"/>
-          <w:numId w:val="35"/>
-        </w:numPr>
-      </w:pPr>
-      <w:r>
-        <w:t>&lt;70: "Discard"</w:t>
-      </w:r>
+        <w:rPr>
+          <w:b/>
+          <w:bCs/>
+          <w:lang w:val="es-ES"/>
+        </w:rPr>
+      </w:pPr>
+    </w:p>
+    <w:p>
+      <w:pPr>
+        <w:pStyle w:val="Sinespaciado"/>
+        <w:rPr>
+          <w:i/>
+          <w:iCs/>
+          <w:lang w:val="es-ES"/>
+        </w:rPr>
+      </w:pPr>
+      <w:r>
+        <w:rPr>
+          <w:i/>
+          <w:iCs/>
+          <w:lang w:val="es-ES"/>
+        </w:rPr>
+        <w:t>El script recibe un número del 0 al 100 desde la terminal y lo clasifica según su calidad. Antes de clasificar debe validar que el dato sea un número y esté dentro del rango permitido.</w:t>
+      </w:r>
+    </w:p>
+    <w:p>
+      <w:pPr>
+        <w:pStyle w:val="Sinespaciado"/>
+        <w:rPr>
+          <w:b/>
+          <w:bCs/>
+          <w:lang w:val="es-ES"/>
+        </w:rPr>
+      </w:pPr>
     </w:p>
     <w:p>
       <w:pPr>
         <w:pStyle w:val="Sinespaciado"/>
         <w:ind w:left="1080"/>
+        <w:rPr>
+          <w:lang w:val="es-ES"/>
+        </w:rPr>
+      </w:pPr>
+      <w:r>
+        <w:rPr>
+          <w:lang w:val="es-ES"/>
+        </w:rPr>
+        <w:t xml:space="preserve">Entrada: número del 0 al 100 desde la terminal </w:t>
+      </w:r>
+    </w:p>
+    <w:p>
+      <w:pPr>
+        <w:pStyle w:val="Sinespaciado"/>
+        <w:ind w:left="1080"/>
+        <w:rPr>
+          <w:lang w:val="es-ES"/>
+        </w:rPr>
+      </w:pPr>
+      <w:r>
+        <w:rPr>
+          <w:lang w:val="es-ES"/>
+        </w:rPr>
+        <w:t xml:space="preserve">Salida: </w:t>
+      </w:r>
+      <w:proofErr w:type="spellStart"/>
+      <w:r>
+        <w:rPr>
+          <w:lang w:val="es-ES"/>
+        </w:rPr>
+        <w:t>string</w:t>
+      </w:r>
+      <w:proofErr w:type="spellEnd"/>
+      <w:r>
+        <w:rPr>
+          <w:lang w:val="es-ES"/>
+        </w:rPr>
+        <w:t xml:space="preserve"> según el rango </w:t>
+      </w:r>
+    </w:p>
+    <w:p>
+      <w:pPr>
+        <w:pStyle w:val="Sinespaciado"/>
+        <w:ind w:left="1080"/>
+        <w:rPr>
+          <w:lang w:val="es-ES"/>
+        </w:rPr>
+      </w:pPr>
+    </w:p>
+    <w:p>
+      <w:pPr>
+        <w:pStyle w:val="Sinespaciado"/>
+        <w:ind w:left="1440"/>
+        <w:rPr>
+          <w:lang w:val="es-ES"/>
+        </w:rPr>
+      </w:pPr>
+      <w:r>
+        <w:rPr>
+          <w:lang w:val="es-ES"/>
+        </w:rPr>
+        <w:t>90-100 → "Premium"</w:t>
+      </w:r>
+    </w:p>
+    <w:p>
+      <w:pPr>
+        <w:pStyle w:val="Sinespaciado"/>
+        <w:ind w:left="1440"/>
+        <w:rPr>
+          <w:lang w:val="es-ES"/>
+        </w:rPr>
+      </w:pPr>
+      <w:r>
+        <w:rPr>
+          <w:lang w:val="es-ES"/>
+        </w:rPr>
+        <w:t xml:space="preserve">70-89 → "Standard" </w:t>
+      </w:r>
+    </w:p>
+    <w:p>
+      <w:pPr>
+        <w:pStyle w:val="Sinespaciado"/>
+        <w:ind w:left="1440"/>
+        <w:rPr>
+          <w:lang w:val="es-ES"/>
+        </w:rPr>
+      </w:pPr>
+      <w:r>
+        <w:rPr>
+          <w:lang w:val="es-ES"/>
+        </w:rPr>
+        <w:t>0-69 → "</w:t>
+      </w:r>
+      <w:proofErr w:type="spellStart"/>
+      <w:r>
+        <w:rPr>
+          <w:lang w:val="es-ES"/>
+        </w:rPr>
+        <w:t>Discard</w:t>
+      </w:r>
+      <w:proofErr w:type="spellEnd"/>
+      <w:r>
+        <w:rPr>
+          <w:lang w:val="es-ES"/>
+        </w:rPr>
+        <w:t>"</w:t>
+      </w:r>
+    </w:p>
+    <w:p>
+      <w:pPr>
+        <w:pStyle w:val="Sinespaciado"/>
+        <w:ind w:left="1440"/>
+        <w:rPr>
+          <w:lang w:val="es-ES"/>
+        </w:rPr>
+      </w:pPr>
+      <w:r>
+        <w:rPr>
+          <w:lang w:val="es-ES"/>
+        </w:rPr>
+        <w:t xml:space="preserve">Fuera de rango o no número → </w:t>
+      </w:r>
+      <w:r>
+        <w:rPr>
+          <w:lang w:val="es-ES"/>
+        </w:rPr>
+        <w:t>“</w:t>
+      </w:r>
+      <w:r>
+        <w:rPr>
+          <w:lang w:val="es-ES"/>
+        </w:rPr>
+        <w:t xml:space="preserve">Error: </w:t>
+      </w:r>
+      <w:proofErr w:type="spellStart"/>
+      <w:r>
+        <w:rPr>
+          <w:lang w:val="es-ES"/>
+        </w:rPr>
+        <w:t>value</w:t>
+      </w:r>
+      <w:proofErr w:type="spellEnd"/>
+      <w:r>
+        <w:rPr>
+          <w:lang w:val="es-ES"/>
+        </w:rPr>
+        <w:t xml:space="preserve"> </w:t>
+      </w:r>
+      <w:proofErr w:type="spellStart"/>
+      <w:r>
+        <w:rPr>
+          <w:lang w:val="es-ES"/>
+        </w:rPr>
+        <w:t>out</w:t>
+      </w:r>
+      <w:proofErr w:type="spellEnd"/>
+      <w:r>
+        <w:rPr>
+          <w:lang w:val="es-ES"/>
+        </w:rPr>
+        <w:t xml:space="preserve"> </w:t>
+      </w:r>
+      <w:proofErr w:type="spellStart"/>
+      <w:r>
+        <w:rPr>
+          <w:lang w:val="es-ES"/>
+        </w:rPr>
+        <w:t>of</w:t>
+      </w:r>
+      <w:proofErr w:type="spellEnd"/>
+      <w:r>
+        <w:rPr>
+          <w:lang w:val="es-ES"/>
+        </w:rPr>
+        <w:t xml:space="preserve"> </w:t>
+      </w:r>
+      <w:proofErr w:type="spellStart"/>
+      <w:r>
+        <w:rPr>
+          <w:lang w:val="es-ES"/>
+        </w:rPr>
+        <w:t>range</w:t>
+      </w:r>
+      <w:proofErr w:type="spellEnd"/>
+      <w:r>
+        <w:rPr>
+          <w:lang w:val="es-ES"/>
+        </w:rPr>
+        <w:t>”</w:t>
+      </w:r>
+    </w:p>
+    <w:p>
+      <w:pPr>
+        <w:pStyle w:val="Sinespaciado"/>
+        <w:ind w:left="1080"/>
+        <w:rPr>
+          <w:lang w:val="es-ES"/>
+        </w:rPr>
       </w:pPr>
     </w:p>
     <w:p>
@@ -4015,31 +8470,339 @@
     <w:p>
       <w:pPr>
         <w:pStyle w:val="Sinespaciado"/>
-        <w:ind w:left="720"/>
-        <w:rPr>
-          <w:lang w:val="es-ES"/>
-        </w:rPr>
-      </w:pPr>
-      <w:r>
-        <w:rPr>
-          <w:lang w:val="es-ES"/>
-        </w:rPr>
-        <w:t xml:space="preserve">El </w:t>
-      </w:r>
-      <w:proofErr w:type="spellStart"/>
-      <w:r>
-        <w:rPr>
-          <w:lang w:val="es-ES"/>
-        </w:rPr>
-        <w:t>string</w:t>
-      </w:r>
-      <w:proofErr w:type="spellEnd"/>
-      <w:r>
-        <w:rPr>
-          <w:lang w:val="es-ES"/>
-        </w:rPr>
-        <w:t xml:space="preserve"> correspondiente según el rango.</w:t>
-      </w:r>
+        <w:rPr>
+          <w:lang w:val="es-ES"/>
+        </w:rPr>
+      </w:pPr>
+      <w:r>
+        <w:rPr>
+          <w:noProof/>
+          <w:lang w:val="es-ES"/>
+        </w:rPr>
+        <mc:AlternateContent>
+          <mc:Choice Requires="wps">
+            <w:drawing>
+              <wp:anchor distT="0" distB="0" distL="114300" distR="114300" simplePos="0" relativeHeight="251682816" behindDoc="0" locked="0" layoutInCell="1" allowOverlap="1" wp14:anchorId="78539BC5" wp14:editId="08373662">
+                <wp:simplePos x="0" y="0"/>
+                <wp:positionH relativeFrom="margin">
+                  <wp:align>left</wp:align>
+                </wp:positionH>
+                <wp:positionV relativeFrom="paragraph">
+                  <wp:posOffset>111125</wp:posOffset>
+                </wp:positionV>
+                <wp:extent cx="6124575" cy="1266825"/>
+                <wp:effectExtent l="0" t="0" r="28575" b="28575"/>
+                <wp:wrapNone/>
+                <wp:docPr id="737253009" name="Rectángulo 2"/>
+                <wp:cNvGraphicFramePr/>
+                <a:graphic xmlns:a="http://schemas.openxmlformats.org/drawingml/2006/main">
+                  <a:graphicData uri="http://schemas.microsoft.com/office/word/2010/wordprocessingShape">
+                    <wps:wsp>
+                      <wps:cNvSpPr/>
+                      <wps:spPr>
+                        <a:xfrm>
+                          <a:off x="0" y="0"/>
+                          <a:ext cx="6124575" cy="1266825"/>
+                        </a:xfrm>
+                        <a:prstGeom prst="rect">
+                          <a:avLst/>
+                        </a:prstGeom>
+                        <a:solidFill>
+                          <a:schemeClr val="tx1"/>
+                        </a:solidFill>
+                        <a:ln>
+                          <a:solidFill>
+                            <a:schemeClr val="tx1"/>
+                          </a:solidFill>
+                        </a:ln>
+                      </wps:spPr>
+                      <wps:style>
+                        <a:lnRef idx="2">
+                          <a:schemeClr val="accent1">
+                            <a:shade val="15000"/>
+                          </a:schemeClr>
+                        </a:lnRef>
+                        <a:fillRef idx="1">
+                          <a:schemeClr val="accent1"/>
+                        </a:fillRef>
+                        <a:effectRef idx="0">
+                          <a:schemeClr val="accent1"/>
+                        </a:effectRef>
+                        <a:fontRef idx="minor">
+                          <a:schemeClr val="lt1"/>
+                        </a:fontRef>
+                      </wps:style>
+                      <wps:txbx>
+                        <w:txbxContent>
+                          <w:p>
+                            <w:pPr>
+                              <w:pStyle w:val="Sinespaciado"/>
+                              <w:rPr>
+                                <w:rFonts w:ascii="Cascadia Mono SemiBold" w:hAnsi="Cascadia Mono SemiBold" w:cs="Cascadia Mono SemiBold"/>
+                              </w:rPr>
+                            </w:pPr>
+                            <w:r>
+                              <w:rPr>
+                                <w:rFonts w:ascii="Cascadia Mono SemiBold" w:hAnsi="Cascadia Mono SemiBold" w:cs="Cascadia Mono SemiBold"/>
+                              </w:rPr>
+                              <w:t>node tk_quality_check.js 95   # Premium</w:t>
+                            </w:r>
+                          </w:p>
+                          <w:p>
+                            <w:pPr>
+                              <w:pStyle w:val="Sinespaciado"/>
+                              <w:rPr>
+                                <w:rFonts w:ascii="Cascadia Mono SemiBold" w:hAnsi="Cascadia Mono SemiBold" w:cs="Cascadia Mono SemiBold"/>
+                              </w:rPr>
+                            </w:pPr>
+                            <w:r>
+                              <w:rPr>
+                                <w:rFonts w:ascii="Cascadia Mono SemiBold" w:hAnsi="Cascadia Mono SemiBold" w:cs="Cascadia Mono SemiBold"/>
+                              </w:rPr>
+                              <w:t>node tk_quality_check.js 75   # Standard</w:t>
+                            </w:r>
+                          </w:p>
+                          <w:p>
+                            <w:pPr>
+                              <w:pStyle w:val="Sinespaciado"/>
+                              <w:rPr>
+                                <w:rFonts w:ascii="Cascadia Mono SemiBold" w:hAnsi="Cascadia Mono SemiBold" w:cs="Cascadia Mono SemiBold"/>
+                              </w:rPr>
+                            </w:pPr>
+                            <w:r>
+                              <w:rPr>
+                                <w:rFonts w:ascii="Cascadia Mono SemiBold" w:hAnsi="Cascadia Mono SemiBold" w:cs="Cascadia Mono SemiBold"/>
+                              </w:rPr>
+                              <w:t>node tk_quality_check.js 40   # Discard</w:t>
+                            </w:r>
+                          </w:p>
+                          <w:p>
+                            <w:pPr>
+                              <w:pStyle w:val="Sinespaciado"/>
+                              <w:rPr>
+                                <w:rFonts w:ascii="Cascadia Mono SemiBold" w:hAnsi="Cascadia Mono SemiBold" w:cs="Cascadia Mono SemiBold"/>
+                              </w:rPr>
+                            </w:pPr>
+                            <w:r>
+                              <w:rPr>
+                                <w:rFonts w:ascii="Cascadia Mono SemiBold" w:hAnsi="Cascadia Mono SemiBold" w:cs="Cascadia Mono SemiBold"/>
+                              </w:rPr>
+                              <w:t xml:space="preserve">node tk_quality_check.js </w:t>
+                            </w:r>
+                            <w:proofErr w:type="spellStart"/>
+                            <w:r>
+                              <w:rPr>
+                                <w:rFonts w:ascii="Cascadia Mono SemiBold" w:hAnsi="Cascadia Mono SemiBold" w:cs="Cascadia Mono SemiBold"/>
+                              </w:rPr>
+                              <w:t>hola</w:t>
+                            </w:r>
+                            <w:proofErr w:type="spellEnd"/>
+                            <w:r>
+                              <w:rPr>
+                                <w:rFonts w:ascii="Cascadia Mono SemiBold" w:hAnsi="Cascadia Mono SemiBold" w:cs="Cascadia Mono SemiBold"/>
+                              </w:rPr>
+                              <w:t xml:space="preserve"> # Error: invalid input</w:t>
+                            </w:r>
+                          </w:p>
+                          <w:p>
+                            <w:pPr>
+                              <w:pStyle w:val="Sinespaciado"/>
+                              <w:rPr>
+                                <w:rFonts w:ascii="Cascadia Mono SemiBold" w:hAnsi="Cascadia Mono SemiBold" w:cs="Cascadia Mono SemiBold"/>
+                              </w:rPr>
+                            </w:pPr>
+                            <w:r>
+                              <w:rPr>
+                                <w:rFonts w:ascii="Cascadia Mono SemiBold" w:hAnsi="Cascadia Mono SemiBold" w:cs="Cascadia Mono SemiBold"/>
+                              </w:rPr>
+                              <w:t xml:space="preserve">node tk_quality_check.js </w:t>
+                            </w:r>
+                            <w:proofErr w:type="gramStart"/>
+                            <w:r>
+                              <w:rPr>
+                                <w:rFonts w:ascii="Cascadia Mono SemiBold" w:hAnsi="Cascadia Mono SemiBold" w:cs="Cascadia Mono SemiBold"/>
+                              </w:rPr>
+                              <w:t>110  #</w:t>
+                            </w:r>
+                            <w:proofErr w:type="gramEnd"/>
+                            <w:r>
+                              <w:rPr>
+                                <w:rFonts w:ascii="Cascadia Mono SemiBold" w:hAnsi="Cascadia Mono SemiBold" w:cs="Cascadia Mono SemiBold"/>
+                              </w:rPr>
+                              <w:t xml:space="preserve"> Error: value out of range</w:t>
+                            </w:r>
+                          </w:p>
+                        </w:txbxContent>
+                      </wps:txbx>
+                      <wps:bodyPr rot="0" spcFirstLastPara="0" vertOverflow="overflow" horzOverflow="overflow" vert="horz" wrap="square" lIns="91440" tIns="45720" rIns="91440" bIns="45720" numCol="1" spcCol="0" rtlCol="0" fromWordArt="0" anchor="ctr" anchorCtr="0" forceAA="0" compatLnSpc="1">
+                        <a:prstTxWarp prst="textNoShape">
+                          <a:avLst/>
+                        </a:prstTxWarp>
+                        <a:noAutofit/>
+                      </wps:bodyPr>
+                    </wps:wsp>
+                  </a:graphicData>
+                </a:graphic>
+                <wp14:sizeRelH relativeFrom="margin">
+                  <wp14:pctWidth>0</wp14:pctWidth>
+                </wp14:sizeRelH>
+                <wp14:sizeRelV relativeFrom="margin">
+                  <wp14:pctHeight>0</wp14:pctHeight>
+                </wp14:sizeRelV>
+              </wp:anchor>
+            </w:drawing>
+          </mc:Choice>
+          <mc:Fallback>
+            <w:pict>
+              <v:rect w14:anchorId="78539BC5" id="_x0000_s1028" style="position:absolute;margin-left:0;margin-top:8.75pt;width:482.25pt;height:99.75pt;z-index:251682816;visibility:visible;mso-wrap-style:square;mso-width-percent:0;mso-height-percent:0;mso-wrap-distance-left:9pt;mso-wrap-distance-top:0;mso-wrap-distance-right:9pt;mso-wrap-distance-bottom:0;mso-position-horizontal:left;mso-position-horizontal-relative:margin;mso-position-vertical:absolute;mso-position-vertical-relative:text;mso-width-percent:0;mso-height-percent:0;mso-width-relative:margin;mso-height-relative:margin;v-text-anchor:middle" o:gfxdata="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" fillcolor="black [3213]" strokecolor="black [3213]" strokeweight="1pt">
+                <v:textbox>
+                  <w:txbxContent>
+                    <w:p>
+                      <w:pPr>
+                        <w:pStyle w:val="Sinespaciado"/>
+                        <w:rPr>
+                          <w:rFonts w:ascii="Cascadia Mono SemiBold" w:hAnsi="Cascadia Mono SemiBold" w:cs="Cascadia Mono SemiBold"/>
+                        </w:rPr>
+                      </w:pPr>
+                      <w:r>
+                        <w:rPr>
+                          <w:rFonts w:ascii="Cascadia Mono SemiBold" w:hAnsi="Cascadia Mono SemiBold" w:cs="Cascadia Mono SemiBold"/>
+                        </w:rPr>
+                        <w:t>node tk_quality_check.js 95   # Premium</w:t>
+                      </w:r>
+                    </w:p>
+                    <w:p>
+                      <w:pPr>
+                        <w:pStyle w:val="Sinespaciado"/>
+                        <w:rPr>
+                          <w:rFonts w:ascii="Cascadia Mono SemiBold" w:hAnsi="Cascadia Mono SemiBold" w:cs="Cascadia Mono SemiBold"/>
+                        </w:rPr>
+                      </w:pPr>
+                      <w:r>
+                        <w:rPr>
+                          <w:rFonts w:ascii="Cascadia Mono SemiBold" w:hAnsi="Cascadia Mono SemiBold" w:cs="Cascadia Mono SemiBold"/>
+                        </w:rPr>
+                        <w:t>node tk_quality_check.js 75   # Standard</w:t>
+                      </w:r>
+                    </w:p>
+                    <w:p>
+                      <w:pPr>
+                        <w:pStyle w:val="Sinespaciado"/>
+                        <w:rPr>
+                          <w:rFonts w:ascii="Cascadia Mono SemiBold" w:hAnsi="Cascadia Mono SemiBold" w:cs="Cascadia Mono SemiBold"/>
+                        </w:rPr>
+                      </w:pPr>
+                      <w:r>
+                        <w:rPr>
+                          <w:rFonts w:ascii="Cascadia Mono SemiBold" w:hAnsi="Cascadia Mono SemiBold" w:cs="Cascadia Mono SemiBold"/>
+                        </w:rPr>
+                        <w:t>node tk_quality_check.js 40   # Discard</w:t>
+                      </w:r>
+                    </w:p>
+                    <w:p>
+                      <w:pPr>
+                        <w:pStyle w:val="Sinespaciado"/>
+                        <w:rPr>
+                          <w:rFonts w:ascii="Cascadia Mono SemiBold" w:hAnsi="Cascadia Mono SemiBold" w:cs="Cascadia Mono SemiBold"/>
+                        </w:rPr>
+                      </w:pPr>
+                      <w:r>
+                        <w:rPr>
+                          <w:rFonts w:ascii="Cascadia Mono SemiBold" w:hAnsi="Cascadia Mono SemiBold" w:cs="Cascadia Mono SemiBold"/>
+                        </w:rPr>
+                        <w:t xml:space="preserve">node tk_quality_check.js </w:t>
+                      </w:r>
+                      <w:proofErr w:type="spellStart"/>
+                      <w:r>
+                        <w:rPr>
+                          <w:rFonts w:ascii="Cascadia Mono SemiBold" w:hAnsi="Cascadia Mono SemiBold" w:cs="Cascadia Mono SemiBold"/>
+                        </w:rPr>
+                        <w:t>hola</w:t>
+                      </w:r>
+                      <w:proofErr w:type="spellEnd"/>
+                      <w:r>
+                        <w:rPr>
+                          <w:rFonts w:ascii="Cascadia Mono SemiBold" w:hAnsi="Cascadia Mono SemiBold" w:cs="Cascadia Mono SemiBold"/>
+                        </w:rPr>
+                        <w:t xml:space="preserve"> # Error: invalid input</w:t>
+                      </w:r>
+                    </w:p>
+                    <w:p>
+                      <w:pPr>
+                        <w:pStyle w:val="Sinespaciado"/>
+                        <w:rPr>
+                          <w:rFonts w:ascii="Cascadia Mono SemiBold" w:hAnsi="Cascadia Mono SemiBold" w:cs="Cascadia Mono SemiBold"/>
+                        </w:rPr>
+                      </w:pPr>
+                      <w:r>
+                        <w:rPr>
+                          <w:rFonts w:ascii="Cascadia Mono SemiBold" w:hAnsi="Cascadia Mono SemiBold" w:cs="Cascadia Mono SemiBold"/>
+                        </w:rPr>
+                        <w:t xml:space="preserve">node tk_quality_check.js </w:t>
+                      </w:r>
+                      <w:proofErr w:type="gramStart"/>
+                      <w:r>
+                        <w:rPr>
+                          <w:rFonts w:ascii="Cascadia Mono SemiBold" w:hAnsi="Cascadia Mono SemiBold" w:cs="Cascadia Mono SemiBold"/>
+                        </w:rPr>
+                        <w:t>110  #</w:t>
+                      </w:r>
+                      <w:proofErr w:type="gramEnd"/>
+                      <w:r>
+                        <w:rPr>
+                          <w:rFonts w:ascii="Cascadia Mono SemiBold" w:hAnsi="Cascadia Mono SemiBold" w:cs="Cascadia Mono SemiBold"/>
+                        </w:rPr>
+                        <w:t xml:space="preserve"> Error: value out of range</w:t>
+                      </w:r>
+                    </w:p>
+                  </w:txbxContent>
+                </v:textbox>
+                <w10:wrap anchorx="margin"/>
+              </v:rect>
+            </w:pict>
+          </mc:Fallback>
+        </mc:AlternateContent>
+      </w:r>
+    </w:p>
+    <w:p>
+      <w:pPr>
+        <w:pStyle w:val="Sinespaciado"/>
+        <w:rPr>
+          <w:lang w:val="es-ES"/>
+        </w:rPr>
+      </w:pPr>
+    </w:p>
+    <w:p>
+      <w:pPr>
+        <w:pStyle w:val="Sinespaciado"/>
+        <w:rPr>
+          <w:lang w:val="es-ES"/>
+        </w:rPr>
+      </w:pPr>
+    </w:p>
+    <w:p>
+      <w:pPr>
+        <w:pStyle w:val="Sinespaciado"/>
+        <w:rPr>
+          <w:lang w:val="es-ES"/>
+        </w:rPr>
+      </w:pPr>
+    </w:p>
+    <w:p>
+      <w:pPr>
+        <w:pStyle w:val="Sinespaciado"/>
+        <w:rPr>
+          <w:lang w:val="es-ES"/>
+        </w:rPr>
+      </w:pPr>
+    </w:p>
+    <w:p>
+      <w:pPr>
+        <w:pStyle w:val="Sinespaciado"/>
+        <w:rPr>
+          <w:lang w:val="es-ES"/>
+        </w:rPr>
+      </w:pPr>
     </w:p>
     <w:p>
       <w:pPr>
@@ -4118,7 +8881,7 @@
           <w:lang w:val="es-ES"/>
         </w:rPr>
       </w:pPr>
-      <w:bookmarkStart w:id="5" w:name="_Toc228076975"/>
+      <w:bookmarkStart w:id="5" w:name="_Toc233811445"/>
       <w:r>
         <w:rPr>
           <w:lang w:val="es-ES"/>
@@ -4436,7 +9199,7 @@
           <w:lang w:val="es-ES"/>
         </w:rPr>
       </w:pPr>
-      <w:bookmarkStart w:id="6" w:name="_Toc228076976"/>
+      <w:bookmarkStart w:id="6" w:name="_Toc233811446"/>
       <w:r>
         <w:rPr>
           <w:lang w:val="es-ES"/>
@@ -4831,7 +9594,7 @@
           <w:lang w:val="es-ES"/>
         </w:rPr>
       </w:pPr>
-      <w:bookmarkStart w:id="7" w:name="_Toc228076977"/>
+      <w:bookmarkStart w:id="7" w:name="_Toc233811447"/>
       <w:r>
         <w:rPr>
           <w:lang w:val="es-ES"/>
@@ -5268,7 +10031,7 @@
           <w:lang w:val="es-ES"/>
         </w:rPr>
       </w:pPr>
-      <w:bookmarkStart w:id="8" w:name="_Toc228076978"/>
+      <w:bookmarkStart w:id="8" w:name="_Toc233811448"/>
       <w:r>
         <w:rPr>
           <w:lang w:val="es-ES"/>
@@ -5956,7 +10719,7 @@
           <w:numId w:val="46"/>
         </w:numPr>
       </w:pPr>
-      <w:bookmarkStart w:id="9" w:name="_Toc228076979"/>
+      <w:bookmarkStart w:id="9" w:name="_Toc233811449"/>
       <w:r>
         <w:lastRenderedPageBreak/>
         <w:t>RETO KUBERNETES: "The Pod Simulator"</w:t>
@@ -6436,7 +11199,7 @@
         <mc:AlternateContent>
           <mc:Choice Requires="wps">
             <w:drawing>
-              <wp:anchor distT="0" distB="0" distL="114300" distR="114300" simplePos="0" relativeHeight="251677696" behindDoc="0" locked="0" layoutInCell="1" allowOverlap="1" wp14:anchorId="7E46CF37" wp14:editId="64CEAE77">
+              <wp:anchor distT="0" distB="0" distL="114300" distR="114300" simplePos="0" relativeHeight="251677696" behindDoc="0" locked="0" layoutInCell="1" allowOverlap="1" wp14:anchorId="7E46CF37" wp14:editId="2BF35DF0">
                 <wp:simplePos x="0" y="0"/>
                 <wp:positionH relativeFrom="margin">
                   <wp:posOffset>-13335</wp:posOffset>
@@ -6524,7 +11287,7 @@
           </mc:Choice>
           <mc:Fallback>
             <w:pict>
-              <v:rect w14:anchorId="7E46CF37" id="Rectángulo 11" o:spid="_x0000_s1027" style="position:absolute;margin-left:-1.05pt;margin-top:13.05pt;width:469.8pt;height:34.9pt;z-index:251677696;visibility:visible;mso-wrap-style:square;mso-width-percent:0;mso-height-percent:0;mso-wrap-distance-left:9pt;mso-wrap-distance-top:0;mso-wrap-distance-right:9pt;mso-wrap-distance-bottom:0;mso-position-horizontal:absolute;mso-position-horizontal-relative:margin;mso-position-vertical:absolute;mso-position-vertical-relative:text;mso-width-percent:0;mso-height-percent:0;mso-width-relative:margin;mso-height-relative:margin;v-text-anchor:middle" o:gfxdata="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" fillcolor="black [3213]" strokecolor="black [3213]" strokeweight="1pt">
+              <v:rect w14:anchorId="7E46CF37" id="Rectángulo 11" o:spid="_x0000_s1029" style="position:absolute;margin-left:-1.05pt;margin-top:13.05pt;width:469.8pt;height:34.9pt;z-index:251677696;visibility:visible;mso-wrap-style:square;mso-width-percent:0;mso-height-percent:0;mso-wrap-distance-left:9pt;mso-wrap-distance-top:0;mso-wrap-distance-right:9pt;mso-wrap-distance-bottom:0;mso-position-horizontal:absolute;mso-position-horizontal-relative:margin;mso-position-vertical:absolute;mso-position-vertical-relative:text;mso-width-percent:0;mso-height-percent:0;mso-width-relative:margin;mso-height-relative:margin;v-text-anchor:middle" o:gfxdata="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" fillcolor="black [3213]" strokecolor="black [3213]" strokeweight="1pt">
                 <v:textbox>
                   <w:txbxContent>
                     <w:p>
@@ -6746,7 +11509,6 @@
                                 <w:calendar w:val="gregorian"/>
                               </w:date>
                             </w:sdtPr>
-                            <w:sdtEndPr/>
                             <w:sdtContent>
                               <w:p>
                                 <w:pPr>
@@ -6795,13 +11557,13 @@
         </mc:Choice>
         <mc:Fallback>
           <w:pict>
-            <v:group w14:anchorId="3F9AEA99" id="Grupo 7" o:spid="_x0000_s1028" style="position:absolute;margin-left:416.8pt;margin-top:0;width:468pt;height:25.2pt;z-index:251660288;mso-width-percent:1000;mso-top-percent:200;mso-wrap-distance-left:0;mso-wrap-distance-right:0;mso-position-horizontal:right;mso-position-horizontal-relative:margin;mso-position-vertical-relative:bottom-margin-area;mso-width-percent:1000;mso-top-percent:200;mso-width-relative:margin;mso-height-relative:margin" coordsize="59626,3238" o:gfxdata="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">
-              <v:rect id="Rectángulo 38" o:spid="_x0000_s1029" style="position:absolute;left:190;width:59436;height:188;visibility:visible;mso-wrap-style:square;v-text-anchor:middle" o:gfxdata="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" fillcolor="black [3213]" stroked="f" strokeweight="1pt"/>
+            <v:group w14:anchorId="3F9AEA99" id="Grupo 7" o:spid="_x0000_s1030" style="position:absolute;margin-left:416.8pt;margin-top:0;width:468pt;height:25.2pt;z-index:251660288;mso-width-percent:1000;mso-top-percent:200;mso-wrap-distance-left:0;mso-wrap-distance-right:0;mso-position-horizontal:right;mso-position-horizontal-relative:margin;mso-position-vertical-relative:bottom-margin-area;mso-width-percent:1000;mso-top-percent:200;mso-width-relative:margin;mso-height-relative:margin" coordsize="59626,3238" o:gfxdata="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">
+              <v:rect id="Rectángulo 38" o:spid="_x0000_s1031" style="position:absolute;left:190;width:59436;height:188;visibility:visible;mso-wrap-style:square;v-text-anchor:middle" o:gfxdata="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" fillcolor="black [3213]" stroked="f" strokeweight="1pt"/>
               <v:shapetype id="_x0000_t202" coordsize="21600,21600" o:spt="202" path="m,l,21600r21600,l21600,xe">
                 <v:stroke joinstyle="miter"/>
                 <v:path gradientshapeok="t" o:connecttype="rect"/>
               </v:shapetype>
-              <v:shape id="Cuadro de texto 39" o:spid="_x0000_s1030" type="#_x0000_t202" style="position:absolute;top:666;width:59436;height:2572;visibility:visible;mso-wrap-style:square;v-text-anchor:bottom" o:gfxdata="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" filled="f" stroked="f" strokeweight=".5pt">
+              <v:shape id="Cuadro de texto 39" o:spid="_x0000_s1032" type="#_x0000_t202" style="position:absolute;top:666;width:59436;height:2572;visibility:visible;mso-wrap-style:square;v-text-anchor:bottom" o:gfxdata="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" filled="f" stroked="f" strokeweight=".5pt">
                 <v:textbox inset=",,,0">
                   <w:txbxContent>
                     <w:sdt>
@@ -6821,7 +11583,6 @@
                           <w:calendar w:val="gregorian"/>
                         </w:date>
                       </w:sdtPr>
-                      <w:sdtEndPr/>
                       <w:sdtContent>
                         <w:p>
                           <w:pPr>
@@ -6995,7 +11756,7 @@
         </mc:Choice>
         <mc:Fallback>
           <w:pict>
-            <v:rect w14:anchorId="28FF1757" id="Rectángulo 8" o:spid="_x0000_s1031" style="position:absolute;margin-left:0;margin-top:0;width:36pt;height:25.2pt;z-index:251659264;visibility:visible;mso-wrap-style:square;mso-width-percent:0;mso-height-percent:0;mso-top-percent:200;mso-wrap-distance-left:0;mso-wrap-distance-top:0;mso-wrap-distance-right:0;mso-wrap-distance-bottom:0;mso-position-horizontal:left;mso-position-horizontal-relative:right-margin-area;mso-position-vertical-relative:bottom-margin-area;mso-width-percent:0;mso-height-percent:0;mso-top-percent:200;mso-width-relative:margin;mso-height-relative:margin;v-text-anchor:bottom" o:gfxdata="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" fillcolor="black [3213]" stroked="f" strokeweight="3pt">
+            <v:rect w14:anchorId="28FF1757" id="Rectángulo 8" o:spid="_x0000_s1033" style="position:absolute;margin-left:0;margin-top:0;width:36pt;height:25.2pt;z-index:251659264;visibility:visible;mso-wrap-style:square;mso-width-percent:0;mso-height-percent:0;mso-top-percent:200;mso-wrap-distance-left:0;mso-wrap-distance-top:0;mso-wrap-distance-right:0;mso-wrap-distance-bottom:0;mso-position-horizontal:left;mso-position-horizontal-relative:right-margin-area;mso-position-vertical-relative:bottom-margin-area;mso-width-percent:0;mso-height-percent:0;mso-top-percent:200;mso-width-relative:margin;mso-height-relative:margin;v-text-anchor:bottom" o:gfxdata="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" fillcolor="black [3213]" stroked="f" strokeweight="3pt">
               <v:textbox>
                 <w:txbxContent>
                   <w:p>
@@ -11242,6 +16003,119 @@
     </w:lvl>
   </w:abstractNum>
   <w:abstractNum w:abstractNumId="35" w15:restartNumberingAfterBreak="0">
+    <w:nsid w:val="6645255E"/>
+    <w:multiLevelType w:val="hybridMultilevel"/>
+    <w:tmpl w:val="A61878C8"/>
+    <w:lvl w:ilvl="0" w:tplc="0409000D">
+      <w:start w:val="1"/>
+      <w:numFmt w:val="bullet"/>
+      <w:lvlText w:val=""/>
+      <w:lvlJc w:val="left"/>
+      <w:pPr>
+        <w:ind w:left="720" w:hanging="360"/>
+      </w:pPr>
+      <w:rPr>
+        <w:rFonts w:ascii="Wingdings" w:hAnsi="Wingdings" w:hint="default"/>
+      </w:rPr>
+    </w:lvl>
+    <w:lvl w:ilvl="1" w:tplc="04090003" w:tentative="1">
+      <w:start w:val="1"/>
+      <w:numFmt w:val="bullet"/>
+      <w:lvlText w:val="o"/>
+      <w:lvlJc w:val="left"/>
+      <w:pPr>
+        <w:ind w:left="1440" w:hanging="360"/>
+      </w:pPr>
+      <w:rPr>
+        <w:rFonts w:ascii="Courier New" w:hAnsi="Courier New" w:cs="Courier New" w:hint="default"/>
+      </w:rPr>
+    </w:lvl>
+    <w:lvl w:ilvl="2" w:tplc="04090005" w:tentative="1">
+      <w:start w:val="1"/>
+      <w:numFmt w:val="bullet"/>
+      <w:lvlText w:val=""/>
+      <w:lvlJc w:val="left"/>
+      <w:pPr>
+        <w:ind w:left="2160" w:hanging="360"/>
+      </w:pPr>
+      <w:rPr>
+        <w:rFonts w:ascii="Wingdings" w:hAnsi="Wingdings" w:hint="default"/>
+      </w:rPr>
+    </w:lvl>
+    <w:lvl w:ilvl="3" w:tplc="04090001" w:tentative="1">
+      <w:start w:val="1"/>
+      <w:numFmt w:val="bullet"/>
+      <w:lvlText w:val=""/>
+      <w:lvlJc w:val="left"/>
+      <w:pPr>
+        <w:ind w:left="2880" w:hanging="360"/>
+      </w:pPr>
+      <w:rPr>
+        <w:rFonts w:ascii="Symbol" w:hAnsi="Symbol" w:hint="default"/>
+      </w:rPr>
+    </w:lvl>
+    <w:lvl w:ilvl="4" w:tplc="04090003" w:tentative="1">
+      <w:start w:val="1"/>
+      <w:numFmt w:val="bullet"/>
+      <w:lvlText w:val="o"/>
+      <w:lvlJc w:val="left"/>
+      <w:pPr>
+        <w:ind w:left="3600" w:hanging="360"/>
+      </w:pPr>
+      <w:rPr>
+        <w:rFonts w:ascii="Courier New" w:hAnsi="Courier New" w:cs="Courier New" w:hint="default"/>
+      </w:rPr>
+    </w:lvl>
+    <w:lvl w:ilvl="5" w:tplc="04090005" w:tentative="1">
+      <w:start w:val="1"/>
+      <w:numFmt w:val="bullet"/>
+      <w:lvlText w:val=""/>
+      <w:lvlJc w:val="left"/>
+      <w:pPr>
+        <w:ind w:left="4320" w:hanging="360"/>
+      </w:pPr>
+      <w:rPr>
+        <w:rFonts w:ascii="Wingdings" w:hAnsi="Wingdings" w:hint="default"/>
+      </w:rPr>
+    </w:lvl>
+    <w:lvl w:ilvl="6" w:tplc="04090001" w:tentative="1">
+      <w:start w:val="1"/>
+      <w:numFmt w:val="bullet"/>
+      <w:lvlText w:val=""/>
+      <w:lvlJc w:val="left"/>
+      <w:pPr>
+        <w:ind w:left="5040" w:hanging="360"/>
+      </w:pPr>
+      <w:rPr>
+        <w:rFonts w:ascii="Symbol" w:hAnsi="Symbol" w:hint="default"/>
+      </w:rPr>
+    </w:lvl>
+    <w:lvl w:ilvl="7" w:tplc="04090003" w:tentative="1">
+      <w:start w:val="1"/>
+      <w:numFmt w:val="bullet"/>
+      <w:lvlText w:val="o"/>
+      <w:lvlJc w:val="left"/>
+      <w:pPr>
+        <w:ind w:left="5760" w:hanging="360"/>
+      </w:pPr>
+      <w:rPr>
+        <w:rFonts w:ascii="Courier New" w:hAnsi="Courier New" w:cs="Courier New" w:hint="default"/>
+      </w:rPr>
+    </w:lvl>
+    <w:lvl w:ilvl="8" w:tplc="04090005" w:tentative="1">
+      <w:start w:val="1"/>
+      <w:numFmt w:val="bullet"/>
+      <w:lvlText w:val=""/>
+      <w:lvlJc w:val="left"/>
+      <w:pPr>
+        <w:ind w:left="6480" w:hanging="360"/>
+      </w:pPr>
+      <w:rPr>
+        <w:rFonts w:ascii="Wingdings" w:hAnsi="Wingdings" w:hint="default"/>
+      </w:rPr>
+    </w:lvl>
+  </w:abstractNum>
+  <w:abstractNum w:abstractNumId="36" w15:restartNumberingAfterBreak="0">
     <w:nsid w:val="67447B70"/>
     <w:multiLevelType w:val="multilevel"/>
     <w:tmpl w:val="729433BA"/>
@@ -11354,7 +16228,93 @@
       </w:pPr>
     </w:lvl>
   </w:abstractNum>
-  <w:abstractNum w:abstractNumId="36" w15:restartNumberingAfterBreak="0">
+  <w:abstractNum w:abstractNumId="37" w15:restartNumberingAfterBreak="0">
+    <w:nsid w:val="68776414"/>
+    <w:multiLevelType w:val="hybridMultilevel"/>
+    <w:tmpl w:val="2B76D8BC"/>
+    <w:lvl w:ilvl="0" w:tplc="0409000F">
+      <w:start w:val="1"/>
+      <w:numFmt w:val="decimal"/>
+      <w:lvlText w:val="%1."/>
+      <w:lvlJc w:val="left"/>
+      <w:pPr>
+        <w:ind w:left="720" w:hanging="360"/>
+      </w:pPr>
+    </w:lvl>
+    <w:lvl w:ilvl="1" w:tplc="04090019" w:tentative="1">
+      <w:start w:val="1"/>
+      <w:numFmt w:val="lowerLetter"/>
+      <w:lvlText w:val="%2."/>
+      <w:lvlJc w:val="left"/>
+      <w:pPr>
+        <w:ind w:left="1440" w:hanging="360"/>
+      </w:pPr>
+    </w:lvl>
+    <w:lvl w:ilvl="2" w:tplc="0409001B" w:tentative="1">
+      <w:start w:val="1"/>
+      <w:numFmt w:val="lowerRoman"/>
+      <w:lvlText w:val="%3."/>
+      <w:lvlJc w:val="right"/>
+      <w:pPr>
+        <w:ind w:left="2160" w:hanging="180"/>
+      </w:pPr>
+    </w:lvl>
+    <w:lvl w:ilvl="3" w:tplc="0409000F" w:tentative="1">
+      <w:start w:val="1"/>
+      <w:numFmt w:val="decimal"/>
+      <w:lvlText w:val="%4."/>
+      <w:lvlJc w:val="left"/>
+      <w:pPr>
+        <w:ind w:left="2880" w:hanging="360"/>
+      </w:pPr>
+    </w:lvl>
+    <w:lvl w:ilvl="4" w:tplc="04090019" w:tentative="1">
+      <w:start w:val="1"/>
+      <w:numFmt w:val="lowerLetter"/>
+      <w:lvlText w:val="%5."/>
+      <w:lvlJc w:val="left"/>
+      <w:pPr>
+        <w:ind w:left="3600" w:hanging="360"/>
+      </w:pPr>
+    </w:lvl>
+    <w:lvl w:ilvl="5" w:tplc="0409001B" w:tentative="1">
+      <w:start w:val="1"/>
+      <w:numFmt w:val="lowerRoman"/>
+      <w:lvlText w:val="%6."/>
+      <w:lvlJc w:val="right"/>
+      <w:pPr>
+        <w:ind w:left="4320" w:hanging="180"/>
+      </w:pPr>
+    </w:lvl>
+    <w:lvl w:ilvl="6" w:tplc="0409000F" w:tentative="1">
+      <w:start w:val="1"/>
+      <w:numFmt w:val="decimal"/>
+      <w:lvlText w:val="%7."/>
+      <w:lvlJc w:val="left"/>
+      <w:pPr>
+        <w:ind w:left="5040" w:hanging="360"/>
+      </w:pPr>
+    </w:lvl>
+    <w:lvl w:ilvl="7" w:tplc="04090019" w:tentative="1">
+      <w:start w:val="1"/>
+      <w:numFmt w:val="lowerLetter"/>
+      <w:lvlText w:val="%8."/>
+      <w:lvlJc w:val="left"/>
+      <w:pPr>
+        <w:ind w:left="5760" w:hanging="360"/>
+      </w:pPr>
+    </w:lvl>
+    <w:lvl w:ilvl="8" w:tplc="0409001B" w:tentative="1">
+      <w:start w:val="1"/>
+      <w:numFmt w:val="lowerRoman"/>
+      <w:lvlText w:val="%9."/>
+      <w:lvlJc w:val="right"/>
+      <w:pPr>
+        <w:ind w:left="6480" w:hanging="180"/>
+      </w:pPr>
+    </w:lvl>
+  </w:abstractNum>
+  <w:abstractNum w:abstractNumId="38" w15:restartNumberingAfterBreak="0">
     <w:nsid w:val="69400AB7"/>
     <w:multiLevelType w:val="hybridMultilevel"/>
     <w:tmpl w:val="7158DD08"/>
@@ -11467,7 +16427,7 @@
       </w:rPr>
     </w:lvl>
   </w:abstractNum>
-  <w:abstractNum w:abstractNumId="37" w15:restartNumberingAfterBreak="0">
+  <w:abstractNum w:abstractNumId="39" w15:restartNumberingAfterBreak="0">
     <w:nsid w:val="6D692386"/>
     <w:multiLevelType w:val="hybridMultilevel"/>
     <w:tmpl w:val="0A86F0C2"/>
@@ -11556,7 +16516,7 @@
       </w:pPr>
     </w:lvl>
   </w:abstractNum>
-  <w:abstractNum w:abstractNumId="38" w15:restartNumberingAfterBreak="0">
+  <w:abstractNum w:abstractNumId="40" w15:restartNumberingAfterBreak="0">
     <w:nsid w:val="6D8136F0"/>
     <w:multiLevelType w:val="hybridMultilevel"/>
     <w:tmpl w:val="ADEE1528"/>
@@ -11669,7 +16629,7 @@
       </w:rPr>
     </w:lvl>
   </w:abstractNum>
-  <w:abstractNum w:abstractNumId="39" w15:restartNumberingAfterBreak="0">
+  <w:abstractNum w:abstractNumId="41" w15:restartNumberingAfterBreak="0">
     <w:nsid w:val="6EEF25FA"/>
     <w:multiLevelType w:val="hybridMultilevel"/>
     <w:tmpl w:val="49B8842C"/>
@@ -11782,7 +16742,7 @@
       </w:rPr>
     </w:lvl>
   </w:abstractNum>
-  <w:abstractNum w:abstractNumId="40" w15:restartNumberingAfterBreak="0">
+  <w:abstractNum w:abstractNumId="42" w15:restartNumberingAfterBreak="0">
     <w:nsid w:val="73BA04DC"/>
     <w:multiLevelType w:val="multilevel"/>
     <w:tmpl w:val="38CEC0AC"/>
@@ -11931,7 +16891,7 @@
       </w:rPr>
     </w:lvl>
   </w:abstractNum>
-  <w:abstractNum w:abstractNumId="41" w15:restartNumberingAfterBreak="0">
+  <w:abstractNum w:abstractNumId="43" w15:restartNumberingAfterBreak="0">
     <w:nsid w:val="76810709"/>
     <w:multiLevelType w:val="multilevel"/>
     <w:tmpl w:val="3BBC0382"/>
@@ -12080,7 +17040,7 @@
       </w:rPr>
     </w:lvl>
   </w:abstractNum>
-  <w:abstractNum w:abstractNumId="42" w15:restartNumberingAfterBreak="0">
+  <w:abstractNum w:abstractNumId="44" w15:restartNumberingAfterBreak="0">
     <w:nsid w:val="7947716D"/>
     <w:multiLevelType w:val="multilevel"/>
     <w:tmpl w:val="3BBC0382"/>
@@ -12229,7 +17189,7 @@
       </w:rPr>
     </w:lvl>
   </w:abstractNum>
-  <w:abstractNum w:abstractNumId="43" w15:restartNumberingAfterBreak="0">
+  <w:abstractNum w:abstractNumId="45" w15:restartNumberingAfterBreak="0">
     <w:nsid w:val="7DA44616"/>
     <w:multiLevelType w:val="multilevel"/>
     <w:tmpl w:val="F98CF786"/>
@@ -12342,7 +17302,7 @@
       </w:pPr>
     </w:lvl>
   </w:abstractNum>
-  <w:abstractNum w:abstractNumId="44" w15:restartNumberingAfterBreak="0">
+  <w:abstractNum w:abstractNumId="46" w15:restartNumberingAfterBreak="0">
     <w:nsid w:val="7E1B2DFA"/>
     <w:multiLevelType w:val="hybridMultilevel"/>
     <w:tmpl w:val="15107442"/>
@@ -12455,7 +17415,7 @@
       </w:rPr>
     </w:lvl>
   </w:abstractNum>
-  <w:abstractNum w:abstractNumId="45" w15:restartNumberingAfterBreak="0">
+  <w:abstractNum w:abstractNumId="47" w15:restartNumberingAfterBreak="0">
     <w:nsid w:val="7F616FB5"/>
     <w:multiLevelType w:val="multilevel"/>
     <w:tmpl w:val="402092C8"/>
@@ -12617,10 +17577,10 @@
     <w:abstractNumId w:val="11"/>
   </w:num>
   <w:num w:numId="5" w16cid:durableId="1136533838">
-    <w:abstractNumId w:val="38"/>
+    <w:abstractNumId w:val="40"/>
   </w:num>
   <w:num w:numId="6" w16cid:durableId="1681617760">
-    <w:abstractNumId w:val="36"/>
+    <w:abstractNumId w:val="38"/>
   </w:num>
   <w:num w:numId="7" w16cid:durableId="368380834">
     <w:abstractNumId w:val="6"/>
@@ -12632,10 +17592,10 @@
     <w:abstractNumId w:val="3"/>
   </w:num>
   <w:num w:numId="10" w16cid:durableId="1129396702">
-    <w:abstractNumId w:val="43"/>
+    <w:abstractNumId w:val="45"/>
   </w:num>
   <w:num w:numId="11" w16cid:durableId="1142574656">
-    <w:abstractNumId w:val="45"/>
+    <w:abstractNumId w:val="47"/>
   </w:num>
   <w:num w:numId="12" w16cid:durableId="1671324757">
     <w:abstractNumId w:val="5"/>
@@ -12644,13 +17604,13 @@
     <w:abstractNumId w:val="17"/>
   </w:num>
   <w:num w:numId="14" w16cid:durableId="343165419">
-    <w:abstractNumId w:val="37"/>
+    <w:abstractNumId w:val="39"/>
   </w:num>
   <w:num w:numId="15" w16cid:durableId="1162546887">
     <w:abstractNumId w:val="13"/>
   </w:num>
   <w:num w:numId="16" w16cid:durableId="1738354470">
-    <w:abstractNumId w:val="44"/>
+    <w:abstractNumId w:val="46"/>
   </w:num>
   <w:num w:numId="17" w16cid:durableId="1064181989">
     <w:abstractNumId w:val="22"/>
@@ -12701,13 +17661,13 @@
     <w:abstractNumId w:val="28"/>
   </w:num>
   <w:num w:numId="33" w16cid:durableId="1894465385">
-    <w:abstractNumId w:val="39"/>
+    <w:abstractNumId w:val="41"/>
   </w:num>
   <w:num w:numId="34" w16cid:durableId="1080641741">
-    <w:abstractNumId w:val="42"/>
+    <w:abstractNumId w:val="44"/>
   </w:num>
   <w:num w:numId="35" w16cid:durableId="347567265">
-    <w:abstractNumId w:val="40"/>
+    <w:abstractNumId w:val="42"/>
   </w:num>
   <w:num w:numId="36" w16cid:durableId="1108541915">
     <w:abstractNumId w:val="32"/>
@@ -12716,13 +17676,13 @@
     <w:abstractNumId w:val="26"/>
   </w:num>
   <w:num w:numId="38" w16cid:durableId="403339741">
-    <w:abstractNumId w:val="41"/>
+    <w:abstractNumId w:val="43"/>
   </w:num>
   <w:num w:numId="39" w16cid:durableId="446900349">
     <w:abstractNumId w:val="1"/>
   </w:num>
   <w:num w:numId="40" w16cid:durableId="1458373009">
-    <w:abstractNumId w:val="35"/>
+    <w:abstractNumId w:val="36"/>
   </w:num>
   <w:num w:numId="41" w16cid:durableId="1442922120">
     <w:abstractNumId w:val="19"/>
@@ -12741,6 +17701,12 @@
   </w:num>
   <w:num w:numId="46" w16cid:durableId="1758552921">
     <w:abstractNumId w:val="14"/>
+  </w:num>
+  <w:num w:numId="47" w16cid:durableId="1163542494">
+    <w:abstractNumId w:val="35"/>
+  </w:num>
+  <w:num w:numId="48" w16cid:durableId="503327221">
+    <w:abstractNumId w:val="37"/>
   </w:num>
   <w:numIdMacAtCleanup w:val="27"/>
 </w:numbering>

--- a/Javascript/Js_Module_01/Module_01_js.docx
+++ b/Javascript/Js_Module_01/Module_01_js.docx
@@ -453,25 +453,7 @@
                 <w:noProof/>
                 <w:lang w:val="es-ES"/>
               </w:rPr>
-              <w:t xml:space="preserve">00: La </w:t>
-            </w:r>
-            <w:r>
-              <w:rPr>
-                <w:rStyle w:val="Hipervnculo"/>
-                <w:bCs/>
-                <w:noProof/>
-                <w:lang w:val="es-ES"/>
-              </w:rPr>
-              <w:t>P</w:t>
-            </w:r>
-            <w:r>
-              <w:rPr>
-                <w:rStyle w:val="Hipervnculo"/>
-                <w:bCs/>
-                <w:noProof/>
-                <w:lang w:val="es-ES"/>
-              </w:rPr>
-              <w:t>uerta de Entrada</w:t>
+              <w:t>00: La Puerta de Entrada</w:t>
             </w:r>
             <w:r>
               <w:rPr>
@@ -2927,8 +2909,6 @@
         </w:rPr>
         <w:t xml:space="preserve">√ What type of modules does your project use? · </w:t>
       </w:r>
-      <w:proofErr w:type="spellStart"/>
-      <w:proofErr w:type="gramStart"/>
       <w:r>
         <w:rPr>
           <w:b/>
@@ -2938,10 +2918,19 @@
           <w:sz w:val="18"/>
           <w:szCs w:val="18"/>
         </w:rPr>
-        <w:t>esm</w:t>
-      </w:r>
-      <w:proofErr w:type="spellEnd"/>
-      <w:proofErr w:type="gramEnd"/>
+        <w:t>JavaScript modules (import/export)</w:t>
+      </w:r>
+      <w:r>
+        <w:rPr>
+          <w:b/>
+          <w:bCs/>
+          <w:i/>
+          <w:iCs/>
+          <w:sz w:val="18"/>
+          <w:szCs w:val="18"/>
+        </w:rPr>
+        <w:t xml:space="preserve"> – Actual</w:t>
+      </w:r>
     </w:p>
     <w:p>
       <w:pPr>
@@ -6152,7 +6141,7 @@
           <w:noProof/>
         </w:rPr>
         <w:drawing>
-          <wp:inline distT="0" distB="0" distL="0" distR="0" wp14:anchorId="4BFDE7AC" wp14:editId="1C94B5F4">
+          <wp:inline distT="0" distB="0" distL="0" distR="0" wp14:anchorId="4BFDE7AC" wp14:editId="3FEE61FE">
             <wp:extent cx="4949190" cy="3299460"/>
             <wp:effectExtent l="114300" t="114300" r="156210" b="148590"/>
             <wp:docPr id="1256845824" name="Imagen 7" descr="DC's Got a Lot of Superman Coming This Summer"/>
@@ -6536,7 +6525,7 @@
         </w:rPr>
         <w:lastRenderedPageBreak/>
         <w:drawing>
-          <wp:anchor distT="0" distB="0" distL="114300" distR="114300" simplePos="0" relativeHeight="251678720" behindDoc="0" locked="0" layoutInCell="1" allowOverlap="1" wp14:anchorId="1C79BC5C" wp14:editId="34AAEEB7">
+          <wp:anchor distT="0" distB="0" distL="114300" distR="114300" simplePos="0" relativeHeight="251678720" behindDoc="0" locked="0" layoutInCell="1" allowOverlap="1" wp14:anchorId="1C79BC5C" wp14:editId="73B69E93">
             <wp:simplePos x="0" y="0"/>
             <wp:positionH relativeFrom="column">
               <wp:posOffset>4260850</wp:posOffset>
@@ -7259,84 +7248,95 @@
         <w:rPr>
           <w:i/>
           <w:iCs/>
-        </w:rPr>
-      </w:pPr>
+          <w:lang w:val="es-ES"/>
+        </w:rPr>
+      </w:pPr>
+      <w:proofErr w:type="spellStart"/>
       <w:r>
         <w:rPr>
           <w:i/>
           <w:iCs/>
-        </w:rPr>
-        <w:t>node tk_secure_input.js Tomate 42</w:t>
-      </w:r>
-    </w:p>
-    <w:p>
-      <w:pPr>
-        <w:pStyle w:val="Sinespaciado"/>
-        <w:rPr>
-          <w:b/>
-          <w:bCs/>
-        </w:rPr>
-      </w:pPr>
-      <w:proofErr w:type="spellStart"/>
+          <w:lang w:val="es-ES"/>
+        </w:rPr>
+        <w:t>node</w:t>
+      </w:r>
+      <w:proofErr w:type="spellEnd"/>
       <w:r>
         <w:rPr>
           <w:i/>
           <w:iCs/>
-        </w:rPr>
-        <w:t>Cultivo</w:t>
-      </w:r>
-      <w:proofErr w:type="spellEnd"/>
+          <w:lang w:val="es-ES"/>
+        </w:rPr>
+        <w:t xml:space="preserve"> tk_secure_input.js Tomate 42</w:t>
+      </w:r>
+    </w:p>
+    <w:p>
+      <w:pPr>
+        <w:pStyle w:val="Sinespaciado"/>
+        <w:rPr>
+          <w:b/>
+          <w:bCs/>
+          <w:lang w:val="es-ES"/>
+        </w:rPr>
+      </w:pPr>
       <w:r>
         <w:rPr>
           <w:i/>
           <w:iCs/>
-        </w:rPr>
-        <w:t xml:space="preserve"> </w:t>
-      </w:r>
-      <w:proofErr w:type="spellStart"/>
-      <w:proofErr w:type="gramStart"/>
+          <w:lang w:val="es-ES"/>
+        </w:rPr>
+        <w:t xml:space="preserve">Cultivo registrado: </w:t>
+      </w:r>
       <w:r>
         <w:rPr>
           <w:i/>
           <w:iCs/>
-        </w:rPr>
-        <w:t>registrado</w:t>
-      </w:r>
-      <w:proofErr w:type="spellEnd"/>
+          <w:lang w:val="es-ES"/>
+        </w:rPr>
+        <w:t>{</w:t>
+      </w:r>
+      <w:proofErr w:type="spellStart"/>
       <w:r>
         <w:rPr>
           <w:i/>
           <w:iCs/>
-        </w:rPr>
-        <w:t xml:space="preserve">: </w:t>
-      </w:r>
+          <w:lang w:val="es-ES"/>
+        </w:rPr>
+        <w:t>name</w:t>
+      </w:r>
+      <w:proofErr w:type="spellEnd"/>
       <w:r>
         <w:rPr>
           <w:i/>
           <w:iCs/>
-        </w:rPr>
-        <w:t>{</w:t>
-      </w:r>
-      <w:proofErr w:type="gramEnd"/>
+          <w:lang w:val="es-ES"/>
+        </w:rPr>
+        <w:t xml:space="preserve">: 'Tomate', </w:t>
+      </w:r>
+      <w:proofErr w:type="spellStart"/>
       <w:r>
         <w:rPr>
           <w:i/>
           <w:iCs/>
-        </w:rPr>
-        <w:t>name</w:t>
-      </w:r>
+          <w:lang w:val="es-ES"/>
+        </w:rPr>
+        <w:t>qty</w:t>
+      </w:r>
+      <w:proofErr w:type="spellEnd"/>
       <w:r>
         <w:rPr>
           <w:i/>
           <w:iCs/>
-        </w:rPr>
-        <w:t xml:space="preserve">: 'Tomate', qty: </w:t>
+          <w:lang w:val="es-ES"/>
+        </w:rPr>
+        <w:t xml:space="preserve">: </w:t>
       </w:r>
       <w:proofErr w:type="gramStart"/>
       <w:r>
         <w:rPr>
           <w:i/>
           <w:iCs/>
+          <w:lang w:val="es-ES"/>
         </w:rPr>
         <w:t>42 }</w:t>
       </w:r>
@@ -7348,6 +7348,7 @@
         <w:rPr>
           <w:b/>
           <w:bCs/>
+          <w:lang w:val="es-ES"/>
         </w:rPr>
       </w:pPr>
     </w:p>
@@ -7439,40 +7440,17 @@
         <w:rPr>
           <w:b/>
           <w:bCs/>
-        </w:rPr>
-      </w:pPr>
-      <w:r>
-        <w:rPr>
-          <w:b/>
-          <w:bCs/>
-        </w:rPr>
-        <w:t xml:space="preserve">Si </w:t>
-      </w:r>
-      <w:proofErr w:type="spellStart"/>
-      <w:r>
-        <w:rPr>
-          <w:b/>
-          <w:bCs/>
-        </w:rPr>
-        <w:t>faltan</w:t>
-      </w:r>
-      <w:proofErr w:type="spellEnd"/>
-      <w:r>
-        <w:rPr>
-          <w:b/>
-          <w:bCs/>
-        </w:rPr>
-        <w:t xml:space="preserve"> </w:t>
-      </w:r>
-      <w:proofErr w:type="spellStart"/>
-      <w:r>
-        <w:rPr>
-          <w:b/>
-          <w:bCs/>
-        </w:rPr>
-        <w:t>argumentos</w:t>
-      </w:r>
-      <w:proofErr w:type="spellEnd"/>
+          <w:lang w:val="es-ES"/>
+        </w:rPr>
+      </w:pPr>
+      <w:r>
+        <w:rPr>
+          <w:b/>
+          <w:bCs/>
+          <w:lang w:val="es-ES"/>
+        </w:rPr>
+        <w:t>Si faltan argumentos</w:t>
+      </w:r>
     </w:p>
     <w:p>
       <w:pPr>
@@ -7938,7 +7916,7 @@
     <w:p>
       <w:r>
         <w:pict w14:anchorId="5670CF01">
-          <v:rect id="_x0000_i1056" style="width:0;height:1.5pt" o:hralign="center" o:hrstd="t" o:hr="t" fillcolor="#a0a0a0" stroked="f"/>
+          <v:rect id="_x0000_i1027" style="width:0;height:1.5pt" o:hralign="center" o:hrstd="t" o:hr="t" fillcolor="#a0a0a0" stroked="f"/>
         </w:pict>
       </w:r>
     </w:p>
